--- a/docs/source/User_Guide_EN.docx
+++ b/docs/source/User_Guide_EN.docx
@@ -4,101 +4,157 @@
   <w:body>
     <w:p>
       <w:pPr>
-        <w:spacing w:before="1200"/>
+        <w:spacing w:before="1720" w:after="160"/>
         <w:jc w:val="center"/>
       </w:pPr>
       <w:r>
         <w:rPr>
-          <w:rFonts w:ascii="Arial" w:hAnsi="Arial" w:eastAsia="Hiragino Sans GB"/>
+          <w:rFonts w:ascii="Arial" w:hAnsi="Arial" w:eastAsia="Arial"/>
           <w:b/>
-          <w:color w:val="167F83"/>
-          <w:sz w:val="18"/>
-        </w:rPr>
-        <w:t>ACADEMIC WRITING WORKSPACE</w:t>
-      </w:r>
-    </w:p>
-    <w:p>
-      <w:pPr>
-        <w:pStyle w:val="Title"/>
-      </w:pPr>
-      <w:r>
-        <w:rPr>
-          <w:rFonts w:ascii="Arial" w:hAnsi="Arial" w:eastAsia="Hiragino Sans GB"/>
-          <w:b/>
-          <w:color w:val="173A56"/>
-          <w:sz w:val="54"/>
+          <w:color w:val="4E3D68"/>
+          <w:sz w:val="58"/>
         </w:rPr>
         <w:t>Lumielle Academic Assistant</w:t>
       </w:r>
     </w:p>
     <w:p>
       <w:pPr>
-        <w:pStyle w:val="Subtitle"/>
+        <w:spacing w:after="360"/>
+        <w:jc w:val="center"/>
       </w:pPr>
       <w:r>
         <w:rPr>
-          <w:rFonts w:ascii="Arial" w:hAnsi="Arial" w:eastAsia="Hiragino Sans GB"/>
-          <w:color w:val="617386"/>
-          <w:sz w:val="24"/>
+          <w:rFonts w:ascii="Arial" w:hAnsi="Arial" w:eastAsia="Arial"/>
+          <w:b/>
+          <w:color w:val="665184"/>
+          <w:sz w:val="38"/>
         </w:rPr>
-        <w:t>A local workflow from research topic to a reviewable Word manuscript</w:t>
+        <w:t>微光 · 学术论文助手</w:t>
       </w:r>
     </w:p>
     <w:p>
       <w:pPr>
-        <w:spacing w:before="200" w:after="300"/>
+        <w:spacing w:after="320"/>
         <w:jc w:val="center"/>
       </w:pPr>
       <w:r>
         <w:rPr>
-          <w:rFonts w:ascii="Arial" w:hAnsi="Arial" w:eastAsia="Hiragino Sans GB"/>
-          <w:color w:val="167F83"/>
-          <w:sz w:val="20"/>
+          <w:rFonts w:ascii="Arial" w:hAnsi="Arial" w:eastAsia="Arial"/>
+          <w:b w:val="0"/>
+          <w:color w:val="716D79"/>
+          <w:sz w:val="28"/>
         </w:rPr>
-        <w:t>Research facts  ·  Literature evidence  ·  Chapter writing  ·  Reviewable export</w:t>
+        <w:t>A local writing assistant from research materials to a Word draft</w:t>
       </w:r>
     </w:p>
     <w:p>
       <w:pPr>
-        <w:spacing w:before="240" w:after="360" w:line="312" w:lineRule="auto"/>
-        <w:ind w:left="907" w:right="907"/>
+        <w:spacing w:after="260"/>
         <w:jc w:val="center"/>
       </w:pPr>
       <w:r>
         <w:rPr>
-          <w:rFonts w:ascii="Arial" w:hAnsi="Arial" w:eastAsia="Hiragino Sans GB"/>
-          <w:color w:val="25313B"/>
+          <w:rFonts w:ascii="Arial" w:hAnsi="Arial" w:eastAsia="Arial"/>
+          <w:b/>
+          <w:color w:val="4E3D68"/>
           <w:sz w:val="22"/>
         </w:rPr>
-        <w:t>Lumielle Academic Assistant brings research-material management, literature analysis, outlining, chapter drafting, and Word export into one local desktop workflow. It assists with organization and drafting; it does not replace researcher judgment, source verification, or academic integrity requirements.</w:t>
+        <w:t>v1.1.0 — Unreleased</w:t>
       </w:r>
     </w:p>
     <w:p>
       <w:pPr>
+        <w:spacing w:before="300" w:after="400"/>
         <w:jc w:val="center"/>
       </w:pPr>
       <w:r>
         <w:rPr>
-          <w:rFonts w:ascii="Arial" w:hAnsi="Arial" w:eastAsia="Hiragino Sans GB"/>
-          <w:b/>
-          <w:color w:val="173A56"/>
-          <w:sz w:val="20"/>
+          <w:rFonts w:ascii="Arial" w:hAnsi="Arial" w:eastAsia="Arial"/>
+          <w:b w:val="0"/>
+          <w:color w:val="34323A"/>
+          <w:sz w:val="22"/>
         </w:rPr>
-        <w:t>v1.1.0 — Unreleased  ·  2026</w:t>
+        <w:t>No programming knowledge required. Keep research materials, literature, and drafting in one clear workflow.</w:t>
       </w:r>
+    </w:p>
+    <w:tbl>
+      <w:tblPr>
+        <w:tblW w:type="auto" w:w="0"/>
+        <w:jc w:val="center"/>
+        <w:tblLayout w:type="fixed"/>
+        <w:tblLook w:firstColumn="1" w:firstRow="1" w:lastColumn="0" w:lastRow="0" w:noHBand="0" w:noVBand="1" w:val="04A0"/>
+        <w:tblBorders>
+          <w:top w:val="single" w:sz="4" w:color="DDD7E6"/>
+          <w:left w:val="single" w:sz="4" w:color="DDD7E6"/>
+          <w:bottom w:val="single" w:sz="4" w:color="DDD7E6"/>
+          <w:right w:val="single" w:sz="4" w:color="DDD7E6"/>
+          <w:insideH w:val="single" w:sz="4" w:color="DDD7E6"/>
+          <w:insideV w:val="single" w:sz="4" w:color="DDD7E6"/>
+        </w:tblBorders>
+      </w:tblPr>
+      <w:tblGrid>
+        <w:gridCol w:w="9792"/>
+      </w:tblGrid>
+      <w:tr>
+        <w:trPr>
+          <w:cantSplit/>
+        </w:trPr>
+        <w:tc>
+          <w:tcPr>
+            <w:tcW w:type="dxa" w:w="9792"/>
+            <w:shd w:fill="F2EEF7"/>
+            <w:tcMar>
+              <w:top w:w="110" w:type="dxa"/>
+              <w:start w:w="145" w:type="dxa"/>
+              <w:bottom w:w="110" w:type="dxa"/>
+              <w:end w:w="145" w:type="dxa"/>
+            </w:tcMar>
+            <w:vAlign w:val="center"/>
+          </w:tcPr>
+          <w:p>
+            <w:pPr>
+              <w:spacing w:after="0" w:line="264" w:lineRule="auto"/>
+            </w:pPr>
+            <w:r>
+              <w:rPr>
+                <w:rFonts w:ascii="Arial" w:hAnsi="Arial" w:eastAsia="Arial"/>
+                <w:b/>
+                <w:color w:val="665184"/>
+                <w:sz w:val="19"/>
+              </w:rPr>
+              <w:t xml:space="preserve">FIRST TIME / 第一次使用  </w:t>
+            </w:r>
+            <w:r>
+              <w:rPr>
+                <w:rFonts w:ascii="Arial" w:hAnsi="Arial" w:eastAsia="Arial"/>
+                <w:b w:val="0"/>
+                <w:color w:val="34323A"/>
+                <w:sz w:val="19"/>
+              </w:rPr>
+              <w:t>Start on page 2. The first four pages walk you through a first writing session.</w:t>
+            </w:r>
+          </w:p>
+        </w:tc>
+      </w:tr>
+    </w:tbl>
+    <w:p>
+      <w:pPr>
+        <w:spacing w:line="274" w:lineRule="auto" w:after="40"/>
+      </w:pPr>
     </w:p>
     <w:p>
       <w:pPr>
-        <w:spacing w:before="180"/>
+        <w:spacing w:before="680"/>
         <w:jc w:val="center"/>
       </w:pPr>
       <w:r>
         <w:rPr>
-          <w:rFonts w:ascii="Arial" w:hAnsi="Arial" w:eastAsia="Hiragino Sans GB"/>
-          <w:color w:val="617386"/>
+          <w:rFonts w:ascii="Arial" w:hAnsi="Arial" w:eastAsia="Arial"/>
+          <w:b w:val="0"/>
+          <w:color w:val="716D79"/>
           <w:sz w:val="18"/>
         </w:rPr>
-        <w:t>Writing assistance · Review all output</w:t>
+        <w:t>For organization and drafting; research judgment, source checks, and final responsibility remain with the author.</w:t>
       </w:r>
     </w:p>
     <w:p>
@@ -113,67 +169,750 @@
       </w:pPr>
       <w:r>
         <w:rPr>
-          <w:rFonts w:ascii="Arial" w:hAnsi="Arial" w:eastAsia="Hiragino Sans GB"/>
+          <w:rFonts w:ascii="Arial" w:hAnsi="Arial" w:eastAsia="Arial"/>
           <w:b/>
-          <w:color w:val="454B7C"/>
-          <w:sz w:val="30"/>
+          <w:color w:val="4E3D68"/>
+          <w:sz w:val="38"/>
         </w:rPr>
-        <w:t>1. Purpose and limits</w:t>
+        <w:t>Lumielle in 30 seconds</w:t>
       </w:r>
     </w:p>
     <w:p>
       <w:pPr>
-        <w:keepLines/>
+        <w:spacing w:after="80" w:line="274" w:lineRule="auto"/>
       </w:pPr>
       <w:r>
         <w:rPr>
-          <w:rFonts w:ascii="Arial" w:hAnsi="Arial" w:eastAsia="Hiragino Sans GB"/>
-          <w:color w:val="25313B"/>
-          <w:sz w:val="21"/>
+          <w:rFonts w:ascii="Arial" w:hAnsi="Arial" w:eastAsia="Arial"/>
+          <w:b w:val="0"/>
+          <w:color w:val="34323A"/>
+          <w:sz w:val="20"/>
         </w:rPr>
-        <w:t>The application runs locally and stores project files on the machine. When an LLM service is called, selected content is sent to the provider configured by the user. Model output can omit, misread, or invent details and must be reviewed by the author.</w:t>
+        <w:t>Why use a dedicated writing workspace instead of a regular AI chat? A paper often involves several chapters, changing evidence, and repeated source checks. Lumielle keeps the topic, research materials, outline, and drafts together so you can return to a specific part of the paper.</w:t>
       </w:r>
+    </w:p>
+    <w:tbl>
+      <w:tblPr>
+        <w:tblW w:type="auto" w:w="0"/>
+        <w:jc w:val="center"/>
+        <w:tblLayout w:type="fixed"/>
+        <w:tblLook w:firstColumn="1" w:firstRow="1" w:lastColumn="0" w:lastRow="0" w:noHBand="0" w:noVBand="1" w:val="04A0"/>
+        <w:tblBorders>
+          <w:top w:val="single" w:sz="4" w:color="DDD7E6"/>
+          <w:left w:val="single" w:sz="4" w:color="DDD7E6"/>
+          <w:bottom w:val="single" w:sz="4" w:color="DDD7E6"/>
+          <w:right w:val="single" w:sz="4" w:color="DDD7E6"/>
+          <w:insideH w:val="single" w:sz="4" w:color="DDD7E6"/>
+          <w:insideV w:val="single" w:sz="4" w:color="DDD7E6"/>
+        </w:tblBorders>
+      </w:tblPr>
+      <w:tblGrid>
+        <w:gridCol w:w="3231"/>
+        <w:gridCol w:w="6561"/>
+      </w:tblGrid>
+      <w:tr>
+        <w:trPr>
+          <w:cantSplit/>
+        </w:trPr>
+        <w:tc>
+          <w:tcPr>
+            <w:tcW w:type="dxa" w:w="3231"/>
+            <w:shd w:fill="665184"/>
+            <w:tcMar>
+              <w:top w:w="80" w:type="dxa"/>
+              <w:start w:w="90" w:type="dxa"/>
+              <w:bottom w:w="80" w:type="dxa"/>
+              <w:end w:w="90" w:type="dxa"/>
+            </w:tcMar>
+          </w:tcPr>
+          <w:p>
+            <w:pPr>
+              <w:spacing w:after="0" w:line="250" w:lineRule="auto"/>
+            </w:pPr>
+            <w:r>
+              <w:rPr>
+                <w:rFonts w:ascii="Arial" w:hAnsi="Arial" w:eastAsia="Arial"/>
+                <w:b/>
+                <w:color w:val="FFFFFF"/>
+                <w:sz w:val="17"/>
+              </w:rPr>
+              <w:t>A common writing difficulty</w:t>
+            </w:r>
+          </w:p>
+        </w:tc>
+        <w:tc>
+          <w:tcPr>
+            <w:tcW w:type="dxa" w:w="6561"/>
+            <w:shd w:fill="665184"/>
+            <w:tcMar>
+              <w:top w:w="80" w:type="dxa"/>
+              <w:start w:w="90" w:type="dxa"/>
+              <w:bottom w:w="80" w:type="dxa"/>
+              <w:end w:w="90" w:type="dxa"/>
+            </w:tcMar>
+          </w:tcPr>
+          <w:p>
+            <w:pPr>
+              <w:spacing w:after="0" w:line="250" w:lineRule="auto"/>
+            </w:pPr>
+            <w:r>
+              <w:rPr>
+                <w:rFonts w:ascii="Arial" w:hAnsi="Arial" w:eastAsia="Arial"/>
+                <w:b/>
+                <w:color w:val="FFFFFF"/>
+                <w:sz w:val="17"/>
+              </w:rPr>
+              <w:t>How Lumielle can help</w:t>
+            </w:r>
+          </w:p>
+        </w:tc>
+      </w:tr>
+      <w:tr>
+        <w:trPr>
+          <w:cantSplit/>
+        </w:trPr>
+        <w:tc>
+          <w:tcPr>
+            <w:tcW w:type="dxa" w:w="3231"/>
+            <w:shd w:fill="FFFFFF"/>
+            <w:tcMar>
+              <w:top w:w="76" w:type="dxa"/>
+              <w:start w:w="90" w:type="dxa"/>
+              <w:bottom w:w="76" w:type="dxa"/>
+              <w:end w:w="90" w:type="dxa"/>
+            </w:tcMar>
+            <w:vAlign w:val="center"/>
+          </w:tcPr>
+          <w:p>
+            <w:pPr>
+              <w:spacing w:after="0" w:line="250" w:lineRule="auto"/>
+            </w:pPr>
+            <w:r>
+              <w:rPr>
+                <w:rFonts w:ascii="Arial" w:hAnsi="Arial" w:eastAsia="Arial"/>
+                <w:b/>
+                <w:color w:val="34323A"/>
+                <w:sz w:val="17"/>
+              </w:rPr>
+              <w:t>Long chats are hard to review</w:t>
+            </w:r>
+          </w:p>
+        </w:tc>
+        <w:tc>
+          <w:tcPr>
+            <w:tcW w:type="dxa" w:w="6561"/>
+            <w:shd w:fill="FFFFFF"/>
+            <w:tcMar>
+              <w:top w:w="76" w:type="dxa"/>
+              <w:start w:w="90" w:type="dxa"/>
+              <w:bottom w:w="76" w:type="dxa"/>
+              <w:end w:w="90" w:type="dxa"/>
+            </w:tcMar>
+            <w:vAlign w:val="center"/>
+          </w:tcPr>
+          <w:p>
+            <w:pPr>
+              <w:spacing w:after="0" w:line="250" w:lineRule="auto"/>
+            </w:pPr>
+            <w:r>
+              <w:rPr>
+                <w:rFonts w:ascii="Arial" w:hAnsi="Arial" w:eastAsia="Arial"/>
+                <w:b w:val="0"/>
+                <w:color w:val="34323A"/>
+                <w:sz w:val="17"/>
+              </w:rPr>
+              <w:t>Keep the topic, materials, outline, and chapters organized around one paper.</w:t>
+            </w:r>
+          </w:p>
+        </w:tc>
+      </w:tr>
+      <w:tr>
+        <w:trPr>
+          <w:cantSplit/>
+        </w:trPr>
+        <w:tc>
+          <w:tcPr>
+            <w:tcW w:type="dxa" w:w="3231"/>
+            <w:shd w:fill="F7F5F9"/>
+            <w:tcMar>
+              <w:top w:w="76" w:type="dxa"/>
+              <w:start w:w="90" w:type="dxa"/>
+              <w:bottom w:w="76" w:type="dxa"/>
+              <w:end w:w="90" w:type="dxa"/>
+            </w:tcMar>
+            <w:vAlign w:val="center"/>
+          </w:tcPr>
+          <w:p>
+            <w:pPr>
+              <w:spacing w:after="0" w:line="250" w:lineRule="auto"/>
+            </w:pPr>
+            <w:r>
+              <w:rPr>
+                <w:rFonts w:ascii="Arial" w:hAnsi="Arial" w:eastAsia="Arial"/>
+                <w:b/>
+                <w:color w:val="34323A"/>
+                <w:sz w:val="17"/>
+              </w:rPr>
+              <w:t>A revised chapter can be forgotten</w:t>
+            </w:r>
+          </w:p>
+        </w:tc>
+        <w:tc>
+          <w:tcPr>
+            <w:tcW w:type="dxa" w:w="6561"/>
+            <w:shd w:fill="F7F5F9"/>
+            <w:tcMar>
+              <w:top w:w="76" w:type="dxa"/>
+              <w:start w:w="90" w:type="dxa"/>
+              <w:bottom w:w="76" w:type="dxa"/>
+              <w:end w:w="90" w:type="dxa"/>
+            </w:tcMar>
+            <w:vAlign w:val="center"/>
+          </w:tcPr>
+          <w:p>
+            <w:pPr>
+              <w:spacing w:after="0" w:line="250" w:lineRule="auto"/>
+            </w:pPr>
+            <w:r>
+              <w:rPr>
+                <w:rFonts w:ascii="Arial" w:hAnsi="Arial" w:eastAsia="Arial"/>
+                <w:b w:val="0"/>
+                <w:color w:val="34323A"/>
+                <w:sz w:val="17"/>
+              </w:rPr>
+              <w:t>Saving an edit starts a new chapter-memory build for later writing.</w:t>
+            </w:r>
+          </w:p>
+        </w:tc>
+      </w:tr>
+      <w:tr>
+        <w:trPr>
+          <w:cantSplit/>
+        </w:trPr>
+        <w:tc>
+          <w:tcPr>
+            <w:tcW w:type="dxa" w:w="3231"/>
+            <w:shd w:fill="FFFFFF"/>
+            <w:tcMar>
+              <w:top w:w="76" w:type="dxa"/>
+              <w:start w:w="90" w:type="dxa"/>
+              <w:bottom w:w="76" w:type="dxa"/>
+              <w:end w:w="90" w:type="dxa"/>
+            </w:tcMar>
+            <w:vAlign w:val="center"/>
+          </w:tcPr>
+          <w:p>
+            <w:pPr>
+              <w:spacing w:after="0" w:line="250" w:lineRule="auto"/>
+            </w:pPr>
+            <w:r>
+              <w:rPr>
+                <w:rFonts w:ascii="Arial" w:hAnsi="Arial" w:eastAsia="Arial"/>
+                <w:b/>
+                <w:color w:val="34323A"/>
+                <w:sz w:val="17"/>
+              </w:rPr>
+              <w:t>Important details may sit deep in a long paper</w:t>
+            </w:r>
+          </w:p>
+        </w:tc>
+        <w:tc>
+          <w:tcPr>
+            <w:tcW w:type="dxa" w:w="6561"/>
+            <w:shd w:fill="FFFFFF"/>
+            <w:tcMar>
+              <w:top w:w="76" w:type="dxa"/>
+              <w:start w:w="90" w:type="dxa"/>
+              <w:bottom w:w="76" w:type="dxa"/>
+              <w:end w:w="90" w:type="dxa"/>
+            </w:tcMar>
+            <w:vAlign w:val="center"/>
+          </w:tcPr>
+          <w:p>
+            <w:pPr>
+              <w:spacing w:after="0" w:line="250" w:lineRule="auto"/>
+            </w:pPr>
+            <w:r>
+              <w:rPr>
+                <w:rFonts w:ascii="Arial" w:hAnsi="Arial" w:eastAsia="Arial"/>
+                <w:b w:val="0"/>
+                <w:color w:val="34323A"/>
+                <w:sz w:val="17"/>
+              </w:rPr>
+              <w:t>Analyze readable full text in order and organize research-relevant points.</w:t>
+            </w:r>
+          </w:p>
+        </w:tc>
+      </w:tr>
+      <w:tr>
+        <w:trPr>
+          <w:cantSplit/>
+        </w:trPr>
+        <w:tc>
+          <w:tcPr>
+            <w:tcW w:type="dxa" w:w="3231"/>
+            <w:shd w:fill="F7F5F9"/>
+            <w:tcMar>
+              <w:top w:w="76" w:type="dxa"/>
+              <w:start w:w="90" w:type="dxa"/>
+              <w:bottom w:w="76" w:type="dxa"/>
+              <w:end w:w="90" w:type="dxa"/>
+            </w:tcMar>
+            <w:vAlign w:val="center"/>
+          </w:tcPr>
+          <w:p>
+            <w:pPr>
+              <w:spacing w:after="0" w:line="250" w:lineRule="auto"/>
+            </w:pPr>
+            <w:r>
+              <w:rPr>
+                <w:rFonts w:ascii="Arial" w:hAnsi="Arial" w:eastAsia="Arial"/>
+                <w:b/>
+                <w:color w:val="34323A"/>
+                <w:sz w:val="17"/>
+              </w:rPr>
+              <w:t>Sources and chapters can get mixed up</w:t>
+            </w:r>
+          </w:p>
+        </w:tc>
+        <w:tc>
+          <w:tcPr>
+            <w:tcW w:type="dxa" w:w="6561"/>
+            <w:shd w:fill="F7F5F9"/>
+            <w:tcMar>
+              <w:top w:w="76" w:type="dxa"/>
+              <w:start w:w="90" w:type="dxa"/>
+              <w:bottom w:w="76" w:type="dxa"/>
+              <w:end w:w="90" w:type="dxa"/>
+            </w:tcMar>
+            <w:vAlign w:val="center"/>
+          </w:tcPr>
+          <w:p>
+            <w:pPr>
+              <w:spacing w:after="0" w:line="250" w:lineRule="auto"/>
+            </w:pPr>
+            <w:r>
+              <w:rPr>
+                <w:rFonts w:ascii="Arial" w:hAnsi="Arial" w:eastAsia="Arial"/>
+                <w:b w:val="0"/>
+                <w:color w:val="34323A"/>
+                <w:sz w:val="17"/>
+              </w:rPr>
+              <w:t>Assign literature to chapters; chapter writing selects evidence from bound sources.</w:t>
+            </w:r>
+          </w:p>
+        </w:tc>
+      </w:tr>
+      <w:tr>
+        <w:trPr>
+          <w:cantSplit/>
+        </w:trPr>
+        <w:tc>
+          <w:tcPr>
+            <w:tcW w:type="dxa" w:w="3231"/>
+            <w:shd w:fill="FFFFFF"/>
+            <w:tcMar>
+              <w:top w:w="76" w:type="dxa"/>
+              <w:start w:w="90" w:type="dxa"/>
+              <w:bottom w:w="76" w:type="dxa"/>
+              <w:end w:w="90" w:type="dxa"/>
+            </w:tcMar>
+            <w:vAlign w:val="center"/>
+          </w:tcPr>
+          <w:p>
+            <w:pPr>
+              <w:spacing w:after="0" w:line="250" w:lineRule="auto"/>
+            </w:pPr>
+            <w:r>
+              <w:rPr>
+                <w:rFonts w:ascii="Arial" w:hAnsi="Arial" w:eastAsia="Arial"/>
+                <w:b/>
+                <w:color w:val="34323A"/>
+                <w:sz w:val="17"/>
+              </w:rPr>
+              <w:t>Writing and Word formatting feel disconnected</w:t>
+            </w:r>
+          </w:p>
+        </w:tc>
+        <w:tc>
+          <w:tcPr>
+            <w:tcW w:type="dxa" w:w="6561"/>
+            <w:shd w:fill="FFFFFF"/>
+            <w:tcMar>
+              <w:top w:w="76" w:type="dxa"/>
+              <w:start w:w="90" w:type="dxa"/>
+              <w:bottom w:w="76" w:type="dxa"/>
+              <w:end w:w="90" w:type="dxa"/>
+            </w:tcMar>
+            <w:vAlign w:val="center"/>
+          </w:tcPr>
+          <w:p>
+            <w:pPr>
+              <w:spacing w:after="0" w:line="250" w:lineRule="auto"/>
+            </w:pPr>
+            <w:r>
+              <w:rPr>
+                <w:rFonts w:ascii="Arial" w:hAnsi="Arial" w:eastAsia="Arial"/>
+                <w:b w:val="0"/>
+                <w:color w:val="34323A"/>
+                <w:sz w:val="17"/>
+              </w:rPr>
+              <w:t>Choose a layout preset and export a Word draft for review.</w:t>
+            </w:r>
+          </w:p>
+        </w:tc>
+      </w:tr>
+    </w:tbl>
+    <w:p>
+      <w:pPr>
+        <w:spacing w:line="274" w:lineRule="auto" w:after="40"/>
+      </w:pPr>
     </w:p>
     <w:p>
       <w:pPr>
-        <w:keepLines/>
-        <w:ind w:left="283" w:hanging="227"/>
+        <w:pStyle w:val="Heading2"/>
+        <w:keepNext/>
       </w:pPr>
       <w:r>
         <w:rPr>
-          <w:rFonts w:ascii="Arial" w:hAnsi="Arial" w:eastAsia="Hiragino Sans GB"/>
-          <w:color w:val="25313B"/>
-          <w:sz w:val="21"/>
+          <w:rFonts w:ascii="Arial" w:hAnsi="Arial" w:eastAsia="Arial"/>
+          <w:b/>
+          <w:color w:val="665184"/>
+          <w:sz w:val="26"/>
         </w:rPr>
-        <w:t>- Useful for organizing a research framework, managing literature, drafting chapters, and preparing a Word manuscript.</w:t>
+        <w:t>A paper follows a simple path</w:t>
       </w:r>
     </w:p>
+    <w:tbl>
+      <w:tblPr>
+        <w:tblW w:type="auto" w:w="0"/>
+        <w:jc w:val="center"/>
+        <w:tblLayout w:type="fixed"/>
+        <w:tblLook w:firstColumn="1" w:firstRow="1" w:lastColumn="0" w:lastRow="0" w:noHBand="0" w:noVBand="1" w:val="04A0"/>
+        <w:tblBorders>
+          <w:top w:val="single" w:sz="4" w:color="DDD7E6"/>
+          <w:left w:val="single" w:sz="4" w:color="DDD7E6"/>
+          <w:bottom w:val="single" w:sz="4" w:color="DDD7E6"/>
+          <w:right w:val="single" w:sz="4" w:color="DDD7E6"/>
+          <w:insideH w:val="single" w:sz="4" w:color="DDD7E6"/>
+          <w:insideV w:val="single" w:sz="4" w:color="DDD7E6"/>
+        </w:tblBorders>
+      </w:tblPr>
+      <w:tblGrid>
+        <w:gridCol w:w="2459"/>
+        <w:gridCol w:w="2459"/>
+        <w:gridCol w:w="2459"/>
+        <w:gridCol w:w="2459"/>
+      </w:tblGrid>
+      <w:tr>
+        <w:trPr>
+          <w:cantSplit/>
+        </w:trPr>
+        <w:tc>
+          <w:tcPr>
+            <w:tcW w:type="dxa" w:w="2448"/>
+            <w:shd w:fill="F2EEF7"/>
+            <w:tcMar>
+              <w:top w:w="105" w:type="dxa"/>
+              <w:start w:w="40" w:type="dxa"/>
+              <w:bottom w:w="105" w:type="dxa"/>
+              <w:end w:w="40" w:type="dxa"/>
+            </w:tcMar>
+          </w:tcPr>
+          <w:p>
+            <w:pPr>
+              <w:spacing w:after="0"/>
+              <w:jc w:val="center"/>
+            </w:pPr>
+            <w:r>
+              <w:rPr>
+                <w:rFonts w:ascii="Arial" w:hAnsi="Arial" w:eastAsia="Arial"/>
+                <w:b/>
+                <w:color w:val="4E3D68"/>
+                <w:sz w:val="17"/>
+              </w:rPr>
+              <w:t>1 Set the topic</w:t>
+            </w:r>
+          </w:p>
+        </w:tc>
+        <w:tc>
+          <w:tcPr>
+            <w:tcW w:type="dxa" w:w="2448"/>
+            <w:shd w:fill="F7F5F9"/>
+            <w:tcMar>
+              <w:top w:w="105" w:type="dxa"/>
+              <w:start w:w="40" w:type="dxa"/>
+              <w:bottom w:w="105" w:type="dxa"/>
+              <w:end w:w="40" w:type="dxa"/>
+            </w:tcMar>
+          </w:tcPr>
+          <w:p>
+            <w:pPr>
+              <w:spacing w:after="0"/>
+              <w:jc w:val="center"/>
+            </w:pPr>
+            <w:r>
+              <w:rPr>
+                <w:rFonts w:ascii="Arial" w:hAnsi="Arial" w:eastAsia="Arial"/>
+                <w:b/>
+                <w:color w:val="4E3D68"/>
+                <w:sz w:val="17"/>
+              </w:rPr>
+              <w:t>2 Add research materials</w:t>
+            </w:r>
+          </w:p>
+        </w:tc>
+        <w:tc>
+          <w:tcPr>
+            <w:tcW w:type="dxa" w:w="2448"/>
+            <w:shd w:fill="F2EEF7"/>
+            <w:tcMar>
+              <w:top w:w="105" w:type="dxa"/>
+              <w:start w:w="40" w:type="dxa"/>
+              <w:bottom w:w="105" w:type="dxa"/>
+              <w:end w:w="40" w:type="dxa"/>
+            </w:tcMar>
+          </w:tcPr>
+          <w:p>
+            <w:pPr>
+              <w:spacing w:after="0"/>
+              <w:jc w:val="center"/>
+            </w:pPr>
+            <w:r>
+              <w:rPr>
+                <w:rFonts w:ascii="Arial" w:hAnsi="Arial" w:eastAsia="Arial"/>
+                <w:b/>
+                <w:color w:val="4E3D68"/>
+                <w:sz w:val="17"/>
+              </w:rPr>
+              <w:t>3 Import key literature</w:t>
+            </w:r>
+          </w:p>
+        </w:tc>
+        <w:tc>
+          <w:tcPr>
+            <w:tcW w:type="dxa" w:w="2448"/>
+            <w:shd w:fill="F7F5F9"/>
+            <w:tcMar>
+              <w:top w:w="105" w:type="dxa"/>
+              <w:start w:w="40" w:type="dxa"/>
+              <w:bottom w:w="105" w:type="dxa"/>
+              <w:end w:w="40" w:type="dxa"/>
+            </w:tcMar>
+          </w:tcPr>
+          <w:p>
+            <w:pPr>
+              <w:spacing w:after="0"/>
+              <w:jc w:val="center"/>
+            </w:pPr>
+            <w:r>
+              <w:rPr>
+                <w:rFonts w:ascii="Arial" w:hAnsi="Arial" w:eastAsia="Arial"/>
+                <w:b/>
+                <w:color w:val="4E3D68"/>
+                <w:sz w:val="17"/>
+              </w:rPr>
+              <w:t>4 Review the outline</w:t>
+            </w:r>
+          </w:p>
+        </w:tc>
+      </w:tr>
+    </w:tbl>
     <w:p>
       <w:pPr>
-        <w:keepLines/>
-        <w:ind w:left="283" w:hanging="227"/>
+        <w:spacing w:line="274" w:lineRule="auto" w:after="0"/>
+        <w:jc w:val="center"/>
       </w:pPr>
       <w:r>
         <w:rPr>
-          <w:rFonts w:ascii="Arial" w:hAnsi="Arial" w:eastAsia="Hiragino Sans GB"/>
-          <w:color w:val="25313B"/>
-          <w:sz w:val="21"/>
+          <w:rFonts w:ascii="Arial" w:hAnsi="Arial" w:eastAsia="Arial"/>
+          <w:b/>
+          <w:color w:val="665184"/>
+          <w:sz w:val="26"/>
         </w:rPr>
-        <w:t>- Not intended for unattended submission, specialist database searching, or treating generated text as verified fact.</w:t>
+        <w:t>↓</w:t>
       </w:r>
     </w:p>
+    <w:tbl>
+      <w:tblPr>
+        <w:tblW w:type="auto" w:w="0"/>
+        <w:jc w:val="center"/>
+        <w:tblLayout w:type="fixed"/>
+        <w:tblLook w:firstColumn="1" w:firstRow="1" w:lastColumn="0" w:lastRow="0" w:noHBand="0" w:noVBand="1" w:val="04A0"/>
+        <w:tblBorders>
+          <w:top w:val="single" w:sz="4" w:color="DDD7E6"/>
+          <w:left w:val="single" w:sz="4" w:color="DDD7E6"/>
+          <w:bottom w:val="single" w:sz="4" w:color="DDD7E6"/>
+          <w:right w:val="single" w:sz="4" w:color="DDD7E6"/>
+          <w:insideH w:val="single" w:sz="4" w:color="DDD7E6"/>
+          <w:insideV w:val="single" w:sz="4" w:color="DDD7E6"/>
+        </w:tblBorders>
+      </w:tblPr>
+      <w:tblGrid>
+        <w:gridCol w:w="3278"/>
+        <w:gridCol w:w="3278"/>
+        <w:gridCol w:w="3278"/>
+      </w:tblGrid>
+      <w:tr>
+        <w:trPr>
+          <w:cantSplit/>
+        </w:trPr>
+        <w:tc>
+          <w:tcPr>
+            <w:tcW w:type="dxa" w:w="3264"/>
+            <w:shd w:fill="F2EEF7"/>
+            <w:tcMar>
+              <w:top w:w="105" w:type="dxa"/>
+              <w:start w:w="40" w:type="dxa"/>
+              <w:bottom w:w="105" w:type="dxa"/>
+              <w:end w:w="40" w:type="dxa"/>
+            </w:tcMar>
+          </w:tcPr>
+          <w:p>
+            <w:pPr>
+              <w:spacing w:after="0"/>
+              <w:jc w:val="center"/>
+            </w:pPr>
+            <w:r>
+              <w:rPr>
+                <w:rFonts w:ascii="Arial" w:hAnsi="Arial" w:eastAsia="Arial"/>
+                <w:b/>
+                <w:color w:val="4E3D68"/>
+                <w:sz w:val="17"/>
+              </w:rPr>
+              <w:t>5 Draft chapters</w:t>
+            </w:r>
+          </w:p>
+        </w:tc>
+        <w:tc>
+          <w:tcPr>
+            <w:tcW w:type="dxa" w:w="3264"/>
+            <w:shd w:fill="F7F5F9"/>
+            <w:tcMar>
+              <w:top w:w="105" w:type="dxa"/>
+              <w:start w:w="40" w:type="dxa"/>
+              <w:bottom w:w="105" w:type="dxa"/>
+              <w:end w:w="40" w:type="dxa"/>
+            </w:tcMar>
+          </w:tcPr>
+          <w:p>
+            <w:pPr>
+              <w:spacing w:after="0"/>
+              <w:jc w:val="center"/>
+            </w:pPr>
+            <w:r>
+              <w:rPr>
+                <w:rFonts w:ascii="Arial" w:hAnsi="Arial" w:eastAsia="Arial"/>
+                <w:b/>
+                <w:color w:val="4E3D68"/>
+                <w:sz w:val="17"/>
+              </w:rPr>
+              <w:t>6 Review the paper</w:t>
+            </w:r>
+          </w:p>
+        </w:tc>
+        <w:tc>
+          <w:tcPr>
+            <w:tcW w:type="dxa" w:w="3264"/>
+            <w:shd w:fill="F2EEF7"/>
+            <w:tcMar>
+              <w:top w:w="105" w:type="dxa"/>
+              <w:start w:w="40" w:type="dxa"/>
+              <w:bottom w:w="105" w:type="dxa"/>
+              <w:end w:w="40" w:type="dxa"/>
+            </w:tcMar>
+          </w:tcPr>
+          <w:p>
+            <w:pPr>
+              <w:spacing w:after="0"/>
+              <w:jc w:val="center"/>
+            </w:pPr>
+            <w:r>
+              <w:rPr>
+                <w:rFonts w:ascii="Arial" w:hAnsi="Arial" w:eastAsia="Arial"/>
+                <w:b/>
+                <w:color w:val="4E3D68"/>
+                <w:sz w:val="17"/>
+              </w:rPr>
+              <w:t>7 Export Word</w:t>
+            </w:r>
+          </w:p>
+        </w:tc>
+      </w:tr>
+    </w:tbl>
     <w:p>
       <w:pPr>
-        <w:keepLines/>
-        <w:ind w:left="283" w:hanging="227"/>
+        <w:spacing w:line="274" w:lineRule="auto" w:after="40"/>
       </w:pPr>
+    </w:p>
+    <w:tbl>
+      <w:tblPr>
+        <w:tblW w:type="auto" w:w="0"/>
+        <w:jc w:val="center"/>
+        <w:tblLayout w:type="fixed"/>
+        <w:tblLook w:firstColumn="1" w:firstRow="1" w:lastColumn="0" w:lastRow="0" w:noHBand="0" w:noVBand="1" w:val="04A0"/>
+        <w:tblBorders>
+          <w:top w:val="single" w:sz="4" w:color="DDD7E6"/>
+          <w:left w:val="single" w:sz="4" w:color="DDD7E6"/>
+          <w:bottom w:val="single" w:sz="4" w:color="DDD7E6"/>
+          <w:right w:val="single" w:sz="4" w:color="DDD7E6"/>
+          <w:insideH w:val="single" w:sz="4" w:color="DDD7E6"/>
+          <w:insideV w:val="single" w:sz="4" w:color="DDD7E6"/>
+        </w:tblBorders>
+      </w:tblPr>
+      <w:tblGrid>
+        <w:gridCol w:w="9792"/>
+      </w:tblGrid>
+      <w:tr>
+        <w:trPr>
+          <w:cantSplit/>
+        </w:trPr>
+        <w:tc>
+          <w:tcPr>
+            <w:tcW w:type="dxa" w:w="9792"/>
+            <w:shd w:fill="F2EEF7"/>
+            <w:tcMar>
+              <w:top w:w="110" w:type="dxa"/>
+              <w:start w:w="145" w:type="dxa"/>
+              <w:bottom w:w="110" w:type="dxa"/>
+              <w:end w:w="145" w:type="dxa"/>
+            </w:tcMar>
+            <w:vAlign w:val="center"/>
+          </w:tcPr>
+          <w:p>
+            <w:pPr>
+              <w:spacing w:after="0" w:line="264" w:lineRule="auto"/>
+            </w:pPr>
+            <w:r>
+              <w:rPr>
+                <w:rFonts w:ascii="Arial" w:hAnsi="Arial" w:eastAsia="Arial"/>
+                <w:b/>
+                <w:color w:val="665184"/>
+                <w:sz w:val="19"/>
+              </w:rPr>
+              <w:t xml:space="preserve">TIP  </w:t>
+            </w:r>
+            <w:r>
+              <w:rPr>
+                <w:rFonts w:ascii="Arial" w:hAnsi="Arial" w:eastAsia="Arial"/>
+                <w:b w:val="0"/>
+                <w:color w:val="34323A"/>
+                <w:sz w:val="19"/>
+              </w:rPr>
+              <w:t>You do not need to prepare everything at once. Start with your research question and one or two core sources, then add more as the project develops.</w:t>
+            </w:r>
+          </w:p>
+        </w:tc>
+      </w:tr>
+    </w:tbl>
+    <w:p>
+      <w:pPr>
+        <w:spacing w:line="274" w:lineRule="auto" w:after="40"/>
+      </w:pPr>
+    </w:p>
+    <w:p>
       <w:r>
-        <w:rPr>
-          <w:rFonts w:ascii="Arial" w:hAnsi="Arial" w:eastAsia="Hiragino Sans GB"/>
-          <w:color w:val="25313B"/>
-          <w:sz w:val="21"/>
-        </w:rPr>
-        <w:t>- Keep backups of source material and drafts. Check important data, citations, methods, and conclusions against their sources.</w:t>
+        <w:br w:type="page"/>
       </w:r>
     </w:p>
     <w:p>
@@ -183,81 +922,432 @@
       </w:pPr>
       <w:r>
         <w:rPr>
-          <w:rFonts w:ascii="Arial" w:hAnsi="Arial" w:eastAsia="Hiragino Sans GB"/>
+          <w:rFonts w:ascii="Arial" w:hAnsi="Arial" w:eastAsia="Arial"/>
           <w:b/>
-          <w:color w:val="454B7C"/>
-          <w:sz w:val="30"/>
+          <w:color w:val="4E3D68"/>
+          <w:sz w:val="38"/>
         </w:rPr>
-        <w:t>2. Installation and first launch</w:t>
+        <w:t>Quick start: your first setup</w:t>
       </w:r>
     </w:p>
     <w:p>
       <w:pPr>
-        <w:keepLines/>
+        <w:pStyle w:val="Heading2"/>
+        <w:keepNext/>
       </w:pPr>
       <w:r>
         <w:rPr>
-          <w:rFonts w:ascii="Arial" w:hAnsi="Arial" w:eastAsia="Hiragino Sans GB"/>
-          <w:color w:val="25313B"/>
-          <w:sz w:val="21"/>
+          <w:rFonts w:ascii="Arial" w:hAnsi="Arial" w:eastAsia="Arial"/>
+          <w:b/>
+          <w:color w:val="665184"/>
+          <w:sz w:val="26"/>
         </w:rPr>
-        <w:t>Use the distribution folder that matches your operating system and language. Keep its launcher and bundled runtime files in place.</w:t>
+        <w:t>Step 0: Start the app</w:t>
       </w:r>
     </w:p>
     <w:p>
       <w:pPr>
-        <w:keepLines/>
-        <w:ind w:left="283" w:hanging="227"/>
+        <w:spacing w:after="60" w:line="269" w:lineRule="auto"/>
+        <w:ind w:left="288" w:hanging="202"/>
       </w:pPr>
       <w:r>
         <w:rPr>
-          <w:rFonts w:ascii="Arial" w:hAnsi="Arial" w:eastAsia="Hiragino Sans GB"/>
-          <w:color w:val="25313B"/>
-          <w:sz w:val="21"/>
+          <w:rFonts w:ascii="Arial" w:hAnsi="Arial" w:eastAsia="Arial"/>
+          <w:b/>
+          <w:color w:val="665184"/>
+          <w:sz w:val="19"/>
         </w:rPr>
-        <w:t>- On macOS, double-click Launch.command for English or 「一键启动.command」 for Chinese. On Windows, use Launch.bat or 「一键启动.bat」 respectively.</w:t>
+        <w:t xml:space="preserve">• </w:t>
+      </w:r>
+      <w:r>
+        <w:rPr>
+          <w:rFonts w:ascii="Arial" w:hAnsi="Arial" w:eastAsia="Arial"/>
+          <w:b w:val="0"/>
+          <w:color w:val="34323A"/>
+          <w:sz w:val="19"/>
+        </w:rPr>
+        <w:t>Windows: extract the downloaded ZIP, open the extracted folder, and double-click Launch.bat. The Chinese package uses 一键启动.bat.</w:t>
       </w:r>
     </w:p>
     <w:p>
       <w:pPr>
-        <w:keepLines/>
-        <w:ind w:left="283" w:hanging="227"/>
+        <w:spacing w:after="60" w:line="269" w:lineRule="auto"/>
+        <w:ind w:left="288" w:hanging="202"/>
       </w:pPr>
       <w:r>
         <w:rPr>
-          <w:rFonts w:ascii="Arial" w:hAnsi="Arial" w:eastAsia="Hiragino Sans GB"/>
-          <w:color w:val="25313B"/>
-          <w:sz w:val="21"/>
+          <w:rFonts w:ascii="Arial" w:hAnsi="Arial" w:eastAsia="Arial"/>
+          <w:b/>
+          <w:color w:val="665184"/>
+          <w:sz w:val="19"/>
         </w:rPr>
-        <w:t>- First launch may prepare a Python environment and install dependencies. After the browser opens, enter the endpoint and API key in LLM Configuration and choose a model.</w:t>
+        <w:t xml:space="preserve">• </w:t>
+      </w:r>
+      <w:r>
+        <w:rPr>
+          <w:rFonts w:ascii="Arial" w:hAnsi="Arial" w:eastAsia="Arial"/>
+          <w:b w:val="0"/>
+          <w:color w:val="34323A"/>
+          <w:sz w:val="19"/>
+        </w:rPr>
+        <w:t>macOS: double-click the ZIP to expand it, open the folder, and double-click Launch.command. The Chinese package uses 一键启动.command. If macOS blocks the first launch, Control-click the launcher in Finder, choose Open, then follow the system prompt.</w:t>
+      </w:r>
+    </w:p>
+    <w:tbl>
+      <w:tblPr>
+        <w:tblW w:type="auto" w:w="0"/>
+        <w:jc w:val="center"/>
+        <w:tblLayout w:type="fixed"/>
+        <w:tblLook w:firstColumn="1" w:firstRow="1" w:lastColumn="0" w:lastRow="0" w:noHBand="0" w:noVBand="1" w:val="04A0"/>
+        <w:tblBorders>
+          <w:top w:val="single" w:sz="4" w:color="DDD7E6"/>
+          <w:left w:val="single" w:sz="4" w:color="DDD7E6"/>
+          <w:bottom w:val="single" w:sz="4" w:color="DDD7E6"/>
+          <w:right w:val="single" w:sz="4" w:color="DDD7E6"/>
+          <w:insideH w:val="single" w:sz="4" w:color="DDD7E6"/>
+          <w:insideV w:val="single" w:sz="4" w:color="DDD7E6"/>
+        </w:tblBorders>
+      </w:tblPr>
+      <w:tblGrid>
+        <w:gridCol w:w="9792"/>
+      </w:tblGrid>
+      <w:tr>
+        <w:trPr>
+          <w:cantSplit/>
+        </w:trPr>
+        <w:tc>
+          <w:tcPr>
+            <w:tcW w:type="dxa" w:w="9792"/>
+            <w:shd w:fill="F8F3E8"/>
+            <w:tcMar>
+              <w:top w:w="110" w:type="dxa"/>
+              <w:start w:w="145" w:type="dxa"/>
+              <w:bottom w:w="110" w:type="dxa"/>
+              <w:end w:w="145" w:type="dxa"/>
+            </w:tcMar>
+            <w:vAlign w:val="center"/>
+          </w:tcPr>
+          <w:p>
+            <w:pPr>
+              <w:spacing w:after="0" w:line="264" w:lineRule="auto"/>
+            </w:pPr>
+            <w:r>
+              <w:rPr>
+                <w:rFonts w:ascii="Arial" w:hAnsi="Arial" w:eastAsia="Arial"/>
+                <w:b/>
+                <w:color w:val="665184"/>
+                <w:sz w:val="19"/>
+              </w:rPr>
+              <w:t xml:space="preserve">IMPORTANT  </w:t>
+            </w:r>
+            <w:r>
+              <w:rPr>
+                <w:rFonts w:ascii="Arial" w:hAnsi="Arial" w:eastAsia="Arial"/>
+                <w:b w:val="0"/>
+                <w:color w:val="34323A"/>
+                <w:sz w:val="19"/>
+              </w:rPr>
+              <w:t>You do not need a command line or a separate Python installation. Wait for the browser to open; first-launch time depends on your computer.</w:t>
+            </w:r>
+          </w:p>
+        </w:tc>
+      </w:tr>
+    </w:tbl>
+    <w:p>
+      <w:pPr>
+        <w:spacing w:line="274" w:lineRule="auto" w:after="40"/>
+      </w:pPr>
+    </w:p>
+    <w:p>
+      <w:pPr>
+        <w:pStyle w:val="Heading2"/>
+        <w:keepNext/>
+      </w:pPr>
+      <w:r>
+        <w:rPr>
+          <w:rFonts w:ascii="Arial" w:hAnsi="Arial" w:eastAsia="Arial"/>
+          <w:b/>
+          <w:color w:val="665184"/>
+          <w:sz w:val="26"/>
+        </w:rPr>
+        <w:t>Step 1: Connect an AI service</w:t>
       </w:r>
     </w:p>
     <w:p>
       <w:pPr>
-        <w:keepLines/>
-        <w:ind w:left="283" w:hanging="227"/>
+        <w:spacing w:after="80" w:line="274" w:lineRule="auto"/>
       </w:pPr>
       <w:r>
         <w:rPr>
-          <w:rFonts w:ascii="Arial" w:hAnsi="Arial" w:eastAsia="Hiragino Sans GB"/>
-          <w:color w:val="25313B"/>
-          <w:sz w:val="21"/>
+          <w:rFonts w:ascii="Arial" w:hAnsi="Arial" w:eastAsia="Arial"/>
+          <w:b w:val="0"/>
+          <w:color w:val="34323A"/>
+          <w:sz w:val="20"/>
         </w:rPr>
-        <w:t>- The distribution's data/ directory stores local configuration, research notes, literature records, drafts, images, and templates. Back it up before changing installation files; ordinary errors are not a reason to delete it.</w:t>
+        <w:t>Lumielle organizes your topic, materials, outline, and chapters. Drafting still needs a model service. An API key is an access key issued by the service you use.</w:t>
       </w:r>
     </w:p>
     <w:p>
       <w:pPr>
-        <w:keepLines/>
-        <w:ind w:left="283" w:hanging="227"/>
+        <w:spacing w:after="60" w:line="269" w:lineRule="auto"/>
+        <w:ind w:left="360" w:hanging="360"/>
       </w:pPr>
       <w:r>
         <w:rPr>
-          <w:rFonts w:ascii="Arial" w:hAnsi="Arial" w:eastAsia="Hiragino Sans GB"/>
-          <w:color w:val="25313B"/>
-          <w:sz w:val="21"/>
+          <w:rFonts w:ascii="Arial" w:hAnsi="Arial" w:eastAsia="Arial"/>
+          <w:b/>
+          <w:color w:val="665184"/>
+          <w:sz w:val="19"/>
         </w:rPr>
-        <w:t>- Built-in Word presets are stored in format_presets/. The application version appears in the sidebar.</w:t>
+        <w:t xml:space="preserve">1. </w:t>
+      </w:r>
+      <w:r>
+        <w:rPr>
+          <w:rFonts w:ascii="Arial" w:hAnsi="Arial" w:eastAsia="Arial"/>
+          <w:b/>
+          <w:color w:val="34323A"/>
+          <w:sz w:val="19"/>
+        </w:rPr>
+        <w:t>Choose a provider.</w:t>
+      </w:r>
+      <w:r>
+        <w:rPr>
+          <w:rFonts w:ascii="Arial" w:hAnsi="Arial" w:eastAsia="Arial"/>
+          <w:b w:val="0"/>
+          <w:color w:val="34323A"/>
+          <w:sz w:val="19"/>
+        </w:rPr>
+        <w:t xml:space="preserve"> Select it in LLM Configuration.</w:t>
+      </w:r>
+    </w:p>
+    <w:p>
+      <w:pPr>
+        <w:spacing w:after="60" w:line="269" w:lineRule="auto"/>
+        <w:ind w:left="360" w:hanging="360"/>
+      </w:pPr>
+      <w:r>
+        <w:rPr>
+          <w:rFonts w:ascii="Arial" w:hAnsi="Arial" w:eastAsia="Arial"/>
+          <w:b/>
+          <w:color w:val="665184"/>
+          <w:sz w:val="19"/>
+        </w:rPr>
+        <w:t xml:space="preserve">2. </w:t>
+      </w:r>
+      <w:r>
+        <w:rPr>
+          <w:rFonts w:ascii="Arial" w:hAnsi="Arial" w:eastAsia="Arial"/>
+          <w:b/>
+          <w:color w:val="34323A"/>
+          <w:sz w:val="19"/>
+        </w:rPr>
+        <w:t>Enter your API key and fetch the model list.</w:t>
+      </w:r>
+      <w:r>
+        <w:rPr>
+          <w:rFonts w:ascii="Arial" w:hAnsi="Arial" w:eastAsia="Arial"/>
+          <w:b w:val="0"/>
+          <w:color w:val="34323A"/>
+          <w:sz w:val="19"/>
+        </w:rPr>
+        <w:t xml:space="preserve"> The provider supplies the key.</w:t>
+      </w:r>
+    </w:p>
+    <w:p>
+      <w:pPr>
+        <w:spacing w:after="60" w:line="269" w:lineRule="auto"/>
+        <w:ind w:left="360" w:hanging="360"/>
+      </w:pPr>
+      <w:r>
+        <w:rPr>
+          <w:rFonts w:ascii="Arial" w:hAnsi="Arial" w:eastAsia="Arial"/>
+          <w:b/>
+          <w:color w:val="665184"/>
+          <w:sz w:val="19"/>
+        </w:rPr>
+        <w:t xml:space="preserve">3. </w:t>
+      </w:r>
+      <w:r>
+        <w:rPr>
+          <w:rFonts w:ascii="Arial" w:hAnsi="Arial" w:eastAsia="Arial"/>
+          <w:b/>
+          <w:color w:val="34323A"/>
+          <w:sz w:val="19"/>
+        </w:rPr>
+        <w:t>Choose a model for writing.</w:t>
+      </w:r>
+      <w:r>
+        <w:rPr>
+          <w:rFonts w:ascii="Arial" w:hAnsi="Arial" w:eastAsia="Arial"/>
+          <w:b w:val="0"/>
+          <w:color w:val="34323A"/>
+          <w:sz w:val="19"/>
+        </w:rPr>
+        <w:t xml:space="preserve"> You can change it later.</w:t>
+      </w:r>
+    </w:p>
+    <w:tbl>
+      <w:tblPr>
+        <w:tblW w:type="auto" w:w="0"/>
+        <w:jc w:val="center"/>
+        <w:tblLayout w:type="fixed"/>
+        <w:tblLook w:firstColumn="1" w:firstRow="1" w:lastColumn="0" w:lastRow="0" w:noHBand="0" w:noVBand="1" w:val="04A0"/>
+        <w:tblBorders>
+          <w:top w:val="single" w:sz="4" w:color="DDD7E6"/>
+          <w:left w:val="single" w:sz="4" w:color="DDD7E6"/>
+          <w:bottom w:val="single" w:sz="4" w:color="DDD7E6"/>
+          <w:right w:val="single" w:sz="4" w:color="DDD7E6"/>
+          <w:insideH w:val="single" w:sz="4" w:color="DDD7E6"/>
+          <w:insideV w:val="single" w:sz="4" w:color="DDD7E6"/>
+        </w:tblBorders>
+      </w:tblPr>
+      <w:tblGrid>
+        <w:gridCol w:w="9792"/>
+      </w:tblGrid>
+      <w:tr>
+        <w:trPr>
+          <w:cantSplit/>
+        </w:trPr>
+        <w:tc>
+          <w:tcPr>
+            <w:tcW w:type="dxa" w:w="9792"/>
+            <w:shd w:fill="F2EEF7"/>
+            <w:tcMar>
+              <w:top w:w="110" w:type="dxa"/>
+              <w:start w:w="145" w:type="dxa"/>
+              <w:bottom w:w="110" w:type="dxa"/>
+              <w:end w:w="145" w:type="dxa"/>
+            </w:tcMar>
+            <w:vAlign w:val="center"/>
+          </w:tcPr>
+          <w:p>
+            <w:pPr>
+              <w:spacing w:after="0" w:line="264" w:lineRule="auto"/>
+            </w:pPr>
+            <w:r>
+              <w:rPr>
+                <w:rFonts w:ascii="Arial" w:hAnsi="Arial" w:eastAsia="Arial"/>
+                <w:b/>
+                <w:color w:val="665184"/>
+                <w:sz w:val="19"/>
+              </w:rPr>
+              <w:t xml:space="preserve">PRIVACY AND COST  </w:t>
+            </w:r>
+            <w:r>
+              <w:rPr>
+                <w:rFonts w:ascii="Arial" w:hAnsi="Arial" w:eastAsia="Arial"/>
+                <w:b w:val="0"/>
+                <w:color w:val="34323A"/>
+                <w:sz w:val="19"/>
+              </w:rPr>
+              <w:t>The prompt and materials needed for a request are sent to your selected provider. The provider may charge by usage. Review its privacy and billing terms.</w:t>
+            </w:r>
+          </w:p>
+        </w:tc>
+      </w:tr>
+    </w:tbl>
+    <w:p>
+      <w:pPr>
+        <w:spacing w:line="274" w:lineRule="auto" w:after="40"/>
+      </w:pPr>
+    </w:p>
+    <w:p>
+      <w:pPr>
+        <w:pStyle w:val="Heading2"/>
+        <w:keepNext/>
+      </w:pPr>
+      <w:r>
+        <w:rPr>
+          <w:rFonts w:ascii="Arial" w:hAnsi="Arial" w:eastAsia="Arial"/>
+          <w:b/>
+          <w:color w:val="665184"/>
+          <w:sz w:val="26"/>
+        </w:rPr>
+        <w:t>Step 2: Set your topic and length</w:t>
+      </w:r>
+    </w:p>
+    <w:p>
+      <w:pPr>
+        <w:spacing w:after="80" w:line="274" w:lineRule="auto"/>
+      </w:pPr>
+      <w:r>
+        <w:rPr>
+          <w:rFonts w:ascii="Arial" w:hAnsi="Arial" w:eastAsia="Arial"/>
+          <w:b w:val="0"/>
+          <w:color w:val="34323A"/>
+          <w:sz w:val="20"/>
+        </w:rPr>
+        <w:t>In the sidebar, fill in Research Topic / Core Thesis and Expected Total Words. These settings guide the outline and chapter lengths, and can be changed later.</w:t>
+      </w:r>
+    </w:p>
+    <w:tbl>
+      <w:tblPr>
+        <w:tblW w:type="auto" w:w="0"/>
+        <w:jc w:val="center"/>
+        <w:tblLayout w:type="fixed"/>
+        <w:tblLook w:firstColumn="1" w:firstRow="1" w:lastColumn="0" w:lastRow="0" w:noHBand="0" w:noVBand="1" w:val="04A0"/>
+        <w:tblBorders>
+          <w:top w:val="single" w:sz="4" w:color="DDD7E6"/>
+          <w:left w:val="single" w:sz="4" w:color="DDD7E6"/>
+          <w:bottom w:val="single" w:sz="4" w:color="DDD7E6"/>
+          <w:right w:val="single" w:sz="4" w:color="DDD7E6"/>
+          <w:insideH w:val="single" w:sz="4" w:color="DDD7E6"/>
+          <w:insideV w:val="single" w:sz="4" w:color="DDD7E6"/>
+        </w:tblBorders>
+      </w:tblPr>
+      <w:tblGrid>
+        <w:gridCol w:w="9792"/>
+      </w:tblGrid>
+      <w:tr>
+        <w:trPr>
+          <w:cantSplit/>
+        </w:trPr>
+        <w:tc>
+          <w:tcPr>
+            <w:tcW w:type="dxa" w:w="9792"/>
+            <w:shd w:fill="F2EEF7"/>
+            <w:tcMar>
+              <w:top w:w="110" w:type="dxa"/>
+              <w:start w:w="145" w:type="dxa"/>
+              <w:bottom w:w="110" w:type="dxa"/>
+              <w:end w:w="145" w:type="dxa"/>
+            </w:tcMar>
+            <w:vAlign w:val="center"/>
+          </w:tcPr>
+          <w:p>
+            <w:pPr>
+              <w:spacing w:after="0" w:line="264" w:lineRule="auto"/>
+            </w:pPr>
+            <w:r>
+              <w:rPr>
+                <w:rFonts w:ascii="Arial" w:hAnsi="Arial" w:eastAsia="Arial"/>
+                <w:b/>
+                <w:color w:val="665184"/>
+                <w:sz w:val="19"/>
+              </w:rPr>
+              <w:t xml:space="preserve">READY  </w:t>
+            </w:r>
+            <w:r>
+              <w:rPr>
+                <w:rFonts w:ascii="Arial" w:hAnsi="Arial" w:eastAsia="Arial"/>
+                <w:b w:val="0"/>
+                <w:color w:val="34323A"/>
+                <w:sz w:val="19"/>
+              </w:rPr>
+              <w:t>The next page takes you from your research materials to a checked outline, a first chapter, and a Word draft.</w:t>
+            </w:r>
+          </w:p>
+        </w:tc>
+      </w:tr>
+    </w:tbl>
+    <w:p>
+      <w:pPr>
+        <w:spacing w:line="274" w:lineRule="auto" w:after="40"/>
+      </w:pPr>
+    </w:p>
+    <w:p>
+      <w:r>
+        <w:br w:type="page"/>
       </w:r>
     </w:p>
     <w:p>
@@ -267,95 +1357,402 @@
       </w:pPr>
       <w:r>
         <w:rPr>
-          <w:rFonts w:ascii="Arial" w:hAnsi="Arial" w:eastAsia="Hiragino Sans GB"/>
+          <w:rFonts w:ascii="Arial" w:hAnsi="Arial" w:eastAsia="Arial"/>
           <w:b/>
-          <w:color w:val="454B7C"/>
-          <w:sz w:val="30"/>
+          <w:color w:val="4E3D68"/>
+          <w:sz w:val="38"/>
         </w:rPr>
-        <w:t>3. Recommended workflow</w:t>
+        <w:t>Quick start: from materials to a Word draft</w:t>
       </w:r>
     </w:p>
     <w:p>
       <w:pPr>
-        <w:keepLines/>
+        <w:spacing w:after="60" w:line="269" w:lineRule="auto"/>
+        <w:ind w:left="360" w:hanging="360"/>
       </w:pPr>
       <w:r>
         <w:rPr>
-          <w:rFonts w:ascii="Arial" w:hAnsi="Arial" w:eastAsia="Hiragino Sans GB"/>
-          <w:color w:val="25313B"/>
-          <w:sz w:val="21"/>
+          <w:rFonts w:ascii="Arial" w:hAnsi="Arial" w:eastAsia="Arial"/>
+          <w:b/>
+          <w:color w:val="665184"/>
+          <w:sz w:val="19"/>
         </w:rPr>
-        <w:t>Set the topic and scope first, organize materials and structure, then draft and export chapter by chapter.</w:t>
+        <w:t xml:space="preserve">1. </w:t>
+      </w:r>
+      <w:r>
+        <w:rPr>
+          <w:rFonts w:ascii="Arial" w:hAnsi="Arial" w:eastAsia="Arial"/>
+          <w:b/>
+          <w:color w:val="34323A"/>
+          <w:sz w:val="19"/>
+        </w:rPr>
+        <w:t>Add your research materials.</w:t>
+      </w:r>
+      <w:r>
+        <w:rPr>
+          <w:rFonts w:ascii="Arial" w:hAnsi="Arial" w:eastAsia="Arial"/>
+          <w:b w:val="0"/>
+          <w:color w:val="34323A"/>
+          <w:sz w:val="19"/>
+        </w:rPr>
+        <w:t xml:space="preserve"> Open Research Foundation and upload a brief, background, methods, data, or findings. PDF, Word (DOCX), and TXT are supported; you can also paste text.</w:t>
       </w:r>
     </w:p>
     <w:p>
       <w:pPr>
-        <w:keepLines/>
-        <w:ind w:left="283" w:hanging="227"/>
+        <w:spacing w:after="60" w:line="269" w:lineRule="auto"/>
+        <w:ind w:left="360" w:hanging="360"/>
       </w:pPr>
       <w:r>
         <w:rPr>
-          <w:rFonts w:ascii="Arial" w:hAnsi="Arial" w:eastAsia="Hiragino Sans GB"/>
-          <w:color w:val="25313B"/>
-          <w:sz w:val="21"/>
+          <w:rFonts w:ascii="Arial" w:hAnsi="Arial" w:eastAsia="Arial"/>
+          <w:b/>
+          <w:color w:val="665184"/>
+          <w:sz w:val="19"/>
         </w:rPr>
-        <w:t>- Enter the global research topic and target total length, then configure the LLM service.</w:t>
+        <w:t xml:space="preserve">2. </w:t>
+      </w:r>
+      <w:r>
+        <w:rPr>
+          <w:rFonts w:ascii="Arial" w:hAnsi="Arial" w:eastAsia="Arial"/>
+          <w:b/>
+          <w:color w:val="34323A"/>
+          <w:sz w:val="19"/>
+        </w:rPr>
+        <w:t>Import core references.</w:t>
+      </w:r>
+      <w:r>
+        <w:rPr>
+          <w:rFonts w:ascii="Arial" w:hAnsi="Arial" w:eastAsia="Arial"/>
+          <w:b w:val="0"/>
+          <w:color w:val="34323A"/>
+          <w:sz w:val="19"/>
+        </w:rPr>
+        <w:t xml:space="preserve"> Open Literature Processing and add full text for sources relevant to your topic. PDF, Word, TXT, and pasted text are supported.</w:t>
       </w:r>
     </w:p>
     <w:p>
       <w:pPr>
-        <w:keepLines/>
-        <w:ind w:left="283" w:hanging="227"/>
+        <w:spacing w:after="60" w:line="269" w:lineRule="auto"/>
+        <w:ind w:left="360" w:hanging="360"/>
       </w:pPr>
       <w:r>
         <w:rPr>
-          <w:rFonts w:ascii="Arial" w:hAnsi="Arial" w:eastAsia="Hiragino Sans GB"/>
-          <w:color w:val="25313B"/>
-          <w:sz w:val="21"/>
+          <w:rFonts w:ascii="Arial" w:hAnsi="Arial" w:eastAsia="Arial"/>
+          <w:b/>
+          <w:color w:val="665184"/>
+          <w:sz w:val="19"/>
         </w:rPr>
-        <w:t>- Add source materials to the Research Foundation by uploading PDF, DOCX, or TXT files, or by pasting text. Review the extracted facts and filing.</w:t>
+        <w:t xml:space="preserve">3. </w:t>
+      </w:r>
+      <w:r>
+        <w:rPr>
+          <w:rFonts w:ascii="Arial" w:hAnsi="Arial" w:eastAsia="Arial"/>
+          <w:b/>
+          <w:color w:val="34323A"/>
+          <w:sz w:val="19"/>
+        </w:rPr>
+        <w:t>Create and review the outline first.</w:t>
+      </w:r>
+      <w:r>
+        <w:rPr>
+          <w:rFonts w:ascii="Arial" w:hAnsi="Arial" w:eastAsia="Arial"/>
+          <w:b w:val="0"/>
+          <w:color w:val="34323A"/>
+          <w:sz w:val="19"/>
+        </w:rPr>
+        <w:t xml:space="preserve"> Open Logic Chain. Check section titles, order, length, and literature assignments; edit anything that does not fit.</w:t>
       </w:r>
     </w:p>
     <w:p>
       <w:pPr>
-        <w:keepLines/>
-        <w:ind w:left="283" w:hanging="227"/>
+        <w:spacing w:after="60" w:line="269" w:lineRule="auto"/>
+        <w:ind w:left="360" w:hanging="360"/>
       </w:pPr>
       <w:r>
         <w:rPr>
-          <w:rFonts w:ascii="Arial" w:hAnsi="Arial" w:eastAsia="Hiragino Sans GB"/>
-          <w:color w:val="25313B"/>
-          <w:sz w:val="21"/>
+          <w:rFonts w:ascii="Arial" w:hAnsi="Arial" w:eastAsia="Arial"/>
+          <w:b/>
+          <w:color w:val="665184"/>
+          <w:sz w:val="19"/>
         </w:rPr>
-        <w:t>- Import literature and inspect its profile and evidence. Bind applicable references to outline chapters.</w:t>
+        <w:t xml:space="preserve">4. </w:t>
+      </w:r>
+      <w:r>
+        <w:rPr>
+          <w:rFonts w:ascii="Arial" w:hAnsi="Arial" w:eastAsia="Arial"/>
+          <w:b/>
+          <w:color w:val="34323A"/>
+          <w:sz w:val="19"/>
+        </w:rPr>
+        <w:t>Draft one chapter first.</w:t>
+      </w:r>
+      <w:r>
+        <w:rPr>
+          <w:rFonts w:ascii="Arial" w:hAnsi="Arial" w:eastAsia="Arial"/>
+          <w:b w:val="0"/>
+          <w:color w:val="34323A"/>
+          <w:sz w:val="19"/>
+        </w:rPr>
+        <w:t xml:space="preserve"> Open Chapter Writing, select a chapter, and generate a draft. Check claims, numbers, citations, and tone before creating more.</w:t>
+      </w:r>
+    </w:p>
+    <w:tbl>
+      <w:tblPr>
+        <w:tblW w:type="auto" w:w="0"/>
+        <w:jc w:val="center"/>
+        <w:tblLayout w:type="fixed"/>
+        <w:tblLook w:firstColumn="1" w:firstRow="1" w:lastColumn="0" w:lastRow="0" w:noHBand="0" w:noVBand="1" w:val="04A0"/>
+        <w:tblBorders>
+          <w:top w:val="single" w:sz="4" w:color="DDD7E6"/>
+          <w:left w:val="single" w:sz="4" w:color="DDD7E6"/>
+          <w:bottom w:val="single" w:sz="4" w:color="DDD7E6"/>
+          <w:right w:val="single" w:sz="4" w:color="DDD7E6"/>
+          <w:insideH w:val="single" w:sz="4" w:color="DDD7E6"/>
+          <w:insideV w:val="single" w:sz="4" w:color="DDD7E6"/>
+        </w:tblBorders>
+      </w:tblPr>
+      <w:tblGrid>
+        <w:gridCol w:w="9792"/>
+      </w:tblGrid>
+      <w:tr>
+        <w:trPr>
+          <w:cantSplit/>
+        </w:trPr>
+        <w:tc>
+          <w:tcPr>
+            <w:tcW w:type="dxa" w:w="9792"/>
+            <w:shd w:fill="F2EEF7"/>
+            <w:tcMar>
+              <w:top w:w="110" w:type="dxa"/>
+              <w:start w:w="145" w:type="dxa"/>
+              <w:bottom w:w="110" w:type="dxa"/>
+              <w:end w:w="145" w:type="dxa"/>
+            </w:tcMar>
+            <w:vAlign w:val="center"/>
+          </w:tcPr>
+          <w:p>
+            <w:pPr>
+              <w:spacing w:after="0" w:line="264" w:lineRule="auto"/>
+            </w:pPr>
+            <w:r>
+              <w:rPr>
+                <w:rFonts w:ascii="Arial" w:hAnsi="Arial" w:eastAsia="Arial"/>
+                <w:b/>
+                <w:color w:val="665184"/>
+                <w:sz w:val="19"/>
+              </w:rPr>
+              <w:t xml:space="preserve">RESEARCH MATERIALS  </w:t>
+            </w:r>
+            <w:r>
+              <w:rPr>
+                <w:rFonts w:ascii="Arial" w:hAnsi="Arial" w:eastAsia="Arial"/>
+                <w:b w:val="0"/>
+                <w:color w:val="34323A"/>
+                <w:sz w:val="19"/>
+              </w:rPr>
+              <w:t>The control currently reads “Allow this section's relevant facts in chapter writing.” It lets relevant facts enter suitable chapters; it does not send the entire section to every chapter.</w:t>
+            </w:r>
+          </w:p>
+        </w:tc>
+      </w:tr>
+    </w:tbl>
+    <w:p>
+      <w:pPr>
+        <w:spacing w:line="274" w:lineRule="auto" w:after="40"/>
+      </w:pPr>
+    </w:p>
+    <w:p>
+      <w:pPr>
+        <w:pStyle w:val="Heading2"/>
+        <w:keepNext/>
+      </w:pPr>
+      <w:r>
+        <w:rPr>
+          <w:rFonts w:ascii="Arial" w:hAnsi="Arial" w:eastAsia="Arial"/>
+          <w:b/>
+          <w:color w:val="665184"/>
+          <w:sz w:val="26"/>
+        </w:rPr>
+        <w:t>Can I revise Chapter 2 after drafting Chapter 5?</w:t>
       </w:r>
     </w:p>
     <w:p>
       <w:pPr>
-        <w:keepLines/>
-        <w:ind w:left="283" w:hanging="227"/>
+        <w:spacing w:after="80" w:line="274" w:lineRule="auto"/>
       </w:pPr>
       <w:r>
         <w:rPr>
-          <w:rFonts w:ascii="Arial" w:hAnsi="Arial" w:eastAsia="Hiragino Sans GB"/>
-          <w:color w:val="25313B"/>
-          <w:sz w:val="21"/>
+          <w:rFonts w:ascii="Arial" w:hAnsi="Arial" w:eastAsia="Arial"/>
+          <w:b w:val="0"/>
+          <w:color w:val="34323A"/>
+          <w:sz w:val="20"/>
         </w:rPr>
-        <w:t>- Generate and edit the logic outline; check chapter order, argument goals, length, and chart requirements.</w:t>
+        <w:t>Yes. Return to Chapter 2, edit the text, and click “Save Manually &amp; Distill Memory.” Lumielle saves the chapter first, then tries to rebuild its memory from the complete revised text.</w:t>
+      </w:r>
+    </w:p>
+    <w:tbl>
+      <w:tblPr>
+        <w:tblW w:type="auto" w:w="0"/>
+        <w:jc w:val="center"/>
+        <w:tblLayout w:type="fixed"/>
+        <w:tblLook w:firstColumn="1" w:firstRow="1" w:lastColumn="0" w:lastRow="0" w:noHBand="0" w:noVBand="1" w:val="04A0"/>
+        <w:tblBorders>
+          <w:top w:val="single" w:sz="4" w:color="DDD7E6"/>
+          <w:left w:val="single" w:sz="4" w:color="DDD7E6"/>
+          <w:bottom w:val="single" w:sz="4" w:color="DDD7E6"/>
+          <w:right w:val="single" w:sz="4" w:color="DDD7E6"/>
+          <w:insideH w:val="single" w:sz="4" w:color="DDD7E6"/>
+          <w:insideV w:val="single" w:sz="4" w:color="DDD7E6"/>
+        </w:tblBorders>
+      </w:tblPr>
+      <w:tblGrid>
+        <w:gridCol w:w="9792"/>
+      </w:tblGrid>
+      <w:tr>
+        <w:trPr>
+          <w:cantSplit/>
+        </w:trPr>
+        <w:tc>
+          <w:tcPr>
+            <w:tcW w:type="dxa" w:w="9792"/>
+            <w:shd w:fill="F2EEF7"/>
+            <w:tcMar>
+              <w:top w:w="110" w:type="dxa"/>
+              <w:start w:w="145" w:type="dxa"/>
+              <w:bottom w:w="110" w:type="dxa"/>
+              <w:end w:w="145" w:type="dxa"/>
+            </w:tcMar>
+            <w:vAlign w:val="center"/>
+          </w:tcPr>
+          <w:p>
+            <w:pPr>
+              <w:spacing w:after="0" w:line="264" w:lineRule="auto"/>
+            </w:pPr>
+            <w:r>
+              <w:rPr>
+                <w:rFonts w:ascii="Arial" w:hAnsi="Arial" w:eastAsia="Arial"/>
+                <w:b/>
+                <w:color w:val="665184"/>
+                <w:sz w:val="19"/>
+              </w:rPr>
+              <w:t xml:space="preserve">REMEMBER  </w:t>
+            </w:r>
+            <w:r>
+              <w:rPr>
+                <w:rFonts w:ascii="Arial" w:hAnsi="Arial" w:eastAsia="Arial"/>
+                <w:b w:val="0"/>
+                <w:color w:val="34323A"/>
+                <w:sz w:val="19"/>
+              </w:rPr>
+              <w:t>Edit text → click “Save Manually &amp; Distill Memory” → wait for the memory status. If rebuilding fails, the chapter is still saved and the previous valid memory is kept; you can retry later. Other chapters are not rewritten automatically.</w:t>
+            </w:r>
+          </w:p>
+        </w:tc>
+      </w:tr>
+    </w:tbl>
+    <w:p>
+      <w:pPr>
+        <w:spacing w:line="274" w:lineRule="auto" w:after="40"/>
+      </w:pPr>
+    </w:p>
+    <w:p>
+      <w:pPr>
+        <w:pStyle w:val="Heading2"/>
+        <w:keepNext/>
+      </w:pPr>
+      <w:r>
+        <w:rPr>
+          <w:rFonts w:ascii="Arial" w:hAnsi="Arial" w:eastAsia="Arial"/>
+          <w:b/>
+          <w:color w:val="665184"/>
+          <w:sz w:val="26"/>
+        </w:rPr>
+        <w:t>Finish with Word</w:t>
       </w:r>
     </w:p>
     <w:p>
       <w:pPr>
-        <w:keepLines/>
-        <w:ind w:left="283" w:hanging="227"/>
+        <w:spacing w:after="80" w:line="274" w:lineRule="auto"/>
       </w:pPr>
       <w:r>
         <w:rPr>
-          <w:rFonts w:ascii="Arial" w:hAnsi="Arial" w:eastAsia="Hiragino Sans GB"/>
-          <w:color w:val="25313B"/>
-          <w:sz w:val="21"/>
+          <w:rFonts w:ascii="Arial" w:hAnsi="Arial" w:eastAsia="Arial"/>
+          <w:b w:val="0"/>
+          <w:color w:val="34323A"/>
+          <w:sz w:val="20"/>
         </w:rPr>
-        <w:t>- Draft individually or in a batch. Review facts, citations, and continuity before exporting with a FormatSpec and optional DOCX template.</w:t>
+        <w:t>In Chapter Writing's Word export area, choose a formatting preset and click “Generate Word Document Now.” Check citations, page numbers, tables, and pagination against your institution's current rules.</w:t>
+      </w:r>
+    </w:p>
+    <w:tbl>
+      <w:tblPr>
+        <w:tblW w:type="auto" w:w="0"/>
+        <w:jc w:val="center"/>
+        <w:tblLayout w:type="fixed"/>
+        <w:tblLook w:firstColumn="1" w:firstRow="1" w:lastColumn="0" w:lastRow="0" w:noHBand="0" w:noVBand="1" w:val="04A0"/>
+        <w:tblBorders>
+          <w:top w:val="single" w:sz="4" w:color="DDD7E6"/>
+          <w:left w:val="single" w:sz="4" w:color="DDD7E6"/>
+          <w:bottom w:val="single" w:sz="4" w:color="DDD7E6"/>
+          <w:right w:val="single" w:sz="4" w:color="DDD7E6"/>
+          <w:insideH w:val="single" w:sz="4" w:color="DDD7E6"/>
+          <w:insideV w:val="single" w:sz="4" w:color="DDD7E6"/>
+        </w:tblBorders>
+      </w:tblPr>
+      <w:tblGrid>
+        <w:gridCol w:w="9792"/>
+      </w:tblGrid>
+      <w:tr>
+        <w:trPr>
+          <w:cantSplit/>
+        </w:trPr>
+        <w:tc>
+          <w:tcPr>
+            <w:tcW w:type="dxa" w:w="9792"/>
+            <w:shd w:fill="F2EEF7"/>
+            <w:tcMar>
+              <w:top w:w="110" w:type="dxa"/>
+              <w:start w:w="145" w:type="dxa"/>
+              <w:bottom w:w="110" w:type="dxa"/>
+              <w:end w:w="145" w:type="dxa"/>
+            </w:tcMar>
+            <w:vAlign w:val="center"/>
+          </w:tcPr>
+          <w:p>
+            <w:pPr>
+              <w:spacing w:after="0" w:line="264" w:lineRule="auto"/>
+            </w:pPr>
+            <w:r>
+              <w:rPr>
+                <w:rFonts w:ascii="Arial" w:hAnsi="Arial" w:eastAsia="Arial"/>
+                <w:b/>
+                <w:color w:val="665184"/>
+                <w:sz w:val="19"/>
+              </w:rPr>
+              <w:t xml:space="preserve">AFTER THESE FOUR PAGES  </w:t>
+            </w:r>
+            <w:r>
+              <w:rPr>
+                <w:rFonts w:ascii="Arial" w:hAnsi="Arial" w:eastAsia="Arial"/>
+                <w:b w:val="0"/>
+                <w:color w:val="34323A"/>
+                <w:sz w:val="19"/>
+              </w:rPr>
+              <w:t>See Feature Guide Section 1 for materials, Sections 2-3 for literature and outlines, Section 4 for chapter memory, and Section 7 for Word formatting.</w:t>
+            </w:r>
+          </w:p>
+        </w:tc>
+      </w:tr>
+    </w:tbl>
+    <w:p>
+      <w:pPr>
+        <w:spacing w:line="274" w:lineRule="auto" w:after="40"/>
+      </w:pPr>
+    </w:p>
+    <w:p>
+      <w:r>
+        <w:br w:type="page"/>
       </w:r>
     </w:p>
     <w:p>
@@ -365,683 +1762,3124 @@
       </w:pPr>
       <w:r>
         <w:rPr>
-          <w:rFonts w:ascii="Arial" w:hAnsi="Arial" w:eastAsia="Hiragino Sans GB"/>
+          <w:rFonts w:ascii="Arial" w:hAnsi="Arial" w:eastAsia="Arial"/>
           <w:b/>
-          <w:color w:val="454B7C"/>
-          <w:sz w:val="30"/>
+          <w:color w:val="4E3D68"/>
+          <w:sz w:val="38"/>
         </w:rPr>
-        <w:t>4. Research Foundation and fact sections</w:t>
+        <w:t>Feature guide</w:t>
       </w:r>
     </w:p>
     <w:p>
       <w:pPr>
-        <w:keepLines/>
+        <w:pStyle w:val="Heading2"/>
+        <w:keepNext/>
       </w:pPr>
       <w:r>
         <w:rPr>
-          <w:rFonts w:ascii="Arial" w:hAnsi="Arial" w:eastAsia="Hiragino Sans GB"/>
-          <w:color w:val="25313B"/>
-          <w:sz w:val="21"/>
+          <w:rFonts w:ascii="Arial" w:hAnsi="Arial" w:eastAsia="Arial"/>
+          <w:b/>
+          <w:color w:val="665184"/>
+          <w:sz w:val="26"/>
         </w:rPr>
-        <w:t>The Research Foundation organizes source material as editable facts. Eight preset sections cover background, requirements, objectives, theory, methods, data, results, and constraints; custom sections are also available.</w:t>
+        <w:t>1. Keep research materials in Research Foundation</w:t>
       </w:r>
     </w:p>
     <w:p>
       <w:pPr>
-        <w:keepLines/>
-        <w:ind w:left="283" w:hanging="227"/>
+        <w:spacing w:after="80" w:line="274" w:lineRule="auto"/>
       </w:pPr>
       <w:r>
         <w:rPr>
-          <w:rFonts w:ascii="Arial" w:hAnsi="Arial" w:eastAsia="Hiragino Sans GB"/>
-          <w:color w:val="25313B"/>
-          <w:sz w:val="21"/>
+          <w:rFonts w:ascii="Arial" w:hAnsi="Arial" w:eastAsia="Arial"/>
+          <w:b w:val="0"/>
+          <w:color w:val="34323A"/>
+          <w:sz w:val="20"/>
         </w:rPr>
-        <w:t>- Upload a source or paste text to extract facts in ordered chunks. Failed parsing does not import partial results. Scanned PDFs without a text layer need conversion to searchable text first.</w:t>
+        <w:t>Research Foundation is for information you know best: project goals, background, theory, methods, experiments or interviews, data, results, and limitations. Upload a source, paste text, or add a note.</w:t>
       </w:r>
     </w:p>
     <w:p>
       <w:pPr>
-        <w:keepLines/>
-        <w:ind w:left="283" w:hanging="227"/>
+        <w:spacing w:after="60" w:line="269" w:lineRule="auto"/>
+        <w:ind w:left="288" w:hanging="202"/>
       </w:pPr>
       <w:r>
         <w:rPr>
-          <w:rFonts w:ascii="Arial" w:hAnsi="Arial" w:eastAsia="Hiragino Sans GB"/>
-          <w:color w:val="25313B"/>
-          <w:sz w:val="21"/>
+          <w:rFonts w:ascii="Arial" w:hAnsi="Arial" w:eastAsia="Arial"/>
+          <w:b/>
+          <w:color w:val="665184"/>
+          <w:sz w:val="19"/>
         </w:rPr>
-        <w:t>- Edit each fact's title, content, tags, source, and chapter binding. Smart Research Inbox classifications are suggestions; review or change the section, tags, role, and writing-grounding setting before accepting.</w:t>
+        <w:t xml:space="preserve">• </w:t>
+      </w:r>
+      <w:r>
+        <w:rPr>
+          <w:rFonts w:ascii="Arial" w:hAnsi="Arial" w:eastAsia="Arial"/>
+          <w:b w:val="0"/>
+          <w:color w:val="34323A"/>
+          <w:sz w:val="19"/>
+        </w:rPr>
+        <w:t>If you are unsure where an item belongs, use Smart Research Inbox. Lumielle suggests a section and purpose; review or edit the suggestion before accepting it.</w:t>
       </w:r>
     </w:p>
     <w:p>
       <w:pPr>
-        <w:keepLines/>
-        <w:ind w:left="283" w:hanging="227"/>
+        <w:spacing w:after="60" w:line="269" w:lineRule="auto"/>
+        <w:ind w:left="288" w:hanging="202"/>
       </w:pPr>
       <w:r>
         <w:rPr>
-          <w:rFonts w:ascii="Arial" w:hAnsi="Arial" w:eastAsia="Hiragino Sans GB"/>
-          <w:color w:val="25313B"/>
-          <w:sz w:val="21"/>
+          <w:rFonts w:ascii="Arial" w:hAnsi="Arial" w:eastAsia="Arial"/>
+          <w:b/>
+          <w:color w:val="665184"/>
+          <w:sz w:val="19"/>
         </w:rPr>
-        <w:t>- When writing grounding is enabled, the app selects relevant eligible facts rather than sending every fact to every chapter. Explicit bindings and global constraints receive priority. Disabled sections can still inform planning and outlining.</w:t>
+        <w:t xml:space="preserve">• </w:t>
+      </w:r>
+      <w:r>
+        <w:rPr>
+          <w:rFonts w:ascii="Arial" w:hAnsi="Arial" w:eastAsia="Arial"/>
+          <w:b w:val="0"/>
+          <w:color w:val="34323A"/>
+          <w:sz w:val="19"/>
+        </w:rPr>
+        <w:t>When “Allow this section's relevant facts in chapter writing” is enabled, relevant facts may be selected for suitable chapters. When disabled, saved facts can still inform planning and the outline. Do not enable every section by default.</w:t>
+      </w:r>
+    </w:p>
+    <w:tbl>
+      <w:tblPr>
+        <w:tblW w:type="auto" w:w="0"/>
+        <w:jc w:val="center"/>
+        <w:tblLayout w:type="fixed"/>
+        <w:tblLook w:firstColumn="1" w:firstRow="1" w:lastColumn="0" w:lastRow="0" w:noHBand="0" w:noVBand="1" w:val="04A0"/>
+        <w:tblBorders>
+          <w:top w:val="single" w:sz="4" w:color="DDD7E6"/>
+          <w:left w:val="single" w:sz="4" w:color="DDD7E6"/>
+          <w:bottom w:val="single" w:sz="4" w:color="DDD7E6"/>
+          <w:right w:val="single" w:sz="4" w:color="DDD7E6"/>
+          <w:insideH w:val="single" w:sz="4" w:color="DDD7E6"/>
+          <w:insideV w:val="single" w:sz="4" w:color="DDD7E6"/>
+        </w:tblBorders>
+      </w:tblPr>
+      <w:tblGrid>
+        <w:gridCol w:w="3231"/>
+        <w:gridCol w:w="6561"/>
+      </w:tblGrid>
+      <w:tr>
+        <w:trPr>
+          <w:cantSplit/>
+        </w:trPr>
+        <w:tc>
+          <w:tcPr>
+            <w:tcW w:type="dxa" w:w="3231"/>
+            <w:shd w:fill="665184"/>
+            <w:tcMar>
+              <w:top w:w="80" w:type="dxa"/>
+              <w:start w:w="90" w:type="dxa"/>
+              <w:bottom w:w="80" w:type="dxa"/>
+              <w:end w:w="90" w:type="dxa"/>
+            </w:tcMar>
+          </w:tcPr>
+          <w:p>
+            <w:pPr>
+              <w:spacing w:after="0" w:line="250" w:lineRule="auto"/>
+            </w:pPr>
+            <w:r>
+              <w:rPr>
+                <w:rFonts w:ascii="Arial" w:hAnsi="Arial" w:eastAsia="Arial"/>
+                <w:b/>
+                <w:color w:val="FFFFFF"/>
+                <w:sz w:val="17"/>
+              </w:rPr>
+              <w:t>Example material</w:t>
+            </w:r>
+          </w:p>
+        </w:tc>
+        <w:tc>
+          <w:tcPr>
+            <w:tcW w:type="dxa" w:w="6561"/>
+            <w:shd w:fill="665184"/>
+            <w:tcMar>
+              <w:top w:w="80" w:type="dxa"/>
+              <w:start w:w="90" w:type="dxa"/>
+              <w:bottom w:w="80" w:type="dxa"/>
+              <w:end w:w="90" w:type="dxa"/>
+            </w:tcMar>
+          </w:tcPr>
+          <w:p>
+            <w:pPr>
+              <w:spacing w:after="0" w:line="250" w:lineRule="auto"/>
+            </w:pPr>
+            <w:r>
+              <w:rPr>
+                <w:rFonts w:ascii="Arial" w:hAnsi="Arial" w:eastAsia="Arial"/>
+                <w:b/>
+                <w:color w:val="FFFFFF"/>
+                <w:sz w:val="17"/>
+              </w:rPr>
+              <w:t>Typical use</w:t>
+            </w:r>
+          </w:p>
+        </w:tc>
+      </w:tr>
+      <w:tr>
+        <w:trPr>
+          <w:cantSplit/>
+        </w:trPr>
+        <w:tc>
+          <w:tcPr>
+            <w:tcW w:type="dxa" w:w="3231"/>
+            <w:shd w:fill="FFFFFF"/>
+            <w:tcMar>
+              <w:top w:w="76" w:type="dxa"/>
+              <w:start w:w="90" w:type="dxa"/>
+              <w:bottom w:w="76" w:type="dxa"/>
+              <w:end w:w="90" w:type="dxa"/>
+            </w:tcMar>
+            <w:vAlign w:val="center"/>
+          </w:tcPr>
+          <w:p>
+            <w:pPr>
+              <w:spacing w:after="0" w:line="250" w:lineRule="auto"/>
+            </w:pPr>
+            <w:r>
+              <w:rPr>
+                <w:rFonts w:ascii="Arial" w:hAnsi="Arial" w:eastAsia="Arial"/>
+                <w:b/>
+                <w:color w:val="34323A"/>
+                <w:sz w:val="17"/>
+              </w:rPr>
+              <w:t>Research question, goals, definitions</w:t>
+            </w:r>
+          </w:p>
+        </w:tc>
+        <w:tc>
+          <w:tcPr>
+            <w:tcW w:type="dxa" w:w="6561"/>
+            <w:shd w:fill="FFFFFF"/>
+            <w:tcMar>
+              <w:top w:w="76" w:type="dxa"/>
+              <w:start w:w="90" w:type="dxa"/>
+              <w:bottom w:w="76" w:type="dxa"/>
+              <w:end w:w="90" w:type="dxa"/>
+            </w:tcMar>
+            <w:vAlign w:val="center"/>
+          </w:tcPr>
+          <w:p>
+            <w:pPr>
+              <w:spacing w:after="0" w:line="250" w:lineRule="auto"/>
+            </w:pPr>
+            <w:r>
+              <w:rPr>
+                <w:rFonts w:ascii="Arial" w:hAnsi="Arial" w:eastAsia="Arial"/>
+                <w:b w:val="0"/>
+                <w:color w:val="34323A"/>
+                <w:sz w:val="17"/>
+              </w:rPr>
+              <w:t>Help plan the outline and explain relevant chapters.</w:t>
+            </w:r>
+          </w:p>
+        </w:tc>
+      </w:tr>
+      <w:tr>
+        <w:trPr>
+          <w:cantSplit/>
+        </w:trPr>
+        <w:tc>
+          <w:tcPr>
+            <w:tcW w:type="dxa" w:w="3231"/>
+            <w:shd w:fill="F7F5F9"/>
+            <w:tcMar>
+              <w:top w:w="76" w:type="dxa"/>
+              <w:start w:w="90" w:type="dxa"/>
+              <w:bottom w:w="76" w:type="dxa"/>
+              <w:end w:w="90" w:type="dxa"/>
+            </w:tcMar>
+            <w:vAlign w:val="center"/>
+          </w:tcPr>
+          <w:p>
+            <w:pPr>
+              <w:spacing w:after="0" w:line="250" w:lineRule="auto"/>
+            </w:pPr>
+            <w:r>
+              <w:rPr>
+                <w:rFonts w:ascii="Arial" w:hAnsi="Arial" w:eastAsia="Arial"/>
+                <w:b/>
+                <w:color w:val="34323A"/>
+                <w:sz w:val="17"/>
+              </w:rPr>
+              <w:t>Methods, samples, data, findings</w:t>
+            </w:r>
+          </w:p>
+        </w:tc>
+        <w:tc>
+          <w:tcPr>
+            <w:tcW w:type="dxa" w:w="6561"/>
+            <w:shd w:fill="F7F5F9"/>
+            <w:tcMar>
+              <w:top w:w="76" w:type="dxa"/>
+              <w:start w:w="90" w:type="dxa"/>
+              <w:bottom w:w="76" w:type="dxa"/>
+              <w:end w:w="90" w:type="dxa"/>
+            </w:tcMar>
+            <w:vAlign w:val="center"/>
+          </w:tcPr>
+          <w:p>
+            <w:pPr>
+              <w:spacing w:after="0" w:line="250" w:lineRule="auto"/>
+            </w:pPr>
+            <w:r>
+              <w:rPr>
+                <w:rFonts w:ascii="Arial" w:hAnsi="Arial" w:eastAsia="Arial"/>
+                <w:b w:val="0"/>
+                <w:color w:val="34323A"/>
+                <w:sz w:val="17"/>
+              </w:rPr>
+              <w:t>Provide facts for the chapters that discuss them.</w:t>
+            </w:r>
+          </w:p>
+        </w:tc>
+      </w:tr>
+      <w:tr>
+        <w:trPr>
+          <w:cantSplit/>
+        </w:trPr>
+        <w:tc>
+          <w:tcPr>
+            <w:tcW w:type="dxa" w:w="3231"/>
+            <w:shd w:fill="FFFFFF"/>
+            <w:tcMar>
+              <w:top w:w="76" w:type="dxa"/>
+              <w:start w:w="90" w:type="dxa"/>
+              <w:bottom w:w="76" w:type="dxa"/>
+              <w:end w:w="90" w:type="dxa"/>
+            </w:tcMar>
+            <w:vAlign w:val="center"/>
+          </w:tcPr>
+          <w:p>
+            <w:pPr>
+              <w:spacing w:after="0" w:line="250" w:lineRule="auto"/>
+            </w:pPr>
+            <w:r>
+              <w:rPr>
+                <w:rFonts w:ascii="Arial" w:hAnsi="Arial" w:eastAsia="Arial"/>
+                <w:b/>
+                <w:color w:val="34323A"/>
+                <w:sz w:val="17"/>
+              </w:rPr>
+              <w:t>Administrative notes or unrelated attachments</w:t>
+            </w:r>
+          </w:p>
+        </w:tc>
+        <w:tc>
+          <w:tcPr>
+            <w:tcW w:type="dxa" w:w="6561"/>
+            <w:shd w:fill="FFFFFF"/>
+            <w:tcMar>
+              <w:top w:w="76" w:type="dxa"/>
+              <w:start w:w="90" w:type="dxa"/>
+              <w:bottom w:w="76" w:type="dxa"/>
+              <w:end w:w="90" w:type="dxa"/>
+            </w:tcMar>
+            <w:vAlign w:val="center"/>
+          </w:tcPr>
+          <w:p>
+            <w:pPr>
+              <w:spacing w:after="0" w:line="250" w:lineRule="auto"/>
+            </w:pPr>
+            <w:r>
+              <w:rPr>
+                <w:rFonts w:ascii="Arial" w:hAnsi="Arial" w:eastAsia="Arial"/>
+                <w:b w:val="0"/>
+                <w:color w:val="34323A"/>
+                <w:sz w:val="17"/>
+              </w:rPr>
+              <w:t>Usually do not belong in chapter text.</w:t>
+            </w:r>
+          </w:p>
+        </w:tc>
+      </w:tr>
+    </w:tbl>
+    <w:p>
+      <w:pPr>
+        <w:spacing w:line="274" w:lineRule="auto" w:after="40"/>
+      </w:pPr>
+    </w:p>
+    <w:p>
+      <w:pPr>
+        <w:pStyle w:val="Heading3"/>
+        <w:keepNext/>
+      </w:pPr>
+      <w:r>
+        <w:rPr>
+          <w:rFonts w:ascii="Arial" w:hAnsi="Arial" w:eastAsia="Arial"/>
+          <w:b/>
+          <w:color w:val="34323A"/>
+          <w:sz w:val="22"/>
+        </w:rPr>
+        <w:t>Supported source formats</w:t>
       </w:r>
     </w:p>
     <w:p>
       <w:pPr>
-        <w:keepLines/>
-        <w:ind w:left="283" w:hanging="227"/>
+        <w:spacing w:after="80" w:line="274" w:lineRule="auto"/>
       </w:pPr>
       <w:r>
         <w:rPr>
-          <w:rFonts w:ascii="Arial" w:hAnsi="Arial" w:eastAsia="Hiragino Sans GB"/>
-          <w:color w:val="25313B"/>
-          <w:sz w:val="21"/>
+          <w:rFonts w:ascii="Arial" w:hAnsi="Arial" w:eastAsia="Arial"/>
+          <w:b w:val="0"/>
+          <w:color w:val="34323A"/>
+          <w:sz w:val="20"/>
         </w:rPr>
-        <w:t>- Logic planning builds a bounded Research Planning Digest from saved facts in every section, including sections disabled for chapter grounding. When the budget is exceeded, balanced excerpts represent source material and mark omitted detail; late facts are not dropped merely because of their position.</w:t>
+        <w:t>Upload PDF, Word (DOCX), or TXT, or paste text. Readable source text is processed in order. A scanned PDF containing only page images is not automatically read as text.</w:t>
+      </w:r>
+    </w:p>
+    <w:tbl>
+      <w:tblPr>
+        <w:tblW w:type="auto" w:w="0"/>
+        <w:jc w:val="center"/>
+        <w:tblLayout w:type="fixed"/>
+        <w:tblLook w:firstColumn="1" w:firstRow="1" w:lastColumn="0" w:lastRow="0" w:noHBand="0" w:noVBand="1" w:val="04A0"/>
+        <w:tblBorders>
+          <w:top w:val="single" w:sz="4" w:color="DDD7E6"/>
+          <w:left w:val="single" w:sz="4" w:color="DDD7E6"/>
+          <w:bottom w:val="single" w:sz="4" w:color="DDD7E6"/>
+          <w:right w:val="single" w:sz="4" w:color="DDD7E6"/>
+          <w:insideH w:val="single" w:sz="4" w:color="DDD7E6"/>
+          <w:insideV w:val="single" w:sz="4" w:color="DDD7E6"/>
+        </w:tblBorders>
+      </w:tblPr>
+      <w:tblGrid>
+        <w:gridCol w:w="9792"/>
+      </w:tblGrid>
+      <w:tr>
+        <w:trPr>
+          <w:cantSplit/>
+        </w:trPr>
+        <w:tc>
+          <w:tcPr>
+            <w:tcW w:type="dxa" w:w="9792"/>
+            <w:shd w:fill="F2EEF7"/>
+            <w:tcMar>
+              <w:top w:w="110" w:type="dxa"/>
+              <w:start w:w="145" w:type="dxa"/>
+              <w:bottom w:w="110" w:type="dxa"/>
+              <w:end w:w="145" w:type="dxa"/>
+            </w:tcMar>
+            <w:vAlign w:val="center"/>
+          </w:tcPr>
+          <w:p>
+            <w:pPr>
+              <w:spacing w:after="0" w:line="264" w:lineRule="auto"/>
+            </w:pPr>
+            <w:r>
+              <w:rPr>
+                <w:rFonts w:ascii="Arial" w:hAnsi="Arial" w:eastAsia="Arial"/>
+                <w:b/>
+                <w:color w:val="665184"/>
+                <w:sz w:val="19"/>
+              </w:rPr>
+              <w:t xml:space="preserve">TIP  </w:t>
+            </w:r>
+            <w:r>
+              <w:rPr>
+                <w:rFonts w:ascii="Arial" w:hAnsi="Arial" w:eastAsia="Arial"/>
+                <w:b w:val="0"/>
+                <w:color w:val="34323A"/>
+                <w:sz w:val="19"/>
+              </w:rPr>
+              <w:t>Check extracted content and its source before saving. Filing suggestions are not facts until you review them.</w:t>
+            </w:r>
+          </w:p>
+        </w:tc>
+      </w:tr>
+    </w:tbl>
+    <w:p>
+      <w:pPr>
+        <w:spacing w:line="274" w:lineRule="auto" w:after="40"/>
+      </w:pPr>
+    </w:p>
+    <w:p>
+      <w:pPr>
+        <w:pStyle w:val="Heading2"/>
+        <w:keepNext/>
+      </w:pPr>
+      <w:r>
+        <w:rPr>
+          <w:rFonts w:ascii="Arial" w:hAnsi="Arial" w:eastAsia="Arial"/>
+          <w:b/>
+          <w:color w:val="665184"/>
+          <w:sz w:val="26"/>
+        </w:rPr>
+        <w:t>2. Literature: connect sources to chapters</w:t>
       </w:r>
     </w:p>
     <w:p>
       <w:pPr>
-        <w:keepLines/>
-        <w:ind w:left="283" w:hanging="227"/>
+        <w:spacing w:after="80" w:line="274" w:lineRule="auto"/>
       </w:pPr>
       <w:r>
         <w:rPr>
-          <w:rFonts w:ascii="Arial" w:hAnsi="Arial" w:eastAsia="Hiragino Sans GB"/>
-          <w:color w:val="25313B"/>
-          <w:sz w:val="21"/>
+          <w:rFonts w:ascii="Arial" w:hAnsi="Arial" w:eastAsia="Arial"/>
+          <w:b w:val="0"/>
+          <w:color w:val="34323A"/>
+          <w:sz w:val="20"/>
         </w:rPr>
-        <w:t>- Context space is limited, so injected facts are selected and bounded. Unrelated or ambiguous material can add noise; curate and verify it before drafting.</w:t>
+        <w:t>In Literature Processing, import PDF, Word (DOCX), TXT, or pasted text. Readable full text is analyzed in order and organized into points such as research question, methods, sample, results, and limitations. Scanned page images are not automatically recognized.</w:t>
       </w:r>
     </w:p>
     <w:p>
       <w:pPr>
-        <w:pStyle w:val="Heading1"/>
+        <w:spacing w:after="60" w:line="269" w:lineRule="auto"/>
+        <w:ind w:left="288" w:hanging="202"/>
+      </w:pPr>
+      <w:r>
+        <w:rPr>
+          <w:rFonts w:ascii="Arial" w:hAnsi="Arial" w:eastAsia="Arial"/>
+          <w:b/>
+          <w:color w:val="665184"/>
+          <w:sz w:val="19"/>
+        </w:rPr>
+        <w:t xml:space="preserve">• </w:t>
+      </w:r>
+      <w:r>
+        <w:rPr>
+          <w:rFonts w:ascii="Arial" w:hAnsi="Arial" w:eastAsia="Arial"/>
+          <w:b w:val="0"/>
+          <w:color w:val="34323A"/>
+          <w:sz w:val="19"/>
+        </w:rPr>
+        <w:t>A star rating mainly reflects relevance and usefulness for your current topic. Research method, evidence, and limitations are assessed separately.</w:t>
+      </w:r>
+    </w:p>
+    <w:p>
+      <w:pPr>
+        <w:spacing w:after="60" w:line="269" w:lineRule="auto"/>
+        <w:ind w:left="288" w:hanging="202"/>
+      </w:pPr>
+      <w:r>
+        <w:rPr>
+          <w:rFonts w:ascii="Arial" w:hAnsi="Arial" w:eastAsia="Arial"/>
+          <w:b/>
+          <w:color w:val="665184"/>
+          <w:sz w:val="19"/>
+        </w:rPr>
+        <w:t xml:space="preserve">• </w:t>
+      </w:r>
+      <w:r>
+        <w:rPr>
+          <w:rFonts w:ascii="Arial" w:hAnsi="Arial" w:eastAsia="Arial"/>
+          <w:b w:val="0"/>
+          <w:color w:val="34323A"/>
+          <w:sz w:val="19"/>
+        </w:rPr>
+        <w:t>During outline planning, assign sources to sections where they fit. You can adjust assignments later. A chapter selects evidence from its bound literature.</w:t>
+      </w:r>
+    </w:p>
+    <w:p>
+      <w:pPr>
+        <w:spacing w:after="60" w:line="269" w:lineRule="auto"/>
+        <w:ind w:left="288" w:hanging="202"/>
+      </w:pPr>
+      <w:r>
+        <w:rPr>
+          <w:rFonts w:ascii="Arial" w:hAnsi="Arial" w:eastAsia="Arial"/>
+          <w:b/>
+          <w:color w:val="665184"/>
+          <w:sz w:val="19"/>
+        </w:rPr>
+        <w:t xml:space="preserve">• </w:t>
+      </w:r>
+      <w:r>
+        <w:rPr>
+          <w:rFonts w:ascii="Arial" w:hAnsi="Arial" w:eastAsia="Arial"/>
+          <w:b w:val="0"/>
+          <w:color w:val="34323A"/>
+          <w:sz w:val="19"/>
+        </w:rPr>
+        <w:t>Verify quoted evidence, factual claims, and interpretations against the original paper. Importing a source does not independently prove its conclusions.</w:t>
+      </w:r>
+    </w:p>
+    <w:tbl>
+      <w:tblPr>
+        <w:tblW w:type="auto" w:w="0"/>
+        <w:jc w:val="center"/>
+        <w:tblLayout w:type="fixed"/>
+        <w:tblLook w:firstColumn="1" w:firstRow="1" w:lastColumn="0" w:lastRow="0" w:noHBand="0" w:noVBand="1" w:val="04A0"/>
+        <w:tblBorders>
+          <w:top w:val="single" w:sz="4" w:color="DDD7E6"/>
+          <w:left w:val="single" w:sz="4" w:color="DDD7E6"/>
+          <w:bottom w:val="single" w:sz="4" w:color="DDD7E6"/>
+          <w:right w:val="single" w:sz="4" w:color="DDD7E6"/>
+          <w:insideH w:val="single" w:sz="4" w:color="DDD7E6"/>
+          <w:insideV w:val="single" w:sz="4" w:color="DDD7E6"/>
+        </w:tblBorders>
+      </w:tblPr>
+      <w:tblGrid>
+        <w:gridCol w:w="9792"/>
+      </w:tblGrid>
+      <w:tr>
+        <w:trPr>
+          <w:cantSplit/>
+        </w:trPr>
+        <w:tc>
+          <w:tcPr>
+            <w:tcW w:type="dxa" w:w="9792"/>
+            <w:shd w:fill="F2EEF7"/>
+            <w:tcMar>
+              <w:top w:w="110" w:type="dxa"/>
+              <w:start w:w="145" w:type="dxa"/>
+              <w:bottom w:w="110" w:type="dxa"/>
+              <w:end w:w="145" w:type="dxa"/>
+            </w:tcMar>
+            <w:vAlign w:val="center"/>
+          </w:tcPr>
+          <w:p>
+            <w:pPr>
+              <w:spacing w:after="0" w:line="264" w:lineRule="auto"/>
+            </w:pPr>
+            <w:r>
+              <w:rPr>
+                <w:rFonts w:ascii="Arial" w:hAnsi="Arial" w:eastAsia="Arial"/>
+                <w:b/>
+                <w:color w:val="665184"/>
+                <w:sz w:val="19"/>
+              </w:rPr>
+              <w:t xml:space="preserve">LITERATURE TIP  </w:t>
+            </w:r>
+            <w:r>
+              <w:rPr>
+                <w:rFonts w:ascii="Arial" w:hAnsi="Arial" w:eastAsia="Arial"/>
+                <w:b w:val="0"/>
+                <w:color w:val="34323A"/>
+                <w:sz w:val="19"/>
+              </w:rPr>
+              <w:t>Start with a few core papers and review their analysis before expanding the library.</w:t>
+            </w:r>
+          </w:p>
+        </w:tc>
+      </w:tr>
+    </w:tbl>
+    <w:p>
+      <w:pPr>
+        <w:spacing w:line="274" w:lineRule="auto" w:after="40"/>
+      </w:pPr>
+    </w:p>
+    <w:p>
+      <w:pPr>
+        <w:pStyle w:val="Heading2"/>
         <w:keepNext/>
       </w:pPr>
       <w:r>
         <w:rPr>
-          <w:rFonts w:ascii="Arial" w:hAnsi="Arial" w:eastAsia="Hiragino Sans GB"/>
+          <w:rFonts w:ascii="Arial" w:hAnsi="Arial" w:eastAsia="Arial"/>
           <w:b/>
-          <w:color w:val="454B7C"/>
-          <w:sz w:val="30"/>
+          <w:color w:val="665184"/>
+          <w:sz w:val="26"/>
         </w:rPr>
-        <w:t>5. Full-document literature analysis and evidence</w:t>
+        <w:t>3. Review the outline before drafting</w:t>
       </w:r>
     </w:p>
     <w:p>
       <w:pPr>
-        <w:keepLines/>
+        <w:spacing w:after="80" w:line="274" w:lineRule="auto"/>
       </w:pPr>
       <w:r>
         <w:rPr>
-          <w:rFonts w:ascii="Arial" w:hAnsi="Arial" w:eastAsia="Hiragino Sans GB"/>
-          <w:color w:val="25313B"/>
-          <w:sz w:val="21"/>
+          <w:rFonts w:ascii="Arial" w:hAnsi="Arial" w:eastAsia="Arial"/>
+          <w:b w:val="0"/>
+          <w:color w:val="34323A"/>
+          <w:sz w:val="20"/>
         </w:rPr>
-        <w:t>Literature import supports text-bearing PDF, DOCX, TXT, and pasted text. Original files are stored in the literature-source directory; profiles and evidence are indexed separately.</w:t>
+        <w:t>Use Logic Chain to create an outline from your topic, research materials, and literature. Treat it as an editable writing plan, not a final structure that must be accepted unchanged.</w:t>
       </w:r>
     </w:p>
     <w:p>
       <w:pPr>
-        <w:keepLines/>
-        <w:ind w:left="283" w:hanging="227"/>
+        <w:spacing w:after="60" w:line="269" w:lineRule="auto"/>
+        <w:ind w:left="288" w:hanging="202"/>
       </w:pPr>
       <w:r>
         <w:rPr>
-          <w:rFonts w:ascii="Arial" w:hAnsi="Arial" w:eastAsia="Hiragino Sans GB"/>
-          <w:color w:val="25313B"/>
-          <w:sz w:val="21"/>
+          <w:rFonts w:ascii="Arial" w:hAnsi="Arial" w:eastAsia="Arial"/>
+          <w:b/>
+          <w:color w:val="665184"/>
+          <w:sz w:val="19"/>
         </w:rPr>
-        <w:t>- Extractable full text is processed in ordered chunks and synthesized into fields such as research question, theory, methods, sample, data, findings, limitations, and summary. Processing the full source does not mean the entire document is sent on every later generation request.</w:t>
+        <w:t xml:space="preserve">• </w:t>
+      </w:r>
+      <w:r>
+        <w:rPr>
+          <w:rFonts w:ascii="Arial" w:hAnsi="Arial" w:eastAsia="Arial"/>
+          <w:b w:val="0"/>
+          <w:color w:val="34323A"/>
+          <w:sz w:val="19"/>
+        </w:rPr>
+        <w:t>Check that section titles and order address your research question; adjust sections and target lengths to match the assignment.</w:t>
       </w:r>
     </w:p>
     <w:p>
       <w:pPr>
-        <w:keepLines/>
-        <w:ind w:left="283" w:hanging="227"/>
+        <w:spacing w:after="60" w:line="269" w:lineRule="auto"/>
+        <w:ind w:left="288" w:hanging="202"/>
       </w:pPr>
       <w:r>
         <w:rPr>
-          <w:rFonts w:ascii="Arial" w:hAnsi="Arial" w:eastAsia="Hiragino Sans GB"/>
-          <w:color w:val="25313B"/>
-          <w:sz w:val="21"/>
+          <w:rFonts w:ascii="Arial" w:hAnsi="Arial" w:eastAsia="Arial"/>
+          <w:b/>
+          <w:color w:val="665184"/>
+          <w:sz w:val="19"/>
         </w:rPr>
-        <w:t>- Chunk extraction remains neutral to the project; final profile synthesis receives the current global research topic and Research Planning Digest. The rating measures relevance and usefulness to this project, while rigor, evidence strength, limitations, and source-supported timeliness are assessed separately.</w:t>
+        <w:t xml:space="preserve">• </w:t>
+      </w:r>
+      <w:r>
+        <w:rPr>
+          <w:rFonts w:ascii="Arial" w:hAnsi="Arial" w:eastAsia="Arial"/>
+          <w:b w:val="0"/>
+          <w:color w:val="34323A"/>
+          <w:sz w:val="19"/>
+        </w:rPr>
+        <w:t>Review which sources are assigned to each section and whether chart suggestions make sense.</w:t>
+      </w:r>
+    </w:p>
+    <w:tbl>
+      <w:tblPr>
+        <w:tblW w:type="auto" w:w="0"/>
+        <w:jc w:val="center"/>
+        <w:tblLayout w:type="fixed"/>
+        <w:tblLook w:firstColumn="1" w:firstRow="1" w:lastColumn="0" w:lastRow="0" w:noHBand="0" w:noVBand="1" w:val="04A0"/>
+        <w:tblBorders>
+          <w:top w:val="single" w:sz="4" w:color="DDD7E6"/>
+          <w:left w:val="single" w:sz="4" w:color="DDD7E6"/>
+          <w:bottom w:val="single" w:sz="4" w:color="DDD7E6"/>
+          <w:right w:val="single" w:sz="4" w:color="DDD7E6"/>
+          <w:insideH w:val="single" w:sz="4" w:color="DDD7E6"/>
+          <w:insideV w:val="single" w:sz="4" w:color="DDD7E6"/>
+        </w:tblBorders>
+      </w:tblPr>
+      <w:tblGrid>
+        <w:gridCol w:w="9792"/>
+      </w:tblGrid>
+      <w:tr>
+        <w:trPr>
+          <w:cantSplit/>
+        </w:trPr>
+        <w:tc>
+          <w:tcPr>
+            <w:tcW w:type="dxa" w:w="9792"/>
+            <w:shd w:fill="F2EEF7"/>
+            <w:tcMar>
+              <w:top w:w="110" w:type="dxa"/>
+              <w:start w:w="145" w:type="dxa"/>
+              <w:bottom w:w="110" w:type="dxa"/>
+              <w:end w:w="145" w:type="dxa"/>
+            </w:tcMar>
+            <w:vAlign w:val="center"/>
+          </w:tcPr>
+          <w:p>
+            <w:pPr>
+              <w:spacing w:after="0" w:line="264" w:lineRule="auto"/>
+            </w:pPr>
+            <w:r>
+              <w:rPr>
+                <w:rFonts w:ascii="Arial" w:hAnsi="Arial" w:eastAsia="Arial"/>
+                <w:b/>
+                <w:color w:val="665184"/>
+                <w:sz w:val="19"/>
+              </w:rPr>
+              <w:t xml:space="preserve">WHEN TO START  </w:t>
+            </w:r>
+            <w:r>
+              <w:rPr>
+                <w:rFonts w:ascii="Arial" w:hAnsi="Arial" w:eastAsia="Arial"/>
+                <w:b w:val="0"/>
+                <w:color w:val="34323A"/>
+                <w:sz w:val="19"/>
+              </w:rPr>
+              <w:t>Confirm the research question, section order, and main source assignments before drafting. One test chapter helps you judge the style.</w:t>
+            </w:r>
+          </w:p>
+        </w:tc>
+      </w:tr>
+    </w:tbl>
+    <w:p>
+      <w:pPr>
+        <w:spacing w:line="274" w:lineRule="auto" w:after="40"/>
+      </w:pPr>
+    </w:p>
+    <w:p>
+      <w:pPr>
+        <w:pStyle w:val="Heading2"/>
+        <w:keepNext/>
+      </w:pPr>
+      <w:r>
+        <w:rPr>
+          <w:rFonts w:ascii="Arial" w:hAnsi="Arial" w:eastAsia="Arial"/>
+          <w:b/>
+          <w:color w:val="665184"/>
+          <w:sz w:val="26"/>
+        </w:rPr>
+        <w:t>4. Chapter writing and chapter memory</w:t>
       </w:r>
     </w:p>
     <w:p>
       <w:pPr>
-        <w:keepLines/>
-        <w:ind w:left="283" w:hanging="227"/>
+        <w:spacing w:after="80" w:line="274" w:lineRule="auto"/>
       </w:pPr>
       <w:r>
         <w:rPr>
-          <w:rFonts w:ascii="Arial" w:hAnsi="Arial" w:eastAsia="Hiragino Sans GB"/>
-          <w:color w:val="25313B"/>
-          <w:sz w:val="21"/>
+          <w:rFonts w:ascii="Arial" w:hAnsi="Arial" w:eastAsia="Arial"/>
+          <w:b w:val="0"/>
+          <w:color w:val="34323A"/>
+          <w:sz w:val="20"/>
         </w:rPr>
-        <w:t>- Whole-library quality and gap review uses structured profiles. Larger libraries are reviewed in ordered profile batches and then synthesized hierarchically rather than reduced to a fixed prefix.</w:t>
+        <w:t>The current chapter is the focus of each request. Lumielle can also use the outline, earlier chapter memory, later chapter context or boundaries, and research facts and literature allowed for that chapter.</w:t>
+      </w:r>
+    </w:p>
+    <w:tbl>
+      <w:tblPr>
+        <w:tblW w:type="auto" w:w="0"/>
+        <w:jc w:val="center"/>
+        <w:tblLayout w:type="fixed"/>
+        <w:tblLook w:firstColumn="1" w:firstRow="1" w:lastColumn="0" w:lastRow="0" w:noHBand="0" w:noVBand="1" w:val="04A0"/>
+        <w:tblBorders>
+          <w:top w:val="single" w:sz="4" w:color="DDD7E6"/>
+          <w:left w:val="single" w:sz="4" w:color="DDD7E6"/>
+          <w:bottom w:val="single" w:sz="4" w:color="DDD7E6"/>
+          <w:right w:val="single" w:sz="4" w:color="DDD7E6"/>
+          <w:insideH w:val="single" w:sz="4" w:color="DDD7E6"/>
+          <w:insideV w:val="single" w:sz="4" w:color="DDD7E6"/>
+        </w:tblBorders>
+      </w:tblPr>
+      <w:tblGrid>
+        <w:gridCol w:w="9792"/>
+      </w:tblGrid>
+      <w:tr>
+        <w:trPr>
+          <w:cantSplit/>
+        </w:trPr>
+        <w:tc>
+          <w:tcPr>
+            <w:tcW w:type="dxa" w:w="9792"/>
+            <w:vAlign w:val="center"/>
+            <w:shd w:fill="F7F5F9"/>
+            <w:tcMar>
+              <w:top w:w="65" w:type="dxa"/>
+              <w:start w:w="110" w:type="dxa"/>
+              <w:bottom w:w="65" w:type="dxa"/>
+              <w:end w:w="110" w:type="dxa"/>
+            </w:tcMar>
+          </w:tcPr>
+          <w:p>
+            <w:pPr>
+              <w:spacing w:after="0" w:line="245" w:lineRule="auto"/>
+              <w:jc w:val="center"/>
+            </w:pPr>
+            <w:r>
+              <w:rPr>
+                <w:rFonts w:ascii="Arial" w:hAnsi="Arial" w:eastAsia="Arial"/>
+                <w:b/>
+                <w:color w:val="4E3D68"/>
+                <w:sz w:val="18"/>
+              </w:rPr>
+              <w:t>Global paper outline</w:t>
+            </w:r>
+            <w:r>
+              <w:rPr>
+                <w:rFonts w:ascii="Arial" w:hAnsi="Arial" w:eastAsia="Arial"/>
+                <w:b w:val="0"/>
+                <w:color w:val="34323A"/>
+                <w:sz w:val="17"/>
+              </w:rPr>
+              <w:t xml:space="preserve">  |  Shows the structure of the whole paper</w:t>
+            </w:r>
+          </w:p>
+        </w:tc>
+      </w:tr>
+      <w:tr>
+        <w:trPr>
+          <w:cantSplit/>
+        </w:trPr>
+        <w:tc>
+          <w:tcPr>
+            <w:tcW w:type="dxa" w:w="9792"/>
+            <w:vAlign w:val="center"/>
+            <w:shd w:fill="FFFFFF"/>
+            <w:tcMar>
+              <w:top w:w="65" w:type="dxa"/>
+              <w:start w:w="110" w:type="dxa"/>
+              <w:bottom w:w="65" w:type="dxa"/>
+              <w:end w:w="110" w:type="dxa"/>
+            </w:tcMar>
+          </w:tcPr>
+          <w:p>
+            <w:pPr>
+              <w:spacing w:after="0" w:line="245" w:lineRule="auto"/>
+              <w:jc w:val="center"/>
+            </w:pPr>
+            <w:r>
+              <w:rPr>
+                <w:rFonts w:ascii="Arial" w:hAnsi="Arial" w:eastAsia="Arial"/>
+                <w:b/>
+                <w:color w:val="4E3D68"/>
+                <w:sz w:val="18"/>
+              </w:rPr>
+              <w:t>Earlier written chapters</w:t>
+            </w:r>
+            <w:r>
+              <w:rPr>
+                <w:rFonts w:ascii="Arial" w:hAnsi="Arial" w:eastAsia="Arial"/>
+                <w:b w:val="0"/>
+                <w:color w:val="34323A"/>
+                <w:sz w:val="17"/>
+              </w:rPr>
+              <w:t xml:space="preserve">  |  Compact memories built from complete chapter text</w:t>
+            </w:r>
+          </w:p>
+        </w:tc>
+      </w:tr>
+      <w:tr>
+        <w:trPr>
+          <w:cantSplit/>
+        </w:trPr>
+        <w:tc>
+          <w:tcPr>
+            <w:tcW w:type="dxa" w:w="9792"/>
+            <w:vAlign w:val="center"/>
+            <w:shd w:fill="665184"/>
+            <w:tcMar>
+              <w:top w:w="65" w:type="dxa"/>
+              <w:start w:w="110" w:type="dxa"/>
+              <w:bottom w:w="65" w:type="dxa"/>
+              <w:end w:w="110" w:type="dxa"/>
+            </w:tcMar>
+          </w:tcPr>
+          <w:p>
+            <w:pPr>
+              <w:spacing w:after="0" w:line="245" w:lineRule="auto"/>
+              <w:jc w:val="center"/>
+            </w:pPr>
+            <w:r>
+              <w:rPr>
+                <w:rFonts w:ascii="Arial" w:hAnsi="Arial" w:eastAsia="Arial"/>
+                <w:b/>
+                <w:color w:val="FFFFFF"/>
+                <w:sz w:val="18"/>
+              </w:rPr>
+              <w:t>CURRENT CHAPTER</w:t>
+            </w:r>
+            <w:r>
+              <w:rPr>
+                <w:rFonts w:ascii="Arial" w:hAnsi="Arial" w:eastAsia="Arial"/>
+                <w:b w:val="0"/>
+                <w:color w:val="FFFFFF"/>
+                <w:sz w:val="17"/>
+              </w:rPr>
+              <w:t xml:space="preserve">  |  The focus of this request</w:t>
+            </w:r>
+          </w:p>
+        </w:tc>
+      </w:tr>
+      <w:tr>
+        <w:trPr>
+          <w:cantSplit/>
+        </w:trPr>
+        <w:tc>
+          <w:tcPr>
+            <w:tcW w:type="dxa" w:w="9792"/>
+            <w:vAlign w:val="center"/>
+            <w:shd w:fill="FFFFFF"/>
+            <w:tcMar>
+              <w:top w:w="65" w:type="dxa"/>
+              <w:start w:w="110" w:type="dxa"/>
+              <w:bottom w:w="65" w:type="dxa"/>
+              <w:end w:w="110" w:type="dxa"/>
+            </w:tcMar>
+          </w:tcPr>
+          <w:p>
+            <w:pPr>
+              <w:spacing w:after="0" w:line="245" w:lineRule="auto"/>
+              <w:jc w:val="center"/>
+            </w:pPr>
+            <w:r>
+              <w:rPr>
+                <w:rFonts w:ascii="Arial" w:hAnsi="Arial" w:eastAsia="Arial"/>
+                <w:b/>
+                <w:color w:val="4E3D68"/>
+                <w:sz w:val="18"/>
+              </w:rPr>
+              <w:t>Later written / unwritten chapters</w:t>
+            </w:r>
+            <w:r>
+              <w:rPr>
+                <w:rFonts w:ascii="Arial" w:hAnsi="Arial" w:eastAsia="Arial"/>
+                <w:b w:val="0"/>
+                <w:color w:val="34323A"/>
+                <w:sz w:val="17"/>
+              </w:rPr>
+              <w:t xml:space="preserve">  |  Written text helps continuity; unwritten sections give boundaries</w:t>
+            </w:r>
+          </w:p>
+        </w:tc>
+      </w:tr>
+      <w:tr>
+        <w:trPr>
+          <w:cantSplit/>
+        </w:trPr>
+        <w:tc>
+          <w:tcPr>
+            <w:tcW w:type="dxa" w:w="9792"/>
+            <w:vAlign w:val="center"/>
+            <w:shd w:fill="F7F5F9"/>
+            <w:tcMar>
+              <w:top w:w="65" w:type="dxa"/>
+              <w:start w:w="110" w:type="dxa"/>
+              <w:bottom w:w="65" w:type="dxa"/>
+              <w:end w:w="110" w:type="dxa"/>
+            </w:tcMar>
+          </w:tcPr>
+          <w:p>
+            <w:pPr>
+              <w:spacing w:after="0" w:line="245" w:lineRule="auto"/>
+              <w:jc w:val="center"/>
+            </w:pPr>
+            <w:r>
+              <w:rPr>
+                <w:rFonts w:ascii="Arial" w:hAnsi="Arial" w:eastAsia="Arial"/>
+                <w:b/>
+                <w:color w:val="4E3D68"/>
+                <w:sz w:val="18"/>
+              </w:rPr>
+              <w:t>Relevant facts and bound literature</w:t>
+            </w:r>
+            <w:r>
+              <w:rPr>
+                <w:rFonts w:ascii="Arial" w:hAnsi="Arial" w:eastAsia="Arial"/>
+                <w:b w:val="0"/>
+                <w:color w:val="34323A"/>
+                <w:sz w:val="17"/>
+              </w:rPr>
+              <w:t xml:space="preserve">  |  Selected for this chapter, not the whole library</w:t>
+            </w:r>
+          </w:p>
+        </w:tc>
+      </w:tr>
+    </w:tbl>
+    <w:p>
+      <w:pPr>
+        <w:spacing w:line="274" w:lineRule="auto" w:after="40"/>
+      </w:pPr>
+    </w:p>
+    <w:p>
+      <w:pPr>
+        <w:spacing w:after="80" w:line="274" w:lineRule="auto"/>
+      </w:pPr>
+      <w:r>
+        <w:rPr>
+          <w:rFonts w:ascii="Arial" w:hAnsi="Arial" w:eastAsia="Arial"/>
+          <w:b w:val="0"/>
+          <w:color w:val="34323A"/>
+          <w:sz w:val="20"/>
+        </w:rPr>
+        <w:t>These pieces form the context for the current chapter. A written chapter's complete text is used to build a compact memory for later requests; previous full chapters are not resent every time. This can reduce information loss, repetition, and inconsistency, but the author still needs to review the result.</w:t>
       </w:r>
     </w:p>
     <w:p>
       <w:pPr>
-        <w:keepLines/>
-        <w:ind w:left="283" w:hanging="227"/>
+        <w:pStyle w:val="Heading3"/>
+        <w:keepNext/>
       </w:pPr>
       <w:r>
         <w:rPr>
-          <w:rFonts w:ascii="Arial" w:hAnsi="Arial" w:eastAsia="Hiragino Sans GB"/>
-          <w:color w:val="25313B"/>
-          <w:sz w:val="21"/>
+          <w:rFonts w:ascii="Arial" w:hAnsi="Arial" w:eastAsia="Arial"/>
+          <w:b/>
+          <w:color w:val="34323A"/>
+          <w:sz w:val="22"/>
         </w:rPr>
-        <w:t>- Evidence items record a claim, an exact source quotation, and a chunk locator. Only quotations found in the corresponding source chunk are retained; authors should still verify context and interpretation in the original source.</w:t>
+        <w:t>Revise a chapter you already wrote</w:t>
       </w:r>
     </w:p>
     <w:p>
       <w:pPr>
-        <w:keepLines/>
-        <w:ind w:left="283" w:hanging="227"/>
+        <w:spacing w:after="60" w:line="269" w:lineRule="auto"/>
+        <w:ind w:left="360" w:hanging="360"/>
       </w:pPr>
       <w:r>
         <w:rPr>
-          <w:rFonts w:ascii="Arial" w:hAnsi="Arial" w:eastAsia="Hiragino Sans GB"/>
-          <w:color w:val="25313B"/>
-          <w:sz w:val="21"/>
+          <w:rFonts w:ascii="Arial" w:hAnsi="Arial" w:eastAsia="Arial"/>
+          <w:b/>
+          <w:color w:val="665184"/>
+          <w:sz w:val="19"/>
         </w:rPr>
-        <w:t>- Chapter writing ranks relevant evidence with Chinese or English terms and retrieves it only from literature bound to that chapter. A binding does not prove that the citation or interpretation is correct.</w:t>
+        <w:t xml:space="preserve">1. </w:t>
+      </w:r>
+      <w:r>
+        <w:rPr>
+          <w:rFonts w:ascii="Arial" w:hAnsi="Arial" w:eastAsia="Arial"/>
+          <w:b/>
+          <w:color w:val="34323A"/>
+          <w:sz w:val="19"/>
+        </w:rPr>
+        <w:t>Return to the chapter and edit its text.</w:t>
+      </w:r>
+      <w:r>
+        <w:rPr>
+          <w:rFonts w:ascii="Arial" w:hAnsi="Arial" w:eastAsia="Arial"/>
+          <w:b w:val="0"/>
+          <w:color w:val="34323A"/>
+          <w:sz w:val="19"/>
+        </w:rPr>
+        <w:t xml:space="preserve"> Change only the parts that need work.</w:t>
       </w:r>
     </w:p>
     <w:p>
       <w:pPr>
-        <w:keepLines/>
-        <w:ind w:left="283" w:hanging="227"/>
+        <w:spacing w:after="60" w:line="269" w:lineRule="auto"/>
+        <w:ind w:left="360" w:hanging="360"/>
       </w:pPr>
       <w:r>
         <w:rPr>
-          <w:rFonts w:ascii="Arial" w:hAnsi="Arial" w:eastAsia="Hiragino Sans GB"/>
-          <w:color w:val="25313B"/>
-          <w:sz w:val="21"/>
+          <w:rFonts w:ascii="Arial" w:hAnsi="Arial" w:eastAsia="Arial"/>
+          <w:b/>
+          <w:color w:val="665184"/>
+          <w:sz w:val="19"/>
         </w:rPr>
-        <w:t>- Legacy literature records remain displayable. If an original source exists, it can be analyzed again; failure preserves the prior profile and evidence. An index cannot reconstruct a missing source document.</w:t>
+        <w:t xml:space="preserve">2. </w:t>
+      </w:r>
+      <w:r>
+        <w:rPr>
+          <w:rFonts w:ascii="Arial" w:hAnsi="Arial" w:eastAsia="Arial"/>
+          <w:b w:val="0"/>
+          <w:color w:val="34323A"/>
+          <w:sz w:val="19"/>
+        </w:rPr>
+        <w:t>Click “Save Manually &amp; Distill Memory.” The draft is saved first; then a new memory is attempted from the complete revised chapter.</w:t>
       </w:r>
     </w:p>
     <w:p>
       <w:pPr>
-        <w:keepLines/>
-        <w:ind w:left="283" w:hanging="227"/>
+        <w:spacing w:after="60" w:line="269" w:lineRule="auto"/>
+        <w:ind w:left="360" w:hanging="360"/>
       </w:pPr>
       <w:r>
         <w:rPr>
-          <w:rFonts w:ascii="Arial" w:hAnsi="Arial" w:eastAsia="Hiragino Sans GB"/>
-          <w:color w:val="25313B"/>
-          <w:sz w:val="21"/>
+          <w:rFonts w:ascii="Arial" w:hAnsi="Arial" w:eastAsia="Arial"/>
+          <w:b/>
+          <w:color w:val="665184"/>
+          <w:sz w:val="19"/>
         </w:rPr>
-        <w:t>- Clearing literature records and deleting imported originals are separate choices. Source deletion is attempted only after explicit confirmation and is limited to managed files under raw_files/; partial failures are reported.</w:t>
+        <w:t xml:space="preserve">3. </w:t>
+      </w:r>
+      <w:r>
+        <w:rPr>
+          <w:rFonts w:ascii="Arial" w:hAnsi="Arial" w:eastAsia="Arial"/>
+          <w:b/>
+          <w:color w:val="34323A"/>
+          <w:sz w:val="19"/>
+        </w:rPr>
+        <w:t>Check the status message.</w:t>
+      </w:r>
+      <w:r>
+        <w:rPr>
+          <w:rFonts w:ascii="Arial" w:hAnsi="Arial" w:eastAsia="Arial"/>
+          <w:b w:val="0"/>
+          <w:color w:val="34323A"/>
+          <w:sz w:val="19"/>
+        </w:rPr>
+        <w:t xml:space="preserve"> Later requests can use the new memory after success. If it fails, the previous valid memory remains and you can retry.</w:t>
+      </w:r>
+    </w:p>
+    <w:tbl>
+      <w:tblPr>
+        <w:tblW w:type="auto" w:w="0"/>
+        <w:jc w:val="center"/>
+        <w:tblLayout w:type="fixed"/>
+        <w:tblLook w:firstColumn="1" w:firstRow="1" w:lastColumn="0" w:lastRow="0" w:noHBand="0" w:noVBand="1" w:val="04A0"/>
+        <w:tblBorders>
+          <w:top w:val="single" w:sz="4" w:color="DDD7E6"/>
+          <w:left w:val="single" w:sz="4" w:color="DDD7E6"/>
+          <w:bottom w:val="single" w:sz="4" w:color="DDD7E6"/>
+          <w:right w:val="single" w:sz="4" w:color="DDD7E6"/>
+          <w:insideH w:val="single" w:sz="4" w:color="DDD7E6"/>
+          <w:insideV w:val="single" w:sz="4" w:color="DDD7E6"/>
+        </w:tblBorders>
+      </w:tblPr>
+      <w:tblGrid>
+        <w:gridCol w:w="9792"/>
+      </w:tblGrid>
+      <w:tr>
+        <w:trPr>
+          <w:cantSplit/>
+        </w:trPr>
+        <w:tc>
+          <w:tcPr>
+            <w:tcW w:type="dxa" w:w="9792"/>
+            <w:shd w:fill="F2EEF7"/>
+            <w:tcMar>
+              <w:top w:w="110" w:type="dxa"/>
+              <w:start w:w="145" w:type="dxa"/>
+              <w:bottom w:w="110" w:type="dxa"/>
+              <w:end w:w="145" w:type="dxa"/>
+            </w:tcMar>
+            <w:vAlign w:val="center"/>
+          </w:tcPr>
+          <w:p>
+            <w:pPr>
+              <w:spacing w:after="0" w:line="264" w:lineRule="auto"/>
+            </w:pPr>
+            <w:r>
+              <w:rPr>
+                <w:rFonts w:ascii="Arial" w:hAnsi="Arial" w:eastAsia="Arial"/>
+                <w:b/>
+                <w:color w:val="665184"/>
+                <w:sz w:val="19"/>
+              </w:rPr>
+              <w:t xml:space="preserve">WHAT DOES NOT HAPPEN  </w:t>
+            </w:r>
+            <w:r>
+              <w:rPr>
+                <w:rFonts w:ascii="Arial" w:hAnsi="Arial" w:eastAsia="Arial"/>
+                <w:b w:val="0"/>
+                <w:color w:val="34323A"/>
+                <w:sz w:val="19"/>
+              </w:rPr>
+              <w:t>Other written chapters are not automatically rewritten. Review and edit them individually if the change affects them.</w:t>
+            </w:r>
+          </w:p>
+        </w:tc>
+      </w:tr>
+    </w:tbl>
+    <w:p>
+      <w:pPr>
+        <w:spacing w:line="274" w:lineRule="auto" w:after="40"/>
+      </w:pPr>
+    </w:p>
+    <w:p>
+      <w:pPr>
+        <w:pStyle w:val="Heading2"/>
+        <w:keepNext/>
+      </w:pPr>
+      <w:r>
+        <w:rPr>
+          <w:rFonts w:ascii="Arial" w:hAnsi="Arial" w:eastAsia="Arial"/>
+          <w:b/>
+          <w:color w:val="665184"/>
+          <w:sz w:val="26"/>
+        </w:rPr>
+        <w:t>5. Draft one chapter or several</w:t>
+      </w:r>
+    </w:p>
+    <w:tbl>
+      <w:tblPr>
+        <w:tblW w:type="auto" w:w="0"/>
+        <w:jc w:val="center"/>
+        <w:tblLayout w:type="fixed"/>
+        <w:tblLook w:firstColumn="1" w:firstRow="1" w:lastColumn="0" w:lastRow="0" w:noHBand="0" w:noVBand="1" w:val="04A0"/>
+        <w:tblBorders>
+          <w:top w:val="single" w:sz="4" w:color="DDD7E6"/>
+          <w:left w:val="single" w:sz="4" w:color="DDD7E6"/>
+          <w:bottom w:val="single" w:sz="4" w:color="DDD7E6"/>
+          <w:right w:val="single" w:sz="4" w:color="DDD7E6"/>
+          <w:insideH w:val="single" w:sz="4" w:color="DDD7E6"/>
+          <w:insideV w:val="single" w:sz="4" w:color="DDD7E6"/>
+        </w:tblBorders>
+      </w:tblPr>
+      <w:tblGrid>
+        <w:gridCol w:w="3231"/>
+        <w:gridCol w:w="6561"/>
+      </w:tblGrid>
+      <w:tr>
+        <w:trPr>
+          <w:cantSplit/>
+        </w:trPr>
+        <w:tc>
+          <w:tcPr>
+            <w:tcW w:type="dxa" w:w="3231"/>
+            <w:shd w:fill="665184"/>
+            <w:tcMar>
+              <w:top w:w="80" w:type="dxa"/>
+              <w:start w:w="90" w:type="dxa"/>
+              <w:bottom w:w="80" w:type="dxa"/>
+              <w:end w:w="90" w:type="dxa"/>
+            </w:tcMar>
+          </w:tcPr>
+          <w:p>
+            <w:pPr>
+              <w:spacing w:after="0" w:line="250" w:lineRule="auto"/>
+            </w:pPr>
+            <w:r>
+              <w:rPr>
+                <w:rFonts w:ascii="Arial" w:hAnsi="Arial" w:eastAsia="Arial"/>
+                <w:b/>
+                <w:color w:val="FFFFFF"/>
+                <w:sz w:val="17"/>
+              </w:rPr>
+              <w:t>Writing mode</w:t>
+            </w:r>
+          </w:p>
+        </w:tc>
+        <w:tc>
+          <w:tcPr>
+            <w:tcW w:type="dxa" w:w="6561"/>
+            <w:shd w:fill="665184"/>
+            <w:tcMar>
+              <w:top w:w="80" w:type="dxa"/>
+              <w:start w:w="90" w:type="dxa"/>
+              <w:bottom w:w="80" w:type="dxa"/>
+              <w:end w:w="90" w:type="dxa"/>
+            </w:tcMar>
+          </w:tcPr>
+          <w:p>
+            <w:pPr>
+              <w:spacing w:after="0" w:line="250" w:lineRule="auto"/>
+            </w:pPr>
+            <w:r>
+              <w:rPr>
+                <w:rFonts w:ascii="Arial" w:hAnsi="Arial" w:eastAsia="Arial"/>
+                <w:b/>
+                <w:color w:val="FFFFFF"/>
+                <w:sz w:val="17"/>
+              </w:rPr>
+              <w:t>Useful when</w:t>
+            </w:r>
+          </w:p>
+        </w:tc>
+      </w:tr>
+      <w:tr>
+        <w:trPr>
+          <w:cantSplit/>
+        </w:trPr>
+        <w:tc>
+          <w:tcPr>
+            <w:tcW w:type="dxa" w:w="3231"/>
+            <w:shd w:fill="FFFFFF"/>
+            <w:tcMar>
+              <w:top w:w="76" w:type="dxa"/>
+              <w:start w:w="90" w:type="dxa"/>
+              <w:bottom w:w="76" w:type="dxa"/>
+              <w:end w:w="90" w:type="dxa"/>
+            </w:tcMar>
+            <w:vAlign w:val="center"/>
+          </w:tcPr>
+          <w:p>
+            <w:pPr>
+              <w:spacing w:after="0" w:line="250" w:lineRule="auto"/>
+            </w:pPr>
+            <w:r>
+              <w:rPr>
+                <w:rFonts w:ascii="Arial" w:hAnsi="Arial" w:eastAsia="Arial"/>
+                <w:b/>
+                <w:color w:val="34323A"/>
+                <w:sz w:val="17"/>
+              </w:rPr>
+              <w:t>Single chapter</w:t>
+            </w:r>
+          </w:p>
+        </w:tc>
+        <w:tc>
+          <w:tcPr>
+            <w:tcW w:type="dxa" w:w="6561"/>
+            <w:shd w:fill="FFFFFF"/>
+            <w:tcMar>
+              <w:top w:w="76" w:type="dxa"/>
+              <w:start w:w="90" w:type="dxa"/>
+              <w:bottom w:w="76" w:type="dxa"/>
+              <w:end w:w="90" w:type="dxa"/>
+            </w:tcMar>
+            <w:vAlign w:val="center"/>
+          </w:tcPr>
+          <w:p>
+            <w:pPr>
+              <w:spacing w:after="0" w:line="250" w:lineRule="auto"/>
+            </w:pPr>
+            <w:r>
+              <w:rPr>
+                <w:rFonts w:ascii="Arial" w:hAnsi="Arial" w:eastAsia="Arial"/>
+                <w:b w:val="0"/>
+                <w:color w:val="34323A"/>
+                <w:sz w:val="17"/>
+              </w:rPr>
+              <w:t>Trying the app, reviewing carefully, or changing one section.</w:t>
+            </w:r>
+          </w:p>
+        </w:tc>
+      </w:tr>
+      <w:tr>
+        <w:trPr>
+          <w:cantSplit/>
+        </w:trPr>
+        <w:tc>
+          <w:tcPr>
+            <w:tcW w:type="dxa" w:w="3231"/>
+            <w:shd w:fill="F7F5F9"/>
+            <w:tcMar>
+              <w:top w:w="76" w:type="dxa"/>
+              <w:start w:w="90" w:type="dxa"/>
+              <w:bottom w:w="76" w:type="dxa"/>
+              <w:end w:w="90" w:type="dxa"/>
+            </w:tcMar>
+            <w:vAlign w:val="center"/>
+          </w:tcPr>
+          <w:p>
+            <w:pPr>
+              <w:spacing w:after="0" w:line="250" w:lineRule="auto"/>
+            </w:pPr>
+            <w:r>
+              <w:rPr>
+                <w:rFonts w:ascii="Arial" w:hAnsi="Arial" w:eastAsia="Arial"/>
+                <w:b/>
+                <w:color w:val="34323A"/>
+                <w:sz w:val="17"/>
+              </w:rPr>
+              <w:t>Batch writing</w:t>
+            </w:r>
+          </w:p>
+        </w:tc>
+        <w:tc>
+          <w:tcPr>
+            <w:tcW w:type="dxa" w:w="6561"/>
+            <w:shd w:fill="F7F5F9"/>
+            <w:tcMar>
+              <w:top w:w="76" w:type="dxa"/>
+              <w:start w:w="90" w:type="dxa"/>
+              <w:bottom w:w="76" w:type="dxa"/>
+              <w:end w:w="90" w:type="dxa"/>
+            </w:tcMar>
+            <w:vAlign w:val="center"/>
+          </w:tcPr>
+          <w:p>
+            <w:pPr>
+              <w:spacing w:after="0" w:line="250" w:lineRule="auto"/>
+            </w:pPr>
+            <w:r>
+              <w:rPr>
+                <w:rFonts w:ascii="Arial" w:hAnsi="Arial" w:eastAsia="Arial"/>
+                <w:b w:val="0"/>
+                <w:color w:val="34323A"/>
+                <w:sz w:val="17"/>
+              </w:rPr>
+              <w:t>The outline is clear and you want a complete first draft to revise afterward.</w:t>
+            </w:r>
+          </w:p>
+        </w:tc>
+      </w:tr>
+    </w:tbl>
+    <w:p>
+      <w:pPr>
+        <w:spacing w:line="274" w:lineRule="auto" w:after="40"/>
+      </w:pPr>
+    </w:p>
+    <w:p>
+      <w:pPr>
+        <w:spacing w:after="80" w:line="274" w:lineRule="auto"/>
+      </w:pPr>
+      <w:r>
+        <w:rPr>
+          <w:rFonts w:ascii="Arial" w:hAnsi="Arial" w:eastAsia="Arial"/>
+          <w:b w:val="0"/>
+          <w:color w:val="34323A"/>
+          <w:sz w:val="20"/>
+        </w:rPr>
+        <w:t>Start with one chapter if you are unsure. Both modes let you return to any chapter, edit it, save it, and update its memory. After a batch, check for repetition, missing material, and contradictions.</w:t>
       </w:r>
     </w:p>
     <w:p>
       <w:pPr>
-        <w:pStyle w:val="Heading1"/>
+        <w:pStyle w:val="Heading2"/>
         <w:keepNext/>
       </w:pPr>
       <w:r>
         <w:rPr>
-          <w:rFonts w:ascii="Arial" w:hAnsi="Arial" w:eastAsia="Hiragino Sans GB"/>
+          <w:rFonts w:ascii="Arial" w:hAnsi="Arial" w:eastAsia="Arial"/>
           <w:b/>
-          <w:color w:val="454B7C"/>
-          <w:sz w:val="30"/>
+          <w:color w:val="665184"/>
+          <w:sz w:val="26"/>
         </w:rPr>
-        <w:t>6. Outline, chapter memory, and Context Sandwich</w:t>
+        <w:t>6. Charts, images, and AIGC tools</w:t>
       </w:r>
     </w:p>
     <w:p>
       <w:pPr>
-        <w:keepLines/>
+        <w:pStyle w:val="Heading3"/>
+        <w:keepNext/>
       </w:pPr>
       <w:r>
         <w:rPr>
-          <w:rFonts w:ascii="Arial" w:hAnsi="Arial" w:eastAsia="Hiragino Sans GB"/>
-          <w:color w:val="25313B"/>
-          <w:sz w:val="21"/>
+          <w:rFonts w:ascii="Arial" w:hAnsi="Arial" w:eastAsia="Arial"/>
+          <w:b/>
+          <w:color w:val="34323A"/>
+          <w:sz w:val="22"/>
         </w:rPr>
-        <w:t>Chapter generation combines the global topic and outline, upstream context, the current chapter, downstream written material or unwritten boundaries, enabled research facts, bound literature evidence, and writing requirements.</w:t>
+        <w:t>Charts and images</w:t>
       </w:r>
     </w:p>
     <w:p>
       <w:pPr>
-        <w:keepLines/>
-        <w:ind w:left="283" w:hanging="227"/>
+        <w:spacing w:after="60" w:line="269" w:lineRule="auto"/>
+        <w:ind w:left="288" w:hanging="202"/>
       </w:pPr>
       <w:r>
         <w:rPr>
-          <w:rFonts w:ascii="Arial" w:hAnsi="Arial" w:eastAsia="Hiragino Sans GB"/>
-          <w:color w:val="25313B"/>
-          <w:sz w:val="21"/>
+          <w:rFonts w:ascii="Arial" w:hAnsi="Arial" w:eastAsia="Arial"/>
+          <w:b/>
+          <w:color w:val="665184"/>
+          <w:sz w:val="19"/>
         </w:rPr>
-        <w:t>- The complete text of a written chapter is processed in ordered chunks to build a compact memory. Later generation uses this summary; it does not resend every previous chapter in full each time.</w:t>
+        <w:t xml:space="preserve">• </w:t>
+      </w:r>
+      <w:r>
+        <w:rPr>
+          <w:rFonts w:ascii="Arial" w:hAnsi="Arial" w:eastAsia="Arial"/>
+          <w:b w:val="0"/>
+          <w:color w:val="34323A"/>
+          <w:sz w:val="19"/>
+        </w:rPr>
+        <w:t>Use data you supplied or verified. Without data, Lumielle does not treat invented numbers as research results. Illustrative values are used only when you explicitly request an illustrative chart.</w:t>
       </w:r>
     </w:p>
     <w:p>
       <w:pPr>
-        <w:keepLines/>
-        <w:ind w:left="283" w:hanging="227"/>
+        <w:spacing w:after="60" w:line="269" w:lineRule="auto"/>
+        <w:ind w:left="288" w:hanging="202"/>
       </w:pPr>
       <w:r>
         <w:rPr>
-          <w:rFonts w:ascii="Arial" w:hAnsi="Arial" w:eastAsia="Hiragino Sans GB"/>
-          <w:color w:val="25313B"/>
-          <w:sz w:val="21"/>
+          <w:rFonts w:ascii="Arial" w:hAnsi="Arial" w:eastAsia="Arial"/>
+          <w:b/>
+          <w:color w:val="665184"/>
+          <w:sz w:val="19"/>
         </w:rPr>
-        <w:t>- The current chapter remains the focus. Downstream written content helps with continuity checks; unwritten sections provide boundary cues and should not be drafted ahead of schedule.</w:t>
+        <w:t xml:space="preserve">• </w:t>
+      </w:r>
+      <w:r>
+        <w:rPr>
+          <w:rFonts w:ascii="Arial" w:hAnsi="Arial" w:eastAsia="Arial"/>
+          <w:b w:val="0"/>
+          <w:color w:val="34323A"/>
+          <w:sz w:val="19"/>
+        </w:rPr>
+        <w:t>Attach your own image to a relevant chapter, then check its caption, placement, and readability.</w:t>
       </w:r>
     </w:p>
     <w:p>
       <w:pPr>
-        <w:keepLines/>
-        <w:ind w:left="283" w:hanging="227"/>
+        <w:pStyle w:val="Heading3"/>
+        <w:keepNext/>
       </w:pPr>
       <w:r>
         <w:rPr>
-          <w:rFonts w:ascii="Arial" w:hAnsi="Arial" w:eastAsia="Hiragino Sans GB"/>
-          <w:color w:val="25313B"/>
-          <w:sz w:val="21"/>
+          <w:rFonts w:ascii="Arial" w:hAnsi="Arial" w:eastAsia="Arial"/>
+          <w:b/>
+          <w:color w:val="34323A"/>
+          <w:sz w:val="22"/>
         </w:rPr>
-        <w:t>- Summarization and generation can still omit or misread information. Check key numbers, definitions, methods, results, and limitations. Context Sandwich is intended to reduce repetition and inconsistency risks; it cannot guarantee perfect recall or consistency.</w:t>
+        <w:t>AIGC detection and rewriting</w:t>
       </w:r>
     </w:p>
     <w:p>
       <w:pPr>
-        <w:keepLines/>
-        <w:ind w:left="283" w:hanging="227"/>
+        <w:spacing w:after="80" w:line="274" w:lineRule="auto"/>
       </w:pPr>
       <w:r>
         <w:rPr>
-          <w:rFonts w:ascii="Arial" w:hAnsi="Arial" w:eastAsia="Hiragino Sans GB"/>
-          <w:color w:val="25313B"/>
-          <w:sz w:val="21"/>
+          <w:rFonts w:ascii="Arial" w:hAnsi="Arial" w:eastAsia="Arial"/>
+          <w:b w:val="0"/>
+          <w:color w:val="34323A"/>
+          <w:sz w:val="20"/>
         </w:rPr>
-        <w:t>- After a successful chapter rewrite, its memory is rebuilt from the new text. A failed rebuild does not replace the previous valid memory with a partial result.</w:t>
+        <w:t>A detection result is an aid, not a statistically guaranteed judgment, and cannot by itself prove who wrote a passage. After rewriting, compare facts, numbers, terms, citations, and research meaning with the original.</w:t>
+      </w:r>
+    </w:p>
+    <w:tbl>
+      <w:tblPr>
+        <w:tblW w:type="auto" w:w="0"/>
+        <w:jc w:val="center"/>
+        <w:tblLayout w:type="fixed"/>
+        <w:tblLook w:firstColumn="1" w:firstRow="1" w:lastColumn="0" w:lastRow="0" w:noHBand="0" w:noVBand="1" w:val="04A0"/>
+        <w:tblBorders>
+          <w:top w:val="single" w:sz="4" w:color="DDD7E6"/>
+          <w:left w:val="single" w:sz="4" w:color="DDD7E6"/>
+          <w:bottom w:val="single" w:sz="4" w:color="DDD7E6"/>
+          <w:right w:val="single" w:sz="4" w:color="DDD7E6"/>
+          <w:insideH w:val="single" w:sz="4" w:color="DDD7E6"/>
+          <w:insideV w:val="single" w:sz="4" w:color="DDD7E6"/>
+        </w:tblBorders>
+      </w:tblPr>
+      <w:tblGrid>
+        <w:gridCol w:w="9792"/>
+      </w:tblGrid>
+      <w:tr>
+        <w:trPr>
+          <w:cantSplit/>
+        </w:trPr>
+        <w:tc>
+          <w:tcPr>
+            <w:tcW w:type="dxa" w:w="9792"/>
+            <w:shd w:fill="F2EEF7"/>
+            <w:tcMar>
+              <w:top w:w="110" w:type="dxa"/>
+              <w:start w:w="145" w:type="dxa"/>
+              <w:bottom w:w="110" w:type="dxa"/>
+              <w:end w:w="145" w:type="dxa"/>
+            </w:tcMar>
+            <w:vAlign w:val="center"/>
+          </w:tcPr>
+          <w:p>
+            <w:pPr>
+              <w:spacing w:after="0" w:line="264" w:lineRule="auto"/>
+            </w:pPr>
+            <w:r>
+              <w:rPr>
+                <w:rFonts w:ascii="Arial" w:hAnsi="Arial" w:eastAsia="Arial"/>
+                <w:b/>
+                <w:color w:val="665184"/>
+                <w:sz w:val="19"/>
+              </w:rPr>
+              <w:t xml:space="preserve">ACADEMIC RESPONSIBILITY  </w:t>
+            </w:r>
+            <w:r>
+              <w:rPr>
+                <w:rFonts w:ascii="Arial" w:hAnsi="Arial" w:eastAsia="Arial"/>
+                <w:b w:val="0"/>
+                <w:color w:val="34323A"/>
+                <w:sz w:val="19"/>
+              </w:rPr>
+              <w:t>Do not change research facts or remove needed citations just to lower a detection score. The author remains responsible for the final text.</w:t>
+            </w:r>
+          </w:p>
+        </w:tc>
+      </w:tr>
+    </w:tbl>
+    <w:p>
+      <w:pPr>
+        <w:spacing w:line="274" w:lineRule="auto" w:after="40"/>
+      </w:pPr>
+    </w:p>
+    <w:p>
+      <w:pPr>
+        <w:pStyle w:val="Heading2"/>
+        <w:keepNext/>
+      </w:pPr>
+      <w:r>
+        <w:rPr>
+          <w:rFonts w:ascii="Arial" w:hAnsi="Arial" w:eastAsia="Arial"/>
+          <w:b/>
+          <w:color w:val="665184"/>
+          <w:sz w:val="26"/>
+        </w:rPr>
+        <w:t>7. Apply a Word layout preset</w:t>
       </w:r>
     </w:p>
     <w:p>
       <w:pPr>
-        <w:pStyle w:val="Heading1"/>
+        <w:spacing w:after="80" w:line="274" w:lineRule="auto"/>
+      </w:pPr>
+      <w:r>
+        <w:rPr>
+          <w:rFonts w:ascii="Arial" w:hAnsi="Arial" w:eastAsia="Arial"/>
+          <w:b w:val="0"/>
+          <w:color w:val="34323A"/>
+          <w:sz w:val="20"/>
+        </w:rPr>
+        <w:t>Choose a preset in the Word export area. Built-in layouts help produce a clean draft, but school requirements vary. Compare the exported document with your institution's latest instructions.</w:t>
+      </w:r>
+    </w:p>
+    <w:tbl>
+      <w:tblPr>
+        <w:tblW w:type="auto" w:w="0"/>
+        <w:jc w:val="center"/>
+        <w:tblLayout w:type="fixed"/>
+        <w:tblLook w:firstColumn="1" w:firstRow="1" w:lastColumn="0" w:lastRow="0" w:noHBand="0" w:noVBand="1" w:val="04A0"/>
+        <w:tblBorders>
+          <w:top w:val="single" w:sz="4" w:color="DDD7E6"/>
+          <w:left w:val="single" w:sz="4" w:color="DDD7E6"/>
+          <w:bottom w:val="single" w:sz="4" w:color="DDD7E6"/>
+          <w:right w:val="single" w:sz="4" w:color="DDD7E6"/>
+          <w:insideH w:val="single" w:sz="4" w:color="DDD7E6"/>
+          <w:insideV w:val="single" w:sz="4" w:color="DDD7E6"/>
+        </w:tblBorders>
+      </w:tblPr>
+      <w:tblGrid>
+        <w:gridCol w:w="3231"/>
+        <w:gridCol w:w="6561"/>
+      </w:tblGrid>
+      <w:tr>
+        <w:trPr>
+          <w:cantSplit/>
+        </w:trPr>
+        <w:tc>
+          <w:tcPr>
+            <w:tcW w:type="dxa" w:w="3231"/>
+            <w:shd w:fill="665184"/>
+            <w:tcMar>
+              <w:top w:w="80" w:type="dxa"/>
+              <w:start w:w="90" w:type="dxa"/>
+              <w:bottom w:w="80" w:type="dxa"/>
+              <w:end w:w="90" w:type="dxa"/>
+            </w:tcMar>
+          </w:tcPr>
+          <w:p>
+            <w:pPr>
+              <w:spacing w:after="0" w:line="250" w:lineRule="auto"/>
+            </w:pPr>
+            <w:r>
+              <w:rPr>
+                <w:rFonts w:ascii="Arial" w:hAnsi="Arial" w:eastAsia="Arial"/>
+                <w:b/>
+                <w:color w:val="FFFFFF"/>
+                <w:sz w:val="17"/>
+              </w:rPr>
+              <w:t>Preset</w:t>
+            </w:r>
+          </w:p>
+        </w:tc>
+        <w:tc>
+          <w:tcPr>
+            <w:tcW w:type="dxa" w:w="6561"/>
+            <w:shd w:fill="665184"/>
+            <w:tcMar>
+              <w:top w:w="80" w:type="dxa"/>
+              <w:start w:w="90" w:type="dxa"/>
+              <w:bottom w:w="80" w:type="dxa"/>
+              <w:end w:w="90" w:type="dxa"/>
+            </w:tcMar>
+          </w:tcPr>
+          <w:p>
+            <w:pPr>
+              <w:spacing w:after="0" w:line="250" w:lineRule="auto"/>
+            </w:pPr>
+            <w:r>
+              <w:rPr>
+                <w:rFonts w:ascii="Arial" w:hAnsi="Arial" w:eastAsia="Arial"/>
+                <w:b/>
+                <w:color w:val="FFFFFF"/>
+                <w:sz w:val="17"/>
+              </w:rPr>
+              <w:t>In plain language</w:t>
+            </w:r>
+          </w:p>
+        </w:tc>
+      </w:tr>
+      <w:tr>
+        <w:trPr>
+          <w:cantSplit/>
+        </w:trPr>
+        <w:tc>
+          <w:tcPr>
+            <w:tcW w:type="dxa" w:w="3231"/>
+            <w:shd w:fill="FFFFFF"/>
+            <w:tcMar>
+              <w:top w:w="76" w:type="dxa"/>
+              <w:start w:w="90" w:type="dxa"/>
+              <w:bottom w:w="76" w:type="dxa"/>
+              <w:end w:w="90" w:type="dxa"/>
+            </w:tcMar>
+            <w:vAlign w:val="center"/>
+          </w:tcPr>
+          <w:p>
+            <w:pPr>
+              <w:spacing w:after="0" w:line="250" w:lineRule="auto"/>
+            </w:pPr>
+            <w:r>
+              <w:rPr>
+                <w:rFonts w:ascii="Arial" w:hAnsi="Arial" w:eastAsia="Arial"/>
+                <w:b/>
+                <w:color w:val="34323A"/>
+                <w:sz w:val="17"/>
+              </w:rPr>
+              <w:t>General Academic</w:t>
+            </w:r>
+          </w:p>
+        </w:tc>
+        <w:tc>
+          <w:tcPr>
+            <w:tcW w:type="dxa" w:w="6561"/>
+            <w:shd w:fill="FFFFFF"/>
+            <w:tcMar>
+              <w:top w:w="76" w:type="dxa"/>
+              <w:start w:w="90" w:type="dxa"/>
+              <w:bottom w:w="76" w:type="dxa"/>
+              <w:end w:w="90" w:type="dxa"/>
+            </w:tcMar>
+            <w:vAlign w:val="center"/>
+          </w:tcPr>
+          <w:p>
+            <w:pPr>
+              <w:spacing w:after="0" w:line="250" w:lineRule="auto"/>
+            </w:pPr>
+            <w:r>
+              <w:rPr>
+                <w:rFonts w:ascii="Arial" w:hAnsi="Arial" w:eastAsia="Arial"/>
+                <w:b w:val="0"/>
+                <w:color w:val="34323A"/>
+                <w:sz w:val="17"/>
+              </w:rPr>
+              <w:t>A general academic layout with common page elements and three-line tables.</w:t>
+            </w:r>
+          </w:p>
+        </w:tc>
+      </w:tr>
+      <w:tr>
+        <w:trPr>
+          <w:cantSplit/>
+        </w:trPr>
+        <w:tc>
+          <w:tcPr>
+            <w:tcW w:type="dxa" w:w="3231"/>
+            <w:shd w:fill="F7F5F9"/>
+            <w:tcMar>
+              <w:top w:w="76" w:type="dxa"/>
+              <w:start w:w="90" w:type="dxa"/>
+              <w:bottom w:w="76" w:type="dxa"/>
+              <w:end w:w="90" w:type="dxa"/>
+            </w:tcMar>
+            <w:vAlign w:val="center"/>
+          </w:tcPr>
+          <w:p>
+            <w:pPr>
+              <w:spacing w:after="0" w:line="250" w:lineRule="auto"/>
+            </w:pPr>
+            <w:r>
+              <w:rPr>
+                <w:rFonts w:ascii="Arial" w:hAnsi="Arial" w:eastAsia="Arial"/>
+                <w:b/>
+                <w:color w:val="34323A"/>
+                <w:sz w:val="17"/>
+              </w:rPr>
+              <w:t>Legacy Compatible</w:t>
+            </w:r>
+          </w:p>
+        </w:tc>
+        <w:tc>
+          <w:tcPr>
+            <w:tcW w:type="dxa" w:w="6561"/>
+            <w:shd w:fill="F7F5F9"/>
+            <w:tcMar>
+              <w:top w:w="76" w:type="dxa"/>
+              <w:start w:w="90" w:type="dxa"/>
+              <w:bottom w:w="76" w:type="dxa"/>
+              <w:end w:w="90" w:type="dxa"/>
+            </w:tcMar>
+            <w:vAlign w:val="center"/>
+          </w:tcPr>
+          <w:p>
+            <w:pPr>
+              <w:spacing w:after="0" w:line="250" w:lineRule="auto"/>
+            </w:pPr>
+            <w:r>
+              <w:rPr>
+                <w:rFonts w:ascii="Arial" w:hAnsi="Arial" w:eastAsia="Arial"/>
+                <w:b w:val="0"/>
+                <w:color w:val="34323A"/>
+                <w:sz w:val="17"/>
+              </w:rPr>
+              <w:t>Closer to the older layout, with grid tables and no page numbers or numbered headings by default.</w:t>
+            </w:r>
+          </w:p>
+        </w:tc>
+      </w:tr>
+    </w:tbl>
+    <w:p>
+      <w:pPr>
+        <w:spacing w:line="274" w:lineRule="auto" w:after="40"/>
+      </w:pPr>
+    </w:p>
+    <w:p>
+      <w:pPr>
+        <w:pStyle w:val="Heading3"/>
         <w:keepNext/>
       </w:pPr>
       <w:r>
         <w:rPr>
-          <w:rFonts w:ascii="Arial" w:hAnsi="Arial" w:eastAsia="Hiragino Sans GB"/>
+          <w:rFonts w:ascii="Arial" w:hAnsi="Arial" w:eastAsia="Arial"/>
           <w:b/>
-          <w:color w:val="454B7C"/>
-          <w:sz w:val="30"/>
+          <w:color w:val="34323A"/>
+          <w:sz w:val="22"/>
         </w:rPr>
-        <w:t>7. Chapter writing and batch workbench</w:t>
+        <w:t>School layout files and written requirements</w:t>
       </w:r>
     </w:p>
     <w:p>
       <w:pPr>
-        <w:keepLines/>
+        <w:spacing w:after="60" w:line="269" w:lineRule="auto"/>
+        <w:ind w:left="288" w:hanging="202"/>
       </w:pPr>
       <w:r>
         <w:rPr>
-          <w:rFonts w:ascii="Arial" w:hAnsi="Arial" w:eastAsia="Hiragino Sans GB"/>
-          <w:color w:val="25313B"/>
-          <w:sz w:val="21"/>
+          <w:rFonts w:ascii="Arial" w:hAnsi="Arial" w:eastAsia="Arial"/>
+          <w:b/>
+          <w:color w:val="665184"/>
+          <w:sz w:val="19"/>
         </w:rPr>
-        <w:t>The writing module supports context review, single-chapter drafting and editing, length correction, and queued multi-chapter work.</w:t>
+        <w:t xml:space="preserve">• </w:t>
+      </w:r>
+      <w:r>
+        <w:rPr>
+          <w:rFonts w:ascii="Arial" w:hAnsi="Arial" w:eastAsia="Arial"/>
+          <w:b w:val="0"/>
+          <w:color w:val="34323A"/>
+          <w:sz w:val="19"/>
+        </w:rPr>
+        <w:t>You do not need to write JSON. It is a file format for saved settings. If a classmate or supervisor gives you a school layout preset, you can import and select it.</w:t>
       </w:r>
     </w:p>
     <w:p>
       <w:pPr>
-        <w:keepLines/>
-        <w:ind w:left="283" w:hanging="227"/>
+        <w:spacing w:after="60" w:line="269" w:lineRule="auto"/>
+        <w:ind w:left="288" w:hanging="202"/>
       </w:pPr>
       <w:r>
         <w:rPr>
-          <w:rFonts w:ascii="Arial" w:hAnsi="Arial" w:eastAsia="Hiragino Sans GB"/>
-          <w:color w:val="25313B"/>
-          <w:sz w:val="21"/>
+          <w:rFonts w:ascii="Arial" w:hAnsi="Arial" w:eastAsia="Arial"/>
+          <w:b/>
+          <w:color w:val="665184"/>
+          <w:sz w:val="19"/>
         </w:rPr>
-        <w:t>- Before drafting, review the chapter title, description, target length, research facts, reference bindings, and context boundaries. The latest saved writing-style prompt is used on the next request.</w:t>
+        <w:t xml:space="preserve">• </w:t>
+      </w:r>
+      <w:r>
+        <w:rPr>
+          <w:rFonts w:ascii="Arial" w:hAnsi="Arial" w:eastAsia="Arial"/>
+          <w:b w:val="0"/>
+          <w:color w:val="34323A"/>
+          <w:sz w:val="19"/>
+        </w:rPr>
+        <w:t>If you only have written rules, enter them in plain language, such as “12-point body text, 1.5 line spacing.” Review the preview, then save or select the preset before exporting.</w:t>
+      </w:r>
+    </w:p>
+    <w:tbl>
+      <w:tblPr>
+        <w:tblW w:type="auto" w:w="0"/>
+        <w:jc w:val="center"/>
+        <w:tblLayout w:type="fixed"/>
+        <w:tblLook w:firstColumn="1" w:firstRow="1" w:lastColumn="0" w:lastRow="0" w:noHBand="0" w:noVBand="1" w:val="04A0"/>
+        <w:tblBorders>
+          <w:top w:val="single" w:sz="4" w:color="DDD7E6"/>
+          <w:left w:val="single" w:sz="4" w:color="DDD7E6"/>
+          <w:bottom w:val="single" w:sz="4" w:color="DDD7E6"/>
+          <w:right w:val="single" w:sz="4" w:color="DDD7E6"/>
+          <w:insideH w:val="single" w:sz="4" w:color="DDD7E6"/>
+          <w:insideV w:val="single" w:sz="4" w:color="DDD7E6"/>
+        </w:tblBorders>
+      </w:tblPr>
+      <w:tblGrid>
+        <w:gridCol w:w="9792"/>
+      </w:tblGrid>
+      <w:tr>
+        <w:trPr>
+          <w:cantSplit/>
+        </w:trPr>
+        <w:tc>
+          <w:tcPr>
+            <w:tcW w:type="dxa" w:w="9792"/>
+            <w:shd w:fill="F2EEF7"/>
+            <w:tcMar>
+              <w:top w:w="110" w:type="dxa"/>
+              <w:start w:w="145" w:type="dxa"/>
+              <w:bottom w:w="110" w:type="dxa"/>
+              <w:end w:w="145" w:type="dxa"/>
+            </w:tcMar>
+            <w:vAlign w:val="center"/>
+          </w:tcPr>
+          <w:p>
+            <w:pPr>
+              <w:spacing w:after="0" w:line="264" w:lineRule="auto"/>
+            </w:pPr>
+            <w:r>
+              <w:rPr>
+                <w:rFonts w:ascii="Arial" w:hAnsi="Arial" w:eastAsia="Arial"/>
+                <w:b/>
+                <w:color w:val="665184"/>
+                <w:sz w:val="19"/>
+              </w:rPr>
+              <w:t xml:space="preserve">AFTER EXPORT  </w:t>
+            </w:r>
+            <w:r>
+              <w:rPr>
+                <w:rFonts w:ascii="Arial" w:hAnsi="Arial" w:eastAsia="Arial"/>
+                <w:b w:val="0"/>
+                <w:color w:val="34323A"/>
+                <w:sz w:val="19"/>
+              </w:rPr>
+              <w:t>Check the cover, page numbers, headings, tables, figures, citations, and reference list. Word-compatible apps can paginate slightly differently.</w:t>
+            </w:r>
+          </w:p>
+        </w:tc>
+      </w:tr>
+    </w:tbl>
+    <w:p>
+      <w:pPr>
+        <w:spacing w:line="274" w:lineRule="auto" w:after="40"/>
+      </w:pPr>
+    </w:p>
+    <w:p>
+      <w:pPr>
+        <w:pStyle w:val="Heading2"/>
+        <w:keepNext/>
+      </w:pPr>
+      <w:r>
+        <w:rPr>
+          <w:rFonts w:ascii="Arial" w:hAnsi="Arial" w:eastAsia="Arial"/>
+          <w:b/>
+          <w:color w:val="665184"/>
+          <w:sz w:val="26"/>
+        </w:rPr>
+        <w:t>A recommended writing sequence</w:t>
       </w:r>
     </w:p>
     <w:p>
       <w:pPr>
-        <w:keepLines/>
-        <w:ind w:left="283" w:hanging="227"/>
+        <w:spacing w:after="60" w:line="269" w:lineRule="auto"/>
+        <w:ind w:left="360" w:hanging="360"/>
       </w:pPr>
       <w:r>
         <w:rPr>
-          <w:rFonts w:ascii="Arial" w:hAnsi="Arial" w:eastAsia="Hiragino Sans GB"/>
-          <w:color w:val="25313B"/>
-          <w:sz w:val="21"/>
+          <w:rFonts w:ascii="Arial" w:hAnsi="Arial" w:eastAsia="Arial"/>
+          <w:b/>
+          <w:color w:val="665184"/>
+          <w:sz w:val="19"/>
         </w:rPr>
-        <w:t>- Batch tasks process chapters and show progress. Check configuration, network, and model responses before retrying a failed chapter; errors should not be treated as prose.</w:t>
+        <w:t xml:space="preserve">1. </w:t>
+      </w:r>
+      <w:r>
+        <w:rPr>
+          <w:rFonts w:ascii="Arial" w:hAnsi="Arial" w:eastAsia="Arial"/>
+          <w:b w:val="0"/>
+          <w:color w:val="34323A"/>
+          <w:sz w:val="19"/>
+        </w:rPr>
+        <w:t>Set your topic and target length.</w:t>
       </w:r>
     </w:p>
     <w:p>
       <w:pPr>
-        <w:keepLines/>
-        <w:ind w:left="283" w:hanging="227"/>
+        <w:spacing w:after="60" w:line="269" w:lineRule="auto"/>
+        <w:ind w:left="360" w:hanging="360"/>
       </w:pPr>
       <w:r>
         <w:rPr>
-          <w:rFonts w:ascii="Arial" w:hAnsi="Arial" w:eastAsia="Hiragino Sans GB"/>
-          <w:color w:val="25313B"/>
-          <w:sz w:val="21"/>
+          <w:rFonts w:ascii="Arial" w:hAnsi="Arial" w:eastAsia="Arial"/>
+          <w:b/>
+          <w:color w:val="665184"/>
+          <w:sz w:val="19"/>
         </w:rPr>
-        <w:t>- Drafts, chapter summaries, reference bindings, charts, and images are separate data. Confirm the selected chapter before regenerating or deleting material.</w:t>
+        <w:t xml:space="preserve">2. </w:t>
+      </w:r>
+      <w:r>
+        <w:rPr>
+          <w:rFonts w:ascii="Arial" w:hAnsi="Arial" w:eastAsia="Arial"/>
+          <w:b/>
+          <w:color w:val="34323A"/>
+          <w:sz w:val="19"/>
+        </w:rPr>
+        <w:t>Save your research materials.</w:t>
+      </w:r>
+      <w:r>
+        <w:rPr>
+          <w:rFonts w:ascii="Arial" w:hAnsi="Arial" w:eastAsia="Arial"/>
+          <w:b w:val="0"/>
+          <w:color w:val="34323A"/>
+          <w:sz w:val="19"/>
+        </w:rPr>
+        <w:t xml:space="preserve"> Start with goals, methods, data, and limitations.</w:t>
       </w:r>
     </w:p>
     <w:p>
       <w:pPr>
-        <w:keepLines/>
-        <w:ind w:left="283" w:hanging="227"/>
+        <w:spacing w:after="60" w:line="269" w:lineRule="auto"/>
+        <w:ind w:left="360" w:hanging="360"/>
       </w:pPr>
       <w:r>
         <w:rPr>
-          <w:rFonts w:ascii="Arial" w:hAnsi="Arial" w:eastAsia="Hiragino Sans GB"/>
-          <w:color w:val="25313B"/>
-          <w:sz w:val="21"/>
+          <w:rFonts w:ascii="Arial" w:hAnsi="Arial" w:eastAsia="Arial"/>
+          <w:b/>
+          <w:color w:val="665184"/>
+          <w:sz w:val="19"/>
         </w:rPr>
-        <w:t>- Charts are rendered locally only after their data specification is validated. Do not treat illustrative values as research results. Uploaded images can include captions.</w:t>
+        <w:t xml:space="preserve">3. </w:t>
+      </w:r>
+      <w:r>
+        <w:rPr>
+          <w:rFonts w:ascii="Arial" w:hAnsi="Arial" w:eastAsia="Arial"/>
+          <w:b/>
+          <w:color w:val="34323A"/>
+          <w:sz w:val="19"/>
+        </w:rPr>
+        <w:t>Import core references.</w:t>
+      </w:r>
+      <w:r>
+        <w:rPr>
+          <w:rFonts w:ascii="Arial" w:hAnsi="Arial" w:eastAsia="Arial"/>
+          <w:b w:val="0"/>
+          <w:color w:val="34323A"/>
+          <w:sz w:val="19"/>
+        </w:rPr>
+        <w:t xml:space="preserve"> Review the analysis and source information.</w:t>
       </w:r>
     </w:p>
     <w:p>
       <w:pPr>
-        <w:pStyle w:val="Heading1"/>
+        <w:spacing w:after="60" w:line="269" w:lineRule="auto"/>
+        <w:ind w:left="360" w:hanging="360"/>
+      </w:pPr>
+      <w:r>
+        <w:rPr>
+          <w:rFonts w:ascii="Arial" w:hAnsi="Arial" w:eastAsia="Arial"/>
+          <w:b/>
+          <w:color w:val="665184"/>
+          <w:sz w:val="19"/>
+        </w:rPr>
+        <w:t xml:space="preserve">4. </w:t>
+      </w:r>
+      <w:r>
+        <w:rPr>
+          <w:rFonts w:ascii="Arial" w:hAnsi="Arial" w:eastAsia="Arial"/>
+          <w:b/>
+          <w:color w:val="34323A"/>
+          <w:sz w:val="19"/>
+        </w:rPr>
+        <w:t>Create and check the outline.</w:t>
+      </w:r>
+      <w:r>
+        <w:rPr>
+          <w:rFonts w:ascii="Arial" w:hAnsi="Arial" w:eastAsia="Arial"/>
+          <w:b w:val="0"/>
+          <w:color w:val="34323A"/>
+          <w:sz w:val="19"/>
+        </w:rPr>
+        <w:t xml:space="preserve"> Adjust sections, lengths, source assignments, and chart suggestions.</w:t>
+      </w:r>
+    </w:p>
+    <w:p>
+      <w:pPr>
+        <w:spacing w:after="60" w:line="269" w:lineRule="auto"/>
+        <w:ind w:left="360" w:hanging="360"/>
+      </w:pPr>
+      <w:r>
+        <w:rPr>
+          <w:rFonts w:ascii="Arial" w:hAnsi="Arial" w:eastAsia="Arial"/>
+          <w:b/>
+          <w:color w:val="665184"/>
+          <w:sz w:val="19"/>
+        </w:rPr>
+        <w:t xml:space="preserve">5. </w:t>
+      </w:r>
+      <w:r>
+        <w:rPr>
+          <w:rFonts w:ascii="Arial" w:hAnsi="Arial" w:eastAsia="Arial"/>
+          <w:b/>
+          <w:color w:val="34323A"/>
+          <w:sz w:val="19"/>
+        </w:rPr>
+        <w:t>Draft one or two chapters first.</w:t>
+      </w:r>
+      <w:r>
+        <w:rPr>
+          <w:rFonts w:ascii="Arial" w:hAnsi="Arial" w:eastAsia="Arial"/>
+          <w:b w:val="0"/>
+          <w:color w:val="34323A"/>
+          <w:sz w:val="19"/>
+        </w:rPr>
+        <w:t xml:space="preserve"> Check tone, facts, numbers, and citations.</w:t>
+      </w:r>
+    </w:p>
+    <w:p>
+      <w:pPr>
+        <w:spacing w:after="60" w:line="269" w:lineRule="auto"/>
+        <w:ind w:left="360" w:hanging="360"/>
+      </w:pPr>
+      <w:r>
+        <w:rPr>
+          <w:rFonts w:ascii="Arial" w:hAnsi="Arial" w:eastAsia="Arial"/>
+          <w:b/>
+          <w:color w:val="665184"/>
+          <w:sz w:val="19"/>
+        </w:rPr>
+        <w:t xml:space="preserve">6. </w:t>
+      </w:r>
+      <w:r>
+        <w:rPr>
+          <w:rFonts w:ascii="Arial" w:hAnsi="Arial" w:eastAsia="Arial"/>
+          <w:b w:val="0"/>
+          <w:color w:val="34323A"/>
+          <w:sz w:val="19"/>
+        </w:rPr>
+        <w:t>Adjust the writing style and continue.</w:t>
+      </w:r>
+    </w:p>
+    <w:p>
+      <w:pPr>
+        <w:spacing w:after="60" w:line="269" w:lineRule="auto"/>
+        <w:ind w:left="360" w:hanging="360"/>
+      </w:pPr>
+      <w:r>
+        <w:rPr>
+          <w:rFonts w:ascii="Arial" w:hAnsi="Arial" w:eastAsia="Arial"/>
+          <w:b/>
+          <w:color w:val="665184"/>
+          <w:sz w:val="19"/>
+        </w:rPr>
+        <w:t xml:space="preserve">7. </w:t>
+      </w:r>
+      <w:r>
+        <w:rPr>
+          <w:rFonts w:ascii="Arial" w:hAnsi="Arial" w:eastAsia="Arial"/>
+          <w:b/>
+          <w:color w:val="34323A"/>
+          <w:sz w:val="19"/>
+        </w:rPr>
+        <w:t>When revising a chapter, save and distill its memory.</w:t>
+      </w:r>
+      <w:r>
+        <w:rPr>
+          <w:rFonts w:ascii="Arial" w:hAnsi="Arial" w:eastAsia="Arial"/>
+          <w:b w:val="0"/>
+          <w:color w:val="34323A"/>
+          <w:sz w:val="19"/>
+        </w:rPr>
+        <w:t xml:space="preserve"> Later writing can use it; other chapters are not automatically rewritten.</w:t>
+      </w:r>
+    </w:p>
+    <w:p>
+      <w:pPr>
+        <w:spacing w:after="60" w:line="269" w:lineRule="auto"/>
+        <w:ind w:left="360" w:hanging="360"/>
+      </w:pPr>
+      <w:r>
+        <w:rPr>
+          <w:rFonts w:ascii="Arial" w:hAnsi="Arial" w:eastAsia="Arial"/>
+          <w:b/>
+          <w:color w:val="665184"/>
+          <w:sz w:val="19"/>
+        </w:rPr>
+        <w:t xml:space="preserve">8. </w:t>
+      </w:r>
+      <w:r>
+        <w:rPr>
+          <w:rFonts w:ascii="Arial" w:hAnsi="Arial" w:eastAsia="Arial"/>
+          <w:b w:val="0"/>
+          <w:color w:val="34323A"/>
+          <w:sz w:val="19"/>
+        </w:rPr>
+        <w:t>Review logic, citations, and source material.</w:t>
+      </w:r>
+    </w:p>
+    <w:p>
+      <w:pPr>
+        <w:spacing w:after="60" w:line="269" w:lineRule="auto"/>
+        <w:ind w:left="360" w:hanging="360"/>
+      </w:pPr>
+      <w:r>
+        <w:rPr>
+          <w:rFonts w:ascii="Arial" w:hAnsi="Arial" w:eastAsia="Arial"/>
+          <w:b/>
+          <w:color w:val="665184"/>
+          <w:sz w:val="19"/>
+        </w:rPr>
+        <w:t xml:space="preserve">9. </w:t>
+      </w:r>
+      <w:r>
+        <w:rPr>
+          <w:rFonts w:ascii="Arial" w:hAnsi="Arial" w:eastAsia="Arial"/>
+          <w:b/>
+          <w:color w:val="34323A"/>
+          <w:sz w:val="19"/>
+        </w:rPr>
+        <w:t>Use AIGC tools only when useful.</w:t>
+      </w:r>
+      <w:r>
+        <w:rPr>
+          <w:rFonts w:ascii="Arial" w:hAnsi="Arial" w:eastAsia="Arial"/>
+          <w:b w:val="0"/>
+          <w:color w:val="34323A"/>
+          <w:sz w:val="19"/>
+        </w:rPr>
+        <w:t xml:space="preserve"> Keep the research meaning intact.</w:t>
+      </w:r>
+    </w:p>
+    <w:p>
+      <w:pPr>
+        <w:spacing w:after="60" w:line="269" w:lineRule="auto"/>
+        <w:ind w:left="360" w:hanging="360"/>
+      </w:pPr>
+      <w:r>
+        <w:rPr>
+          <w:rFonts w:ascii="Arial" w:hAnsi="Arial" w:eastAsia="Arial"/>
+          <w:b/>
+          <w:color w:val="665184"/>
+          <w:sz w:val="19"/>
+        </w:rPr>
+        <w:t xml:space="preserve">10. </w:t>
+      </w:r>
+      <w:r>
+        <w:rPr>
+          <w:rFonts w:ascii="Arial" w:hAnsi="Arial" w:eastAsia="Arial"/>
+          <w:b w:val="0"/>
+          <w:color w:val="34323A"/>
+          <w:sz w:val="19"/>
+        </w:rPr>
+        <w:t>Choose a layout and export Word.</w:t>
+      </w:r>
+    </w:p>
+    <w:p>
+      <w:pPr>
+        <w:spacing w:after="60" w:line="269" w:lineRule="auto"/>
+        <w:ind w:left="360" w:hanging="360"/>
+      </w:pPr>
+      <w:r>
+        <w:rPr>
+          <w:rFonts w:ascii="Arial" w:hAnsi="Arial" w:eastAsia="Arial"/>
+          <w:b/>
+          <w:color w:val="665184"/>
+          <w:sz w:val="19"/>
+        </w:rPr>
+        <w:t xml:space="preserve">11. </w:t>
+      </w:r>
+      <w:r>
+        <w:rPr>
+          <w:rFonts w:ascii="Arial" w:hAnsi="Arial" w:eastAsia="Arial"/>
+          <w:b w:val="0"/>
+          <w:color w:val="34323A"/>
+          <w:sz w:val="19"/>
+        </w:rPr>
+        <w:t>Proofread against your institution's instructions.</w:t>
+      </w:r>
+    </w:p>
+    <w:tbl>
+      <w:tblPr>
+        <w:tblW w:type="auto" w:w="0"/>
+        <w:jc w:val="center"/>
+        <w:tblLayout w:type="fixed"/>
+        <w:tblLook w:firstColumn="1" w:firstRow="1" w:lastColumn="0" w:lastRow="0" w:noHBand="0" w:noVBand="1" w:val="04A0"/>
+        <w:tblBorders>
+          <w:top w:val="single" w:sz="4" w:color="DDD7E6"/>
+          <w:left w:val="single" w:sz="4" w:color="DDD7E6"/>
+          <w:bottom w:val="single" w:sz="4" w:color="DDD7E6"/>
+          <w:right w:val="single" w:sz="4" w:color="DDD7E6"/>
+          <w:insideH w:val="single" w:sz="4" w:color="DDD7E6"/>
+          <w:insideV w:val="single" w:sz="4" w:color="DDD7E6"/>
+        </w:tblBorders>
+      </w:tblPr>
+      <w:tblGrid>
+        <w:gridCol w:w="9792"/>
+      </w:tblGrid>
+      <w:tr>
+        <w:trPr>
+          <w:cantSplit/>
+        </w:trPr>
+        <w:tc>
+          <w:tcPr>
+            <w:tcW w:type="dxa" w:w="9792"/>
+            <w:shd w:fill="F2EEF7"/>
+            <w:tcMar>
+              <w:top w:w="110" w:type="dxa"/>
+              <w:start w:w="145" w:type="dxa"/>
+              <w:bottom w:w="110" w:type="dxa"/>
+              <w:end w:w="145" w:type="dxa"/>
+            </w:tcMar>
+            <w:vAlign w:val="center"/>
+          </w:tcPr>
+          <w:p>
+            <w:pPr>
+              <w:spacing w:after="0" w:line="264" w:lineRule="auto"/>
+            </w:pPr>
+            <w:r>
+              <w:rPr>
+                <w:rFonts w:ascii="Arial" w:hAnsi="Arial" w:eastAsia="Arial"/>
+                <w:b/>
+                <w:color w:val="665184"/>
+                <w:sz w:val="19"/>
+              </w:rPr>
+              <w:t xml:space="preserve">FINAL CHECK  </w:t>
+            </w:r>
+            <w:r>
+              <w:rPr>
+                <w:rFonts w:ascii="Arial" w:hAnsi="Arial" w:eastAsia="Arial"/>
+                <w:b w:val="0"/>
+                <w:color w:val="34323A"/>
+                <w:sz w:val="19"/>
+              </w:rPr>
+              <w:t>Verify data, main findings, quoted page numbers, and references against their original sources.</w:t>
+            </w:r>
+          </w:p>
+        </w:tc>
+      </w:tr>
+    </w:tbl>
+    <w:p>
+      <w:pPr>
+        <w:spacing w:line="274" w:lineRule="auto" w:after="40"/>
+      </w:pPr>
+    </w:p>
+    <w:p>
+      <w:pPr>
+        <w:pStyle w:val="Heading2"/>
         <w:keepNext/>
       </w:pPr>
       <w:r>
         <w:rPr>
-          <w:rFonts w:ascii="Arial" w:hAnsi="Arial" w:eastAsia="Hiragino Sans GB"/>
+          <w:rFonts w:ascii="Arial" w:hAnsi="Arial" w:eastAsia="Arial"/>
           <w:b/>
-          <w:color w:val="454B7C"/>
-          <w:sz w:val="30"/>
+          <w:color w:val="665184"/>
+          <w:sz w:val="26"/>
         </w:rPr>
-        <w:t>8. FormatSpec and Word export</w:t>
+        <w:t>Common questions</w:t>
       </w:r>
     </w:p>
     <w:p>
       <w:pPr>
-        <w:keepLines/>
+        <w:pStyle w:val="Heading3"/>
+        <w:keepNext/>
       </w:pPr>
       <w:r>
         <w:rPr>
-          <w:rFonts w:ascii="Arial" w:hAnsi="Arial" w:eastAsia="Hiragino Sans GB"/>
-          <w:color w:val="25313B"/>
-          <w:sz w:val="21"/>
+          <w:rFonts w:ascii="Arial" w:hAnsi="Arial" w:eastAsia="Arial"/>
+          <w:b/>
+          <w:color w:val="34323A"/>
+          <w:sz w:val="22"/>
         </w:rPr>
-        <w:t>Word export uses data-only FormatSpec schema v1. Built-in and custom presets are validated against supported fields and ranges; presets do not carry Python code or file paths.</w:t>
+        <w:t>Do I have to upload an assignment brief?</w:t>
       </w:r>
     </w:p>
     <w:p>
       <w:pPr>
-        <w:keepLines/>
-        <w:ind w:left="283" w:hanging="227"/>
+        <w:spacing w:after="80" w:line="274" w:lineRule="auto"/>
       </w:pPr>
       <w:r>
         <w:rPr>
-          <w:rFonts w:ascii="Arial" w:hAnsi="Arial" w:eastAsia="Hiragino Sans GB"/>
-          <w:color w:val="25313B"/>
-          <w:sz w:val="21"/>
+          <w:rFonts w:ascii="Arial" w:hAnsi="Arial" w:eastAsia="Arial"/>
+          <w:b w:val="0"/>
+          <w:color w:val="34323A"/>
+          <w:sz w:val="20"/>
         </w:rPr>
-        <w:t>- General Academic uses A4 academic margins, page numbers and captions, and three-line tables. Legacy Compatible approximates the older margins and grid tables without adding page numbers or numbered captions by default; the presets produce distinct layouts.</w:t>
+        <w:t>No. Start with a research question, method, data, or a few core papers.</w:t>
       </w:r>
     </w:p>
     <w:p>
       <w:pPr>
-        <w:keepLines/>
-        <w:ind w:left="283" w:hanging="227"/>
+        <w:pStyle w:val="Heading3"/>
+        <w:keepNext/>
       </w:pPr>
       <w:r>
         <w:rPr>
-          <w:rFonts w:ascii="Arial" w:hAnsi="Arial" w:eastAsia="Hiragino Sans GB"/>
-          <w:color w:val="25313B"/>
-          <w:sz w:val="21"/>
+          <w:rFonts w:ascii="Arial" w:hAnsi="Arial" w:eastAsia="Arial"/>
+          <w:b/>
+          <w:color w:val="34323A"/>
+          <w:sz w:val="22"/>
         </w:rPr>
-        <w:t>- FormatSpec v1 supports page-number start, keep-with-next and page-break-before controls for each heading level, grid or three-line tables, table-caption enablement, and figure width as a percentage of printable width.</w:t>
+        <w:t>Should every research section be allowed in chapter writing?</w:t>
       </w:r>
     </w:p>
     <w:p>
       <w:pPr>
-        <w:keepLines/>
-        <w:ind w:left="283" w:hanging="227"/>
+        <w:spacing w:after="80" w:line="274" w:lineRule="auto"/>
       </w:pPr>
       <w:r>
         <w:rPr>
-          <w:rFonts w:ascii="Arial" w:hAnsi="Arial" w:eastAsia="Hiragino Sans GB"/>
-          <w:color w:val="25313B"/>
-          <w:sz w:val="21"/>
+          <w:rFonts w:ascii="Arial" w:hAnsi="Arial" w:eastAsia="Arial"/>
+          <w:b w:val="0"/>
+          <w:color w:val="34323A"/>
+          <w:sz w:val="20"/>
         </w:rPr>
-        <w:t>- Import, export, rename, and delete custom JSON presets. A model-generated preset is validated and shown as a preview; it is saved only after user confirmation.</w:t>
+        <w:t>No. Allow facts that belong in relevant chapters. Unrelated attachments usually add little.</w:t>
       </w:r>
     </w:p>
     <w:p>
       <w:pPr>
-        <w:keepLines/>
-        <w:ind w:left="283" w:hanging="227"/>
+        <w:pStyle w:val="Heading3"/>
+        <w:keepNext/>
       </w:pPr>
       <w:r>
         <w:rPr>
-          <w:rFonts w:ascii="Arial" w:hAnsi="Arial" w:eastAsia="Hiragino Sans GB"/>
-          <w:color w:val="25313B"/>
-          <w:sz w:val="21"/>
+          <w:rFonts w:ascii="Arial" w:hAnsi="Arial" w:eastAsia="Arial"/>
+          <w:b/>
+          <w:color w:val="34323A"/>
+          <w:sz w:val="22"/>
         </w:rPr>
-        <w:t>- The natural-language format prompt is input for generating a FormatSpec. It affects Word export only after a generated specification is validated and saved or selected.</w:t>
+        <w:t>Will a long source be reduced to its abstract or first pages?</w:t>
       </w:r>
     </w:p>
     <w:p>
       <w:pPr>
-        <w:keepLines/>
-        <w:ind w:left="283" w:hanging="227"/>
+        <w:spacing w:after="80" w:line="274" w:lineRule="auto"/>
       </w:pPr>
       <w:r>
         <w:rPr>
-          <w:rFonts w:ascii="Arial" w:hAnsi="Arial" w:eastAsia="Hiragino Sans GB"/>
-          <w:color w:val="25313B"/>
-          <w:sz w:val="21"/>
+          <w:rFonts w:ascii="Arial" w:hAnsi="Arial" w:eastAsia="Arial"/>
+          <w:b w:val="0"/>
+          <w:color w:val="34323A"/>
+          <w:sz w:val="20"/>
         </w:rPr>
-        <w:t>- Choose a FormatSpec, a DOCX template, or a template with FormatSpec. Template-only mode aims to retain existing page and paragraph styles; combined mode applies supported FormatSpec fields. Review the output for template-specific elements and pagination.</w:t>
+        <w:t>Readable full text is processed in order. Scanned images without text need OCR elsewhere first.</w:t>
       </w:r>
     </w:p>
     <w:p>
       <w:pPr>
-        <w:keepLines/>
-        <w:ind w:left="283" w:hanging="227"/>
+        <w:pStyle w:val="Heading3"/>
+        <w:keepNext/>
       </w:pPr>
       <w:r>
         <w:rPr>
-          <w:rFonts w:ascii="Arial" w:hAnsi="Arial" w:eastAsia="Hiragino Sans GB"/>
-          <w:color w:val="25313B"/>
-          <w:sz w:val="21"/>
+          <w:rFonts w:ascii="Arial" w:hAnsi="Arial" w:eastAsia="Arial"/>
+          <w:b/>
+          <w:color w:val="34323A"/>
+          <w:sz w:val="22"/>
         </w:rPr>
-        <w:t>- Export orders references by first appearance and remaps chapter-local citation numbers to the document-wide registry. Verify in-text citations against the final reference list.</w:t>
+        <w:t>Can I revise Chapter 2 after drafting Chapter 5?</w:t>
       </w:r>
     </w:p>
     <w:p>
       <w:pPr>
-        <w:keepLines/>
-        <w:ind w:left="283" w:hanging="227"/>
+        <w:spacing w:after="80" w:line="274" w:lineRule="auto"/>
       </w:pPr>
       <w:r>
         <w:rPr>
-          <w:rFonts w:ascii="Arial" w:hAnsi="Arial" w:eastAsia="Hiragino Sans GB"/>
-          <w:color w:val="25313B"/>
-          <w:sz w:val="21"/>
+          <w:rFonts w:ascii="Arial" w:hAnsi="Arial" w:eastAsia="Arial"/>
+          <w:b w:val="0"/>
+          <w:color w:val="34323A"/>
+          <w:sz w:val="20"/>
         </w:rPr>
-        <w:t>- Complex template fields, macros, special objects, and layout requirements outside the schema are not controlled by FormatSpec. Word-compatible applications may display fields and pagination differently.</w:t>
+        <w:t>Yes. Edit it, click “Save Manually &amp; Distill Memory,” and wait for the status message.</w:t>
       </w:r>
     </w:p>
     <w:p>
       <w:pPr>
-        <w:pStyle w:val="Heading1"/>
+        <w:pStyle w:val="Heading3"/>
         <w:keepNext/>
       </w:pPr>
       <w:r>
         <w:rPr>
-          <w:rFonts w:ascii="Arial" w:hAnsi="Arial" w:eastAsia="Hiragino Sans GB"/>
+          <w:rFonts w:ascii="Arial" w:hAnsi="Arial" w:eastAsia="Arial"/>
           <w:b/>
-          <w:color w:val="454B7C"/>
-          <w:sz w:val="30"/>
+          <w:color w:val="34323A"/>
+          <w:sz w:val="22"/>
         </w:rPr>
-        <w:t>9. Detection, rewriting, and logic review</w:t>
+        <w:t>Do I have to regenerate the whole paper after a revision?</w:t>
       </w:r>
     </w:p>
     <w:p>
       <w:pPr>
-        <w:keepLines/>
+        <w:spacing w:after="80" w:line="274" w:lineRule="auto"/>
       </w:pPr>
       <w:r>
         <w:rPr>
-          <w:rFonts w:ascii="Arial" w:hAnsi="Arial" w:eastAsia="Hiragino Sans GB"/>
-          <w:color w:val="25313B"/>
-          <w:sz w:val="21"/>
+          <w:rFonts w:ascii="Arial" w:hAnsi="Arial" w:eastAsia="Arial"/>
+          <w:b w:val="0"/>
+          <w:color w:val="34323A"/>
+          <w:sz w:val="20"/>
         </w:rPr>
-        <w:t>AIGC detection, rewriting, and full-paper logic review are assistive tools; their results require author judgment.</w:t>
+        <w:t>No. Later requests can use the updated memory; existing chapters are not rewritten automatically.</w:t>
       </w:r>
     </w:p>
     <w:p>
       <w:pPr>
-        <w:keepLines/>
-        <w:ind w:left="283" w:hanging="227"/>
+        <w:pStyle w:val="Heading3"/>
+        <w:keepNext/>
       </w:pPr>
       <w:r>
         <w:rPr>
-          <w:rFonts w:ascii="Arial" w:hAnsi="Arial" w:eastAsia="Hiragino Sans GB"/>
-          <w:color w:val="25313B"/>
-          <w:sz w:val="21"/>
+          <w:rFonts w:ascii="Arial" w:hAnsi="Arial" w:eastAsia="Arial"/>
+          <w:b/>
+          <w:color w:val="34323A"/>
+          <w:sz w:val="22"/>
         </w:rPr>
-        <w:t>- A detection score is not an academic-integrity finding and does not prove that text was written by AI.</w:t>
+        <w:t>Will Lumielle invent references?</w:t>
       </w:r>
     </w:p>
     <w:p>
       <w:pPr>
-        <w:keepLines/>
-        <w:ind w:left="283" w:hanging="227"/>
+        <w:spacing w:after="80" w:line="274" w:lineRule="auto"/>
       </w:pPr>
       <w:r>
         <w:rPr>
-          <w:rFonts w:ascii="Arial" w:hAnsi="Arial" w:eastAsia="Hiragino Sans GB"/>
-          <w:color w:val="25313B"/>
-          <w:sz w:val="21"/>
+          <w:rFonts w:ascii="Arial" w:hAnsi="Arial" w:eastAsia="Arial"/>
+          <w:b w:val="0"/>
+          <w:color w:val="34323A"/>
+          <w:sz w:val="20"/>
         </w:rPr>
-        <w:t>- After rewriting, compare facts, numbers, terminology, citations, and tone. Do not change research meaning to chase a lower score.</w:t>
+        <w:t>Evidence selection uses imported and bound literature. Verify every claim and citation against the source.</w:t>
       </w:r>
     </w:p>
     <w:p>
       <w:pPr>
-        <w:keepLines/>
-        <w:ind w:left="283" w:hanging="227"/>
+        <w:pStyle w:val="Heading3"/>
+        <w:keepNext/>
       </w:pPr>
       <w:r>
         <w:rPr>
-          <w:rFonts w:ascii="Arial" w:hAnsi="Arial" w:eastAsia="Hiragino Sans GB"/>
-          <w:color w:val="25313B"/>
-          <w:sz w:val="21"/>
+          <w:rFonts w:ascii="Arial" w:hAnsi="Arial" w:eastAsia="Arial"/>
+          <w:b/>
+          <w:color w:val="34323A"/>
+          <w:sz w:val="22"/>
         </w:rPr>
-        <w:t>- Verify logic-review findings against the manuscript and sources. The report does not replace advice from a supervisor, peer, or editor.</w:t>
+        <w:t>Can I submit the exported paper as-is?</w:t>
       </w:r>
     </w:p>
     <w:p>
       <w:pPr>
-        <w:keepLines/>
-        <w:ind w:left="283" w:hanging="227"/>
+        <w:spacing w:after="80" w:line="274" w:lineRule="auto"/>
       </w:pPr>
       <w:r>
         <w:rPr>
-          <w:rFonts w:ascii="Arial" w:hAnsi="Arial" w:eastAsia="Hiragino Sans GB"/>
-          <w:color w:val="25313B"/>
-          <w:sz w:val="21"/>
+          <w:rFonts w:ascii="Arial" w:hAnsi="Arial" w:eastAsia="Arial"/>
+          <w:b w:val="0"/>
+          <w:color w:val="34323A"/>
+          <w:sz w:val="20"/>
         </w:rPr>
-        <w:t>- API errors, empty responses, and invalid outputs should be reported as failures rather than saved as prose.</w:t>
+        <w:t>No. Review data, citations, facts, formatting, and academic requirements before submission.</w:t>
       </w:r>
     </w:p>
     <w:p>
       <w:pPr>
-        <w:pStyle w:val="Heading1"/>
+        <w:pStyle w:val="Heading3"/>
         <w:keepNext/>
       </w:pPr>
       <w:r>
         <w:rPr>
-          <w:rFonts w:ascii="Arial" w:hAnsi="Arial" w:eastAsia="Hiragino Sans GB"/>
+          <w:rFonts w:ascii="Arial" w:hAnsi="Arial" w:eastAsia="Arial"/>
           <w:b/>
-          <w:color w:val="454B7C"/>
-          <w:sz w:val="30"/>
+          <w:color w:val="34323A"/>
+          <w:sz w:val="22"/>
         </w:rPr>
-        <w:t>10. FAQ, data, and license</w:t>
+        <w:t>Why will a scanned PDF not read?</w:t>
       </w:r>
     </w:p>
     <w:p>
       <w:pPr>
-        <w:keepLines/>
+        <w:spacing w:after="80" w:line="274" w:lineRule="auto"/>
       </w:pPr>
       <w:r>
         <w:rPr>
-          <w:rFonts w:ascii="Arial" w:hAnsi="Arial" w:eastAsia="Hiragino Sans GB"/>
-          <w:color w:val="25313B"/>
-          <w:sz w:val="21"/>
+          <w:rFonts w:ascii="Arial" w:hAnsi="Arial" w:eastAsia="Arial"/>
+          <w:b w:val="0"/>
+          <w:color w:val="34323A"/>
+          <w:sz w:val="20"/>
         </w:rPr>
-        <w:t>The app manages project files locally. When calling an LLM, prompts, selected source text, and API credentials are sent over the network to the configured provider.</w:t>
+        <w:t>This version does not automatically recognize scanned pages. Use a searchable PDF or text.</w:t>
       </w:r>
     </w:p>
     <w:p>
       <w:pPr>
-        <w:keepLines/>
-        <w:ind w:left="283" w:hanging="227"/>
+        <w:pStyle w:val="Heading3"/>
+        <w:keepNext/>
       </w:pPr>
       <w:r>
         <w:rPr>
-          <w:rFonts w:ascii="Arial" w:hAnsi="Arial" w:eastAsia="Hiragino Sans GB"/>
-          <w:color w:val="25313B"/>
-          <w:sz w:val="21"/>
+          <w:rFonts w:ascii="Arial" w:hAnsi="Arial" w:eastAsia="Arial"/>
+          <w:b/>
+          <w:color w:val="34323A"/>
+          <w:sz w:val="22"/>
         </w:rPr>
-        <w:t>- The API key is stored in local configuration and is also sent to the configured provider with API requests. Review that provider's privacy, retention, and training policies; do not submit materials you are not authorized to share.</w:t>
+        <w:t>What if my school has no preset?</w:t>
       </w:r>
     </w:p>
     <w:p>
       <w:pPr>
-        <w:keepLines/>
-        <w:ind w:left="283" w:hanging="227"/>
+        <w:spacing w:after="80" w:line="274" w:lineRule="auto"/>
       </w:pPr>
       <w:r>
         <w:rPr>
-          <w:rFonts w:ascii="Arial" w:hAnsi="Arial" w:eastAsia="Hiragino Sans GB"/>
-          <w:color w:val="25313B"/>
-          <w:sz w:val="21"/>
+          <w:rFonts w:ascii="Arial" w:hAnsi="Arial" w:eastAsia="Arial"/>
+          <w:b w:val="0"/>
+          <w:color w:val="34323A"/>
+          <w:sz w:val="20"/>
         </w:rPr>
-        <w:t>- For an import error, check the supported format and whether a PDF has a text layer; scanned images are not OCR-processed. For model errors, check endpoint, key, model name, and network access.</w:t>
+        <w:t>Try a built-in preset, import one shared by someone else, or generate and review one from written rules.</w:t>
       </w:r>
     </w:p>
     <w:p>
       <w:pPr>
-        <w:keepLines/>
-        <w:ind w:left="283" w:hanging="227"/>
+        <w:pStyle w:val="Heading2"/>
+        <w:keepNext/>
+        <w:pageBreakBefore/>
       </w:pPr>
       <w:r>
         <w:rPr>
-          <w:rFonts w:ascii="Arial" w:hAnsi="Arial" w:eastAsia="Hiragino Sans GB"/>
-          <w:color w:val="25313B"/>
-          <w:sz w:val="21"/>
+          <w:rFonts w:ascii="Arial" w:hAnsi="Arial" w:eastAsia="Arial"/>
+          <w:b/>
+          <w:color w:val="665184"/>
+          <w:sz w:val="26"/>
         </w:rPr>
-        <w:t>- Ordinary project state is in the distribution's data/ directory. Back it up before modifying an installation or restoring a snapshot; do not share API keys or paper data unnecessarily.</w:t>
+        <w:t>Troubleshooting without technical steps</w:t>
+      </w:r>
+    </w:p>
+    <w:tbl>
+      <w:tblPr>
+        <w:tblW w:type="auto" w:w="0"/>
+        <w:jc w:val="center"/>
+        <w:tblLayout w:type="fixed"/>
+        <w:tblLook w:firstColumn="1" w:firstRow="1" w:lastColumn="0" w:lastRow="0" w:noHBand="0" w:noVBand="1" w:val="04A0"/>
+        <w:tblBorders>
+          <w:top w:val="single" w:sz="4" w:color="DDD7E6"/>
+          <w:left w:val="single" w:sz="4" w:color="DDD7E6"/>
+          <w:bottom w:val="single" w:sz="4" w:color="DDD7E6"/>
+          <w:right w:val="single" w:sz="4" w:color="DDD7E6"/>
+          <w:insideH w:val="single" w:sz="4" w:color="DDD7E6"/>
+          <w:insideV w:val="single" w:sz="4" w:color="DDD7E6"/>
+        </w:tblBorders>
+      </w:tblPr>
+      <w:tblGrid>
+        <w:gridCol w:w="3231"/>
+        <w:gridCol w:w="6561"/>
+      </w:tblGrid>
+      <w:tr>
+        <w:trPr>
+          <w:cantSplit/>
+        </w:trPr>
+        <w:tc>
+          <w:tcPr>
+            <w:tcW w:type="dxa" w:w="3231"/>
+            <w:shd w:fill="665184"/>
+            <w:tcMar>
+              <w:top w:w="80" w:type="dxa"/>
+              <w:start w:w="90" w:type="dxa"/>
+              <w:bottom w:w="80" w:type="dxa"/>
+              <w:end w:w="90" w:type="dxa"/>
+            </w:tcMar>
+          </w:tcPr>
+          <w:p>
+            <w:pPr>
+              <w:spacing w:after="0" w:line="250" w:lineRule="auto"/>
+            </w:pPr>
+            <w:r>
+              <w:rPr>
+                <w:rFonts w:ascii="Arial" w:hAnsi="Arial" w:eastAsia="Arial"/>
+                <w:b/>
+                <w:color w:val="FFFFFF"/>
+                <w:sz w:val="17"/>
+              </w:rPr>
+              <w:t>Problem</w:t>
+            </w:r>
+          </w:p>
+        </w:tc>
+        <w:tc>
+          <w:tcPr>
+            <w:tcW w:type="dxa" w:w="6561"/>
+            <w:shd w:fill="665184"/>
+            <w:tcMar>
+              <w:top w:w="80" w:type="dxa"/>
+              <w:start w:w="90" w:type="dxa"/>
+              <w:bottom w:w="80" w:type="dxa"/>
+              <w:end w:w="90" w:type="dxa"/>
+            </w:tcMar>
+          </w:tcPr>
+          <w:p>
+            <w:pPr>
+              <w:spacing w:after="0" w:line="250" w:lineRule="auto"/>
+            </w:pPr>
+            <w:r>
+              <w:rPr>
+                <w:rFonts w:ascii="Arial" w:hAnsi="Arial" w:eastAsia="Arial"/>
+                <w:b/>
+                <w:color w:val="FFFFFF"/>
+                <w:sz w:val="17"/>
+              </w:rPr>
+              <w:t>What to try</w:t>
+            </w:r>
+          </w:p>
+        </w:tc>
+      </w:tr>
+      <w:tr>
+        <w:trPr>
+          <w:cantSplit/>
+        </w:trPr>
+        <w:tc>
+          <w:tcPr>
+            <w:tcW w:type="dxa" w:w="3231"/>
+            <w:shd w:fill="FFFFFF"/>
+            <w:tcMar>
+              <w:top w:w="76" w:type="dxa"/>
+              <w:start w:w="90" w:type="dxa"/>
+              <w:bottom w:w="76" w:type="dxa"/>
+              <w:end w:w="90" w:type="dxa"/>
+            </w:tcMar>
+            <w:vAlign w:val="center"/>
+          </w:tcPr>
+          <w:p>
+            <w:pPr>
+              <w:spacing w:after="0" w:line="250" w:lineRule="auto"/>
+            </w:pPr>
+            <w:r>
+              <w:rPr>
+                <w:rFonts w:ascii="Arial" w:hAnsi="Arial" w:eastAsia="Arial"/>
+                <w:b/>
+                <w:color w:val="34323A"/>
+                <w:sz w:val="17"/>
+              </w:rPr>
+              <w:t>The launcher does not open</w:t>
+            </w:r>
+          </w:p>
+        </w:tc>
+        <w:tc>
+          <w:tcPr>
+            <w:tcW w:type="dxa" w:w="6561"/>
+            <w:shd w:fill="FFFFFF"/>
+            <w:tcMar>
+              <w:top w:w="76" w:type="dxa"/>
+              <w:start w:w="90" w:type="dxa"/>
+              <w:bottom w:w="76" w:type="dxa"/>
+              <w:end w:w="90" w:type="dxa"/>
+            </w:tcMar>
+            <w:vAlign w:val="center"/>
+          </w:tcPr>
+          <w:p>
+            <w:pPr>
+              <w:spacing w:after="0" w:line="250" w:lineRule="auto"/>
+            </w:pPr>
+            <w:r>
+              <w:rPr>
+                <w:rFonts w:ascii="Arial" w:hAnsi="Arial" w:eastAsia="Arial"/>
+                <w:b w:val="0"/>
+                <w:color w:val="34323A"/>
+                <w:sz w:val="17"/>
+              </w:rPr>
+              <w:t>Confirm the ZIP was extracted; use the launcher for the right language and system. On macOS, Control-click and choose Open.</w:t>
+            </w:r>
+          </w:p>
+        </w:tc>
+      </w:tr>
+      <w:tr>
+        <w:trPr>
+          <w:cantSplit/>
+        </w:trPr>
+        <w:tc>
+          <w:tcPr>
+            <w:tcW w:type="dxa" w:w="3231"/>
+            <w:shd w:fill="F7F5F9"/>
+            <w:tcMar>
+              <w:top w:w="76" w:type="dxa"/>
+              <w:start w:w="90" w:type="dxa"/>
+              <w:bottom w:w="76" w:type="dxa"/>
+              <w:end w:w="90" w:type="dxa"/>
+            </w:tcMar>
+            <w:vAlign w:val="center"/>
+          </w:tcPr>
+          <w:p>
+            <w:pPr>
+              <w:spacing w:after="0" w:line="250" w:lineRule="auto"/>
+            </w:pPr>
+            <w:r>
+              <w:rPr>
+                <w:rFonts w:ascii="Arial" w:hAnsi="Arial" w:eastAsia="Arial"/>
+                <w:b/>
+                <w:color w:val="34323A"/>
+                <w:sz w:val="17"/>
+              </w:rPr>
+              <w:t>The browser does not open automatically</w:t>
+            </w:r>
+          </w:p>
+        </w:tc>
+        <w:tc>
+          <w:tcPr>
+            <w:tcW w:type="dxa" w:w="6561"/>
+            <w:shd w:fill="F7F5F9"/>
+            <w:tcMar>
+              <w:top w:w="76" w:type="dxa"/>
+              <w:start w:w="90" w:type="dxa"/>
+              <w:bottom w:w="76" w:type="dxa"/>
+              <w:end w:w="90" w:type="dxa"/>
+            </w:tcMar>
+            <w:vAlign w:val="center"/>
+          </w:tcPr>
+          <w:p>
+            <w:pPr>
+              <w:spacing w:after="0" w:line="250" w:lineRule="auto"/>
+            </w:pPr>
+            <w:r>
+              <w:rPr>
+                <w:rFonts w:ascii="Arial" w:hAnsi="Arial" w:eastAsia="Arial"/>
+                <w:b w:val="0"/>
+                <w:color w:val="34323A"/>
+                <w:sz w:val="17"/>
+              </w:rPr>
+              <w:t>Wait for any system prompt. Restart the launcher; if it still fails, send the on-screen message to the maintainer.</w:t>
+            </w:r>
+          </w:p>
+        </w:tc>
+      </w:tr>
+      <w:tr>
+        <w:trPr>
+          <w:cantSplit/>
+        </w:trPr>
+        <w:tc>
+          <w:tcPr>
+            <w:tcW w:type="dxa" w:w="3231"/>
+            <w:shd w:fill="FFFFFF"/>
+            <w:tcMar>
+              <w:top w:w="76" w:type="dxa"/>
+              <w:start w:w="90" w:type="dxa"/>
+              <w:bottom w:w="76" w:type="dxa"/>
+              <w:end w:w="90" w:type="dxa"/>
+            </w:tcMar>
+            <w:vAlign w:val="center"/>
+          </w:tcPr>
+          <w:p>
+            <w:pPr>
+              <w:spacing w:after="0" w:line="250" w:lineRule="auto"/>
+            </w:pPr>
+            <w:r>
+              <w:rPr>
+                <w:rFonts w:ascii="Arial" w:hAnsi="Arial" w:eastAsia="Arial"/>
+                <w:b/>
+                <w:color w:val="34323A"/>
+                <w:sz w:val="17"/>
+              </w:rPr>
+              <w:t>The model list will not load</w:t>
+            </w:r>
+          </w:p>
+        </w:tc>
+        <w:tc>
+          <w:tcPr>
+            <w:tcW w:type="dxa" w:w="6561"/>
+            <w:shd w:fill="FFFFFF"/>
+            <w:tcMar>
+              <w:top w:w="76" w:type="dxa"/>
+              <w:start w:w="90" w:type="dxa"/>
+              <w:bottom w:w="76" w:type="dxa"/>
+              <w:end w:w="90" w:type="dxa"/>
+            </w:tcMar>
+            <w:vAlign w:val="center"/>
+          </w:tcPr>
+          <w:p>
+            <w:pPr>
+              <w:spacing w:after="0" w:line="250" w:lineRule="auto"/>
+            </w:pPr>
+            <w:r>
+              <w:rPr>
+                <w:rFonts w:ascii="Arial" w:hAnsi="Arial" w:eastAsia="Arial"/>
+                <w:b w:val="0"/>
+                <w:color w:val="34323A"/>
+                <w:sz w:val="17"/>
+              </w:rPr>
+              <w:t>Check your connection, provider status, and copied API key, then fetch the list again.</w:t>
+            </w:r>
+          </w:p>
+        </w:tc>
+      </w:tr>
+      <w:tr>
+        <w:trPr>
+          <w:cantSplit/>
+        </w:trPr>
+        <w:tc>
+          <w:tcPr>
+            <w:tcW w:type="dxa" w:w="3231"/>
+            <w:shd w:fill="F7F5F9"/>
+            <w:tcMar>
+              <w:top w:w="76" w:type="dxa"/>
+              <w:start w:w="90" w:type="dxa"/>
+              <w:bottom w:w="76" w:type="dxa"/>
+              <w:end w:w="90" w:type="dxa"/>
+            </w:tcMar>
+            <w:vAlign w:val="center"/>
+          </w:tcPr>
+          <w:p>
+            <w:pPr>
+              <w:spacing w:after="0" w:line="250" w:lineRule="auto"/>
+            </w:pPr>
+            <w:r>
+              <w:rPr>
+                <w:rFonts w:ascii="Arial" w:hAnsi="Arial" w:eastAsia="Arial"/>
+                <w:b/>
+                <w:color w:val="34323A"/>
+                <w:sz w:val="17"/>
+              </w:rPr>
+              <w:t>A PDF cannot be read</w:t>
+            </w:r>
+          </w:p>
+        </w:tc>
+        <w:tc>
+          <w:tcPr>
+            <w:tcW w:type="dxa" w:w="6561"/>
+            <w:shd w:fill="F7F5F9"/>
+            <w:tcMar>
+              <w:top w:w="76" w:type="dxa"/>
+              <w:start w:w="90" w:type="dxa"/>
+              <w:bottom w:w="76" w:type="dxa"/>
+              <w:end w:w="90" w:type="dxa"/>
+            </w:tcMar>
+            <w:vAlign w:val="center"/>
+          </w:tcPr>
+          <w:p>
+            <w:pPr>
+              <w:spacing w:after="0" w:line="250" w:lineRule="auto"/>
+            </w:pPr>
+            <w:r>
+              <w:rPr>
+                <w:rFonts w:ascii="Arial" w:hAnsi="Arial" w:eastAsia="Arial"/>
+                <w:b w:val="0"/>
+                <w:color w:val="34323A"/>
+                <w:sz w:val="17"/>
+              </w:rPr>
+              <w:t>It may be a scan or protected file. Try a searchable PDF or paste its text.</w:t>
+            </w:r>
+          </w:p>
+        </w:tc>
+      </w:tr>
+      <w:tr>
+        <w:trPr>
+          <w:cantSplit/>
+        </w:trPr>
+        <w:tc>
+          <w:tcPr>
+            <w:tcW w:type="dxa" w:w="3231"/>
+            <w:shd w:fill="FFFFFF"/>
+            <w:tcMar>
+              <w:top w:w="76" w:type="dxa"/>
+              <w:start w:w="90" w:type="dxa"/>
+              <w:bottom w:w="76" w:type="dxa"/>
+              <w:end w:w="90" w:type="dxa"/>
+            </w:tcMar>
+            <w:vAlign w:val="center"/>
+          </w:tcPr>
+          <w:p>
+            <w:pPr>
+              <w:spacing w:after="0" w:line="250" w:lineRule="auto"/>
+            </w:pPr>
+            <w:r>
+              <w:rPr>
+                <w:rFonts w:ascii="Arial" w:hAnsi="Arial" w:eastAsia="Arial"/>
+                <w:b/>
+                <w:color w:val="34323A"/>
+                <w:sz w:val="17"/>
+              </w:rPr>
+              <w:t>Literature analysis or drafting fails</w:t>
+            </w:r>
+          </w:p>
+        </w:tc>
+        <w:tc>
+          <w:tcPr>
+            <w:tcW w:type="dxa" w:w="6561"/>
+            <w:shd w:fill="FFFFFF"/>
+            <w:tcMar>
+              <w:top w:w="76" w:type="dxa"/>
+              <w:start w:w="90" w:type="dxa"/>
+              <w:bottom w:w="76" w:type="dxa"/>
+              <w:end w:w="90" w:type="dxa"/>
+            </w:tcMar>
+            <w:vAlign w:val="center"/>
+          </w:tcPr>
+          <w:p>
+            <w:pPr>
+              <w:spacing w:after="0" w:line="250" w:lineRule="auto"/>
+            </w:pPr>
+            <w:r>
+              <w:rPr>
+                <w:rFonts w:ascii="Arial" w:hAnsi="Arial" w:eastAsia="Arial"/>
+                <w:b w:val="0"/>
+                <w:color w:val="34323A"/>
+                <w:sz w:val="17"/>
+              </w:rPr>
+              <w:t>Save existing text first. Check the provider, key, and model, then retry. Do not paste an error into your paper.</w:t>
+            </w:r>
+          </w:p>
+        </w:tc>
+      </w:tr>
+      <w:tr>
+        <w:trPr>
+          <w:cantSplit/>
+        </w:trPr>
+        <w:tc>
+          <w:tcPr>
+            <w:tcW w:type="dxa" w:w="3231"/>
+            <w:shd w:fill="F7F5F9"/>
+            <w:tcMar>
+              <w:top w:w="76" w:type="dxa"/>
+              <w:start w:w="90" w:type="dxa"/>
+              <w:bottom w:w="76" w:type="dxa"/>
+              <w:end w:w="90" w:type="dxa"/>
+            </w:tcMar>
+            <w:vAlign w:val="center"/>
+          </w:tcPr>
+          <w:p>
+            <w:pPr>
+              <w:spacing w:after="0" w:line="250" w:lineRule="auto"/>
+            </w:pPr>
+            <w:r>
+              <w:rPr>
+                <w:rFonts w:ascii="Arial" w:hAnsi="Arial" w:eastAsia="Arial"/>
+                <w:b/>
+                <w:color w:val="34323A"/>
+                <w:sz w:val="17"/>
+              </w:rPr>
+              <w:t>Word export fails or looks wrong</w:t>
+            </w:r>
+          </w:p>
+        </w:tc>
+        <w:tc>
+          <w:tcPr>
+            <w:tcW w:type="dxa" w:w="6561"/>
+            <w:shd w:fill="F7F5F9"/>
+            <w:tcMar>
+              <w:top w:w="76" w:type="dxa"/>
+              <w:start w:w="90" w:type="dxa"/>
+              <w:bottom w:w="76" w:type="dxa"/>
+              <w:end w:w="90" w:type="dxa"/>
+            </w:tcMar>
+            <w:vAlign w:val="center"/>
+          </w:tcPr>
+          <w:p>
+            <w:pPr>
+              <w:spacing w:after="0" w:line="250" w:lineRule="auto"/>
+            </w:pPr>
+            <w:r>
+              <w:rPr>
+                <w:rFonts w:ascii="Arial" w:hAnsi="Arial" w:eastAsia="Arial"/>
+                <w:b w:val="0"/>
+                <w:color w:val="34323A"/>
+                <w:sz w:val="17"/>
+              </w:rPr>
+              <w:t>Confirm the outline and drafts are saved, then try a built-in preset. Keep the original and send a screenshot to the maintainer.</w:t>
+            </w:r>
+          </w:p>
+        </w:tc>
+      </w:tr>
+    </w:tbl>
+    <w:p>
+      <w:pPr>
+        <w:spacing w:line="274" w:lineRule="auto" w:after="40"/>
+      </w:pPr>
+    </w:p>
+    <w:p>
+      <w:pPr>
+        <w:pStyle w:val="Heading3"/>
+        <w:keepNext/>
+      </w:pPr>
+      <w:r>
+        <w:rPr>
+          <w:rFonts w:ascii="Arial" w:hAnsi="Arial" w:eastAsia="Arial"/>
+          <w:b/>
+          <w:color w:val="34323A"/>
+          <w:sz w:val="22"/>
+        </w:rPr>
+        <w:t>Your materials and privacy</w:t>
       </w:r>
     </w:p>
     <w:p>
       <w:pPr>
-        <w:keepLines/>
-        <w:ind w:left="283" w:hanging="227"/>
+        <w:spacing w:after="80" w:line="274" w:lineRule="auto"/>
       </w:pPr>
       <w:r>
         <w:rPr>
-          <w:rFonts w:ascii="Arial" w:hAnsi="Arial" w:eastAsia="Hiragino Sans GB"/>
-          <w:color w:val="25313B"/>
-          <w:sz w:val="21"/>
+          <w:rFonts w:ascii="Arial" w:hAnsi="Arial" w:eastAsia="Arial"/>
+          <w:b w:val="0"/>
+          <w:color w:val="34323A"/>
+          <w:sz w:val="20"/>
         </w:rPr>
-        <w:t>- The project is open-source under the MIT License. Users are responsible for reviewing and appropriately using generated, detected, and formatted output.</w:t>
+        <w:t>Project files are managed on your computer. For a model request, the prompt, selected materials, and API key are sent to your configured provider. Review its privacy and retention policy; do not share keys or upload material you are not authorized to process.</w:t>
+      </w:r>
+    </w:p>
+    <w:p>
+      <w:pPr>
+        <w:spacing w:after="80" w:line="274" w:lineRule="auto"/>
+      </w:pPr>
+      <w:r>
+        <w:rPr>
+          <w:rFonts w:ascii="Arial" w:hAnsi="Arial" w:eastAsia="Arial"/>
+          <w:b w:val="0"/>
+          <w:color w:val="34323A"/>
+          <w:sz w:val="20"/>
+        </w:rPr>
+        <w:t>Lumielle is open source under the MIT License. It assists with organization and drafting; researchers remain responsible for judgment, source checks, and the final manuscript.</w:t>
       </w:r>
     </w:p>
     <w:p>
@@ -1051,29 +4889,14 @@
     </w:p>
     <w:p>
       <w:pPr>
-        <w:spacing w:after="200"/>
-        <w:jc w:val="center"/>
-      </w:pPr>
-      <w:r>
-        <w:rPr>
-          <w:rFonts w:ascii="Arial" w:hAnsi="Arial" w:eastAsia="Hiragino Sans GB"/>
-          <w:b/>
-          <w:color w:val="454B7C"/>
-          <w:sz w:val="30"/>
-        </w:rPr>
-        <w:t>Project identity</w:t>
-      </w:r>
-    </w:p>
-    <w:p>
-      <w:pPr>
-        <w:spacing w:after="120"/>
+        <w:spacing w:after="80"/>
         <w:jc w:val="center"/>
       </w:pPr>
       <w:r>
         <w:drawing>
           <wp:inline xmlns:a="http://schemas.openxmlformats.org/drawingml/2006/main" xmlns:pic="http://schemas.openxmlformats.org/drawingml/2006/picture">
-            <wp:extent cx="4069080" cy="6103620"/>
-            <wp:docPr id="1" name="Picture 1" descr="Lumielle poster artwork" title="Lumielle poster"/>
+            <wp:extent cx="5486400" cy="8229600"/>
+            <wp:docPr id="1" name="Picture 1"/>
             <wp:cNvGraphicFramePr>
               <a:graphicFrameLocks noChangeAspect="1"/>
             </wp:cNvGraphicFramePr>
@@ -1081,7 +4904,7 @@
               <a:graphicData uri="http://schemas.openxmlformats.org/drawingml/2006/picture">
                 <pic:pic>
                   <pic:nvPicPr>
-                    <pic:cNvPr id="0" name="lumielle_poster.png"/>
+                    <pic:cNvPr id="0" name="image.png"/>
                     <pic:cNvPicPr/>
                   </pic:nvPicPr>
                   <pic:blipFill>
@@ -1093,7 +4916,7 @@
                   <pic:spPr>
                     <a:xfrm>
                       <a:off x="0" y="0"/>
-                      <a:ext cx="4069080" cy="6103620"/>
+                      <a:ext cx="5486400" cy="8229600"/>
                     </a:xfrm>
                     <a:prstGeom prst="rect"/>
                   </pic:spPr>
@@ -1106,15 +4929,15 @@
     </w:p>
     <w:p>
       <w:pPr>
-        <w:spacing w:before="40" w:after="0"/>
+        <w:spacing w:after="0"/>
         <w:jc w:val="center"/>
       </w:pPr>
       <w:r>
         <w:rPr>
-          <w:rFonts w:ascii="Hiragino Sans GB" w:hAnsi="Hiragino Sans GB" w:eastAsia="Hiragino Sans GB"/>
-          <w:b/>
-          <w:color w:val="617386"/>
-          <w:sz w:val="19"/>
+          <w:rFonts w:ascii="Arial" w:hAnsi="Arial" w:eastAsia="Arial"/>
+          <w:b w:val="0"/>
+          <w:color w:val="716D79"/>
+          <w:sz w:val="18"/>
         </w:rPr>
         <w:t>Lumielle海报 · Lumielle Poster</w:t>
       </w:r>
@@ -1131,25 +4954,26 @@
       </w:pPr>
       <w:r>
         <w:rPr>
-          <w:rFonts w:ascii="Arial" w:hAnsi="Arial" w:eastAsia="Hiragino Sans GB"/>
+          <w:rFonts w:ascii="Arial" w:hAnsi="Arial" w:eastAsia="Arial"/>
           <w:b/>
-          <w:color w:val="454B7C"/>
-          <w:sz w:val="30"/>
+          <w:color w:val="4E3D68"/>
+          <w:sz w:val="38"/>
         </w:rPr>
-        <w:t>Appendix A: Version History</w:t>
+        <w:t>Appendix A: Version history</w:t>
       </w:r>
     </w:p>
     <w:p>
       <w:pPr>
-        <w:keepLines/>
+        <w:spacing w:after="80" w:line="274" w:lineRule="auto"/>
       </w:pPr>
       <w:r>
         <w:rPr>
-          <w:rFonts w:ascii="Arial" w:hAnsi="Arial" w:eastAsia="Hiragino Sans GB"/>
-          <w:color w:val="25313B"/>
-          <w:sz w:val="21"/>
+          <w:rFonts w:ascii="Arial" w:hAnsi="Arial" w:eastAsia="Arial"/>
+          <w:b w:val="0"/>
+          <w:color w:val="34323A"/>
+          <w:sz w:val="20"/>
         </w:rPr>
-        <w:t>Current development version: v1.1.0 (Unreleased). This version is not a formal release yet.</w:t>
+        <w:t>Current development version: v1.1.0 — Unreleased. This version is still in development and is not a formal release.</w:t>
       </w:r>
     </w:p>
     <w:p>
@@ -1159,12 +4983,273 @@
       </w:pPr>
       <w:r>
         <w:rPr>
-          <w:rFonts w:ascii="Arial" w:hAnsi="Arial" w:eastAsia="Hiragino Sans GB"/>
+          <w:rFonts w:ascii="Arial" w:hAnsi="Arial" w:eastAsia="Arial"/>
           <w:b/>
-          <w:color w:val="173A56"/>
-          <w:sz w:val="24"/>
+          <w:color w:val="665184"/>
+          <w:sz w:val="26"/>
         </w:rPr>
         <w:t>v1.1.0 — Unreleased</w:t>
+      </w:r>
+    </w:p>
+    <w:p>
+      <w:pPr>
+        <w:pStyle w:val="Heading3"/>
+        <w:keepNext/>
+      </w:pPr>
+      <w:r>
+        <w:rPr>
+          <w:rFonts w:ascii="Arial" w:hAnsi="Arial" w:eastAsia="Arial"/>
+          <w:b/>
+          <w:color w:val="34323A"/>
+          <w:sz w:val="22"/>
+        </w:rPr>
+        <w:t>Added</w:t>
+      </w:r>
+    </w:p>
+    <w:p>
+      <w:pPr>
+        <w:spacing w:after="60" w:line="269" w:lineRule="auto"/>
+        <w:ind w:left="288" w:hanging="202"/>
+      </w:pPr>
+      <w:r>
+        <w:rPr>
+          <w:rFonts w:ascii="Arial" w:hAnsi="Arial" w:eastAsia="Arial"/>
+          <w:b/>
+          <w:color w:val="665184"/>
+          <w:sz w:val="19"/>
+        </w:rPr>
+        <w:t xml:space="preserve">• </w:t>
+      </w:r>
+      <w:r>
+        <w:rPr>
+          <w:rFonts w:ascii="Arial" w:hAnsi="Arial" w:eastAsia="Arial"/>
+          <w:b w:val="0"/>
+          <w:color w:val="34323A"/>
+          <w:sz w:val="19"/>
+        </w:rPr>
+        <w:t>Research materials can be organized by topic. Readable full sources are processed in order, with editable filing suggestions.</w:t>
+      </w:r>
+    </w:p>
+    <w:p>
+      <w:pPr>
+        <w:spacing w:after="60" w:line="269" w:lineRule="auto"/>
+        <w:ind w:left="288" w:hanging="202"/>
+      </w:pPr>
+      <w:r>
+        <w:rPr>
+          <w:rFonts w:ascii="Arial" w:hAnsi="Arial" w:eastAsia="Arial"/>
+          <w:b/>
+          <w:color w:val="665184"/>
+          <w:sz w:val="19"/>
+        </w:rPr>
+        <w:t xml:space="preserve">• </w:t>
+      </w:r>
+      <w:r>
+        <w:rPr>
+          <w:rFonts w:ascii="Arial" w:hAnsi="Arial" w:eastAsia="Arial"/>
+          <w:b w:val="0"/>
+          <w:color w:val="34323A"/>
+          <w:sz w:val="19"/>
+        </w:rPr>
+        <w:t>PDF, Word, TXT, and pasted literature can be analyzed from readable full text, with research profiles and source-linked evidence.</w:t>
+      </w:r>
+    </w:p>
+    <w:p>
+      <w:pPr>
+        <w:spacing w:after="60" w:line="269" w:lineRule="auto"/>
+        <w:ind w:left="288" w:hanging="202"/>
+      </w:pPr>
+      <w:r>
+        <w:rPr>
+          <w:rFonts w:ascii="Arial" w:hAnsi="Arial" w:eastAsia="Arial"/>
+          <w:b/>
+          <w:color w:val="665184"/>
+          <w:sz w:val="19"/>
+        </w:rPr>
+        <w:t xml:space="preserve">• </w:t>
+      </w:r>
+      <w:r>
+        <w:rPr>
+          <w:rFonts w:ascii="Arial" w:hAnsi="Arial" w:eastAsia="Arial"/>
+          <w:b w:val="0"/>
+          <w:color w:val="34323A"/>
+          <w:sz w:val="19"/>
+        </w:rPr>
+        <w:t>Reusable Word layout presets, custom presets, and a preview-and-review flow were added.</w:t>
+      </w:r>
+    </w:p>
+    <w:p>
+      <w:pPr>
+        <w:pStyle w:val="Heading3"/>
+        <w:keepNext/>
+      </w:pPr>
+      <w:r>
+        <w:rPr>
+          <w:rFonts w:ascii="Arial" w:hAnsi="Arial" w:eastAsia="Arial"/>
+          <w:b/>
+          <w:color w:val="34323A"/>
+          <w:sz w:val="22"/>
+        </w:rPr>
+        <w:t>Changed</w:t>
+      </w:r>
+    </w:p>
+    <w:p>
+      <w:pPr>
+        <w:spacing w:after="60" w:line="269" w:lineRule="auto"/>
+        <w:ind w:left="288" w:hanging="202"/>
+      </w:pPr>
+      <w:r>
+        <w:rPr>
+          <w:rFonts w:ascii="Arial" w:hAnsi="Arial" w:eastAsia="Arial"/>
+          <w:b/>
+          <w:color w:val="665184"/>
+          <w:sz w:val="19"/>
+        </w:rPr>
+        <w:t xml:space="preserve">• </w:t>
+      </w:r>
+      <w:r>
+        <w:rPr>
+          <w:rFonts w:ascii="Arial" w:hAnsi="Arial" w:eastAsia="Arial"/>
+          <w:b w:val="0"/>
+          <w:color w:val="34323A"/>
+          <w:sz w:val="19"/>
+        </w:rPr>
+        <w:t>Saved facts across sections can inform planning; chapter writing selects relevant allowed facts and literature assigned to that chapter.</w:t>
+      </w:r>
+    </w:p>
+    <w:p>
+      <w:pPr>
+        <w:spacing w:after="60" w:line="269" w:lineRule="auto"/>
+        <w:ind w:left="288" w:hanging="202"/>
+      </w:pPr>
+      <w:r>
+        <w:rPr>
+          <w:rFonts w:ascii="Arial" w:hAnsi="Arial" w:eastAsia="Arial"/>
+          <w:b/>
+          <w:color w:val="665184"/>
+          <w:sz w:val="19"/>
+        </w:rPr>
+        <w:t xml:space="preserve">• </w:t>
+      </w:r>
+      <w:r>
+        <w:rPr>
+          <w:rFonts w:ascii="Arial" w:hAnsi="Arial" w:eastAsia="Arial"/>
+          <w:b w:val="0"/>
+          <w:color w:val="34323A"/>
+          <w:sz w:val="19"/>
+        </w:rPr>
+        <w:t>Chapter memories are built from complete chapter text and compacted for later writing alongside the outline and surrounding chapter context.</w:t>
+      </w:r>
+    </w:p>
+    <w:p>
+      <w:pPr>
+        <w:spacing w:after="60" w:line="269" w:lineRule="auto"/>
+        <w:ind w:left="288" w:hanging="202"/>
+      </w:pPr>
+      <w:r>
+        <w:rPr>
+          <w:rFonts w:ascii="Arial" w:hAnsi="Arial" w:eastAsia="Arial"/>
+          <w:b/>
+          <w:color w:val="665184"/>
+          <w:sz w:val="19"/>
+        </w:rPr>
+        <w:t xml:space="preserve">• </w:t>
+      </w:r>
+      <w:r>
+        <w:rPr>
+          <w:rFonts w:ascii="Arial" w:hAnsi="Arial" w:eastAsia="Arial"/>
+          <w:b w:val="0"/>
+          <w:color w:val="34323A"/>
+          <w:sz w:val="19"/>
+        </w:rPr>
+        <w:t>Literature relevance and source quality are considered separately; General Academic and Legacy Compatible offer different layouts.</w:t>
+      </w:r>
+    </w:p>
+    <w:p>
+      <w:pPr>
+        <w:spacing w:after="60" w:line="269" w:lineRule="auto"/>
+        <w:ind w:left="288" w:hanging="202"/>
+      </w:pPr>
+      <w:r>
+        <w:rPr>
+          <w:rFonts w:ascii="Arial" w:hAnsi="Arial" w:eastAsia="Arial"/>
+          <w:b/>
+          <w:color w:val="665184"/>
+          <w:sz w:val="19"/>
+        </w:rPr>
+        <w:t xml:space="preserve">• </w:t>
+      </w:r>
+      <w:r>
+        <w:rPr>
+          <w:rFonts w:ascii="Arial" w:hAnsi="Arial" w:eastAsia="Arial"/>
+          <w:b w:val="0"/>
+          <w:color w:val="34323A"/>
+          <w:sz w:val="19"/>
+        </w:rPr>
+        <w:t>The manuals were redesigned for first-time users with a quick start, FAQ, troubleshooting, and the restored Lumielle poster.</w:t>
+      </w:r>
+    </w:p>
+    <w:p>
+      <w:pPr>
+        <w:pStyle w:val="Heading3"/>
+        <w:keepNext/>
+      </w:pPr>
+      <w:r>
+        <w:rPr>
+          <w:rFonts w:ascii="Arial" w:hAnsi="Arial" w:eastAsia="Arial"/>
+          <w:b/>
+          <w:color w:val="34323A"/>
+          <w:sz w:val="22"/>
+        </w:rPr>
+        <w:t>Fixed</w:t>
+      </w:r>
+    </w:p>
+    <w:p>
+      <w:pPr>
+        <w:spacing w:after="60" w:line="269" w:lineRule="auto"/>
+        <w:ind w:left="288" w:hanging="202"/>
+      </w:pPr>
+      <w:r>
+        <w:rPr>
+          <w:rFonts w:ascii="Arial" w:hAnsi="Arial" w:eastAsia="Arial"/>
+          <w:b/>
+          <w:color w:val="665184"/>
+          <w:sz w:val="19"/>
+        </w:rPr>
+        <w:t xml:space="preserve">• </w:t>
+      </w:r>
+      <w:r>
+        <w:rPr>
+          <w:rFonts w:ascii="Arial" w:hAnsi="Arial" w:eastAsia="Arial"/>
+          <w:b w:val="0"/>
+          <w:color w:val="34323A"/>
+          <w:sz w:val="19"/>
+        </w:rPr>
+        <w:t>A failed chapter-memory rebuild keeps the previous valid memory. Clearing literature records and deleting imported originals now have separate choices.</w:t>
+      </w:r>
+    </w:p>
+    <w:p>
+      <w:pPr>
+        <w:spacing w:after="60" w:line="269" w:lineRule="auto"/>
+        <w:ind w:left="288" w:hanging="202"/>
+      </w:pPr>
+      <w:r>
+        <w:rPr>
+          <w:rFonts w:ascii="Arial" w:hAnsi="Arial" w:eastAsia="Arial"/>
+          <w:b/>
+          <w:color w:val="665184"/>
+          <w:sz w:val="19"/>
+        </w:rPr>
+        <w:t xml:space="preserve">• </w:t>
+      </w:r>
+      <w:r>
+        <w:rPr>
+          <w:rFonts w:ascii="Arial" w:hAnsi="Arial" w:eastAsia="Arial"/>
+          <w:b w:val="0"/>
+          <w:color w:val="34323A"/>
+          <w:sz w:val="19"/>
+        </w:rPr>
+        <w:t>Restored flowing manual pagination and retained the original poster artwork.</w:t>
       </w:r>
     </w:p>
     <w:p>
@@ -1174,96 +5259,26 @@
       </w:pPr>
       <w:r>
         <w:rPr>
-          <w:rFonts w:ascii="Arial" w:hAnsi="Arial" w:eastAsia="Hiragino Sans GB"/>
+          <w:rFonts w:ascii="Arial" w:hAnsi="Arial" w:eastAsia="Arial"/>
           <w:b/>
-          <w:color w:val="173A56"/>
-          <w:sz w:val="24"/>
+          <w:color w:val="665184"/>
+          <w:sz w:val="26"/>
         </w:rPr>
-        <w:t>Added</w:t>
+        <w:t>v1.0.1 — 2026-09-27</w:t>
       </w:r>
     </w:p>
     <w:p>
       <w:pPr>
-        <w:keepLines/>
-        <w:ind w:left="283" w:hanging="227"/>
+        <w:spacing w:after="80" w:line="274" w:lineRule="auto"/>
       </w:pPr>
       <w:r>
         <w:rPr>
-          <w:rFonts w:ascii="Arial" w:hAnsi="Arial" w:eastAsia="Hiragino Sans GB"/>
-          <w:color w:val="25313B"/>
-          <w:sz w:val="21"/>
+          <w:rFonts w:ascii="Arial" w:hAnsi="Arial" w:eastAsia="Arial"/>
+          <w:b w:val="0"/>
+          <w:color w:val="34323A"/>
+          <w:sz w:val="20"/>
         </w:rPr>
-        <w:t>- Added an eight-section Research Fact Layer with ordered chunk extraction, editable Smart Inbox suggestions, source information, tags, and explicit chapter-grounding controls.</w:t>
-      </w:r>
-    </w:p>
-    <w:p>
-      <w:pPr>
-        <w:keepLines/>
-        <w:ind w:left="283" w:hanging="227"/>
-      </w:pPr>
-      <w:r>
-        <w:rPr>
-          <w:rFonts w:ascii="Arial" w:hAnsi="Arial" w:eastAsia="Hiragino Sans GB"/>
-          <w:color w:val="25313B"/>
-          <w:sz w:val="21"/>
-        </w:rPr>
-        <w:t>- Added a bounded Research Planning Digest across all fact sections, including sections disabled for chapter grounding.</w:t>
-      </w:r>
-    </w:p>
-    <w:p>
-      <w:pPr>
-        <w:keepLines/>
-        <w:ind w:left="283" w:hanging="227"/>
-      </w:pPr>
-      <w:r>
-        <w:rPr>
-          <w:rFonts w:ascii="Arial" w:hAnsi="Arial" w:eastAsia="Hiragino Sans GB"/>
-          <w:color w:val="25313B"/>
-          <w:sz w:val="21"/>
-        </w:rPr>
-        <w:t>- Added full-document literature analysis for PDF, DOCX, TXT, and pasted text, with structured profiles and source-linked evidence; chapter retrieval is limited to bound literature.</w:t>
-      </w:r>
-    </w:p>
-    <w:p>
-      <w:pPr>
-        <w:keepLines/>
-        <w:ind w:left="283" w:hanging="227"/>
-      </w:pPr>
-      <w:r>
-        <w:rPr>
-          <w:rFonts w:ascii="Arial" w:hAnsi="Arial" w:eastAsia="Hiragino Sans GB"/>
-          <w:color w:val="25313B"/>
-          <w:sz w:val="21"/>
-        </w:rPr>
-        <w:t>- Added topic- and planning-aware literature profile synthesis; relevance ratings are separate from source-quality assessments.</w:t>
-      </w:r>
-    </w:p>
-    <w:p>
-      <w:pPr>
-        <w:keepLines/>
-        <w:ind w:left="283" w:hanging="227"/>
-      </w:pPr>
-      <w:r>
-        <w:rPr>
-          <w:rFonts w:ascii="Arial" w:hAnsi="Arial" w:eastAsia="Hiragino Sans GB"/>
-          <w:color w:val="25313B"/>
-          <w:sz w:val="21"/>
-        </w:rPr>
-        <w:t>- Added FormatSpec v1 support for grid/three-line tables, page-number starts, heading pagination controls, figure width, and distinct General Academic and Legacy Compatible presets.</w:t>
-      </w:r>
-    </w:p>
-    <w:p>
-      <w:pPr>
-        <w:keepLines/>
-        <w:ind w:left="283" w:hanging="227"/>
-      </w:pPr>
-      <w:r>
-        <w:rPr>
-          <w:rFonts w:ascii="Arial" w:hAnsi="Arial" w:eastAsia="Hiragino Sans GB"/>
-          <w:color w:val="25313B"/>
-          <w:sz w:val="21"/>
-        </w:rPr>
-        <w:t>- Updated the Chinese and English PDF user guides and unified the application version to 1.1.0.</w:t>
+        <w:t>Fixed chapter context, writing-style instructions, English word counts, and citation numbering. Added safer charts, complete-source processing, more reliable Word export, and clearer failure messages.</w:t>
       </w:r>
     </w:p>
     <w:p>
@@ -1273,370 +5288,33 @@
       </w:pPr>
       <w:r>
         <w:rPr>
-          <w:rFonts w:ascii="Arial" w:hAnsi="Arial" w:eastAsia="Hiragino Sans GB"/>
+          <w:rFonts w:ascii="Arial" w:hAnsi="Arial" w:eastAsia="Arial"/>
           <w:b/>
-          <w:color w:val="173A56"/>
-          <w:sz w:val="24"/>
-        </w:rPr>
-        <w:t>Changed</w:t>
-      </w:r>
-    </w:p>
-    <w:p>
-      <w:pPr>
-        <w:keepLines/>
-        <w:ind w:left="283" w:hanging="227"/>
-      </w:pPr>
-      <w:r>
-        <w:rPr>
-          <w:rFonts w:ascii="Arial" w:hAnsi="Arial" w:eastAsia="Hiragino Sans GB"/>
-          <w:color w:val="25313B"/>
-          <w:sz w:val="21"/>
-        </w:rPr>
-        <w:t>- Chapter prompts can combine enabled research facts, bound literature evidence, the global outline, and surrounding chapter context.</w:t>
-      </w:r>
-    </w:p>
-    <w:p>
-      <w:pPr>
-        <w:keepLines/>
-        <w:ind w:left="283" w:hanging="227"/>
-      </w:pPr>
-      <w:r>
-        <w:rPr>
-          <w:rFonts w:ascii="Arial" w:hAnsi="Arial" w:eastAsia="Hiragino Sans GB"/>
-          <w:color w:val="25313B"/>
-          <w:sz w:val="21"/>
-        </w:rPr>
-        <w:t>- Planning digests cover facts across all sections; literature profiles use the current topic and planning context, and chapter evidence ranking supports Chinese and English terms.</w:t>
-      </w:r>
-    </w:p>
-    <w:p>
-      <w:pPr>
-        <w:keepLines/>
-        <w:ind w:left="283" w:hanging="227"/>
-      </w:pPr>
-      <w:r>
-        <w:rPr>
-          <w:rFonts w:ascii="Arial" w:hAnsi="Arial" w:eastAsia="Hiragino Sans GB"/>
-          <w:color w:val="25313B"/>
-          <w:sz w:val="21"/>
-        </w:rPr>
-        <w:t>- Large literature libraries are reviewed in ordered profile batches and hierarchically consolidated instead of being reduced to a fixed prefix.</w:t>
-      </w:r>
-    </w:p>
-    <w:p>
-      <w:pPr>
-        <w:keepLines/>
-        <w:ind w:left="283" w:hanging="227"/>
-      </w:pPr>
-      <w:r>
-        <w:rPr>
-          <w:rFonts w:ascii="Arial" w:hAnsi="Arial" w:eastAsia="Hiragino Sans GB"/>
-          <w:color w:val="25313B"/>
-          <w:sz w:val="21"/>
-        </w:rPr>
-        <w:t>- FormatSpec controls only strictly validated data fields; template behavior depends on the selected mode, and a natural-language format prompt must first produce a selected valid specification.</w:t>
-      </w:r>
-    </w:p>
-    <w:p>
-      <w:pPr>
-        <w:keepLines/>
-        <w:ind w:left="283" w:hanging="227"/>
-      </w:pPr>
-      <w:r>
-        <w:rPr>
-          <w:rFonts w:ascii="Arial" w:hAnsi="Arial" w:eastAsia="Hiragino Sans GB"/>
-          <w:color w:val="25313B"/>
-          <w:sz w:val="21"/>
-        </w:rPr>
-        <w:t>- README and manuals now describe complete-chapter memory extraction and compact-summary use without promising that models never forget or conflict.</w:t>
-      </w:r>
-    </w:p>
-    <w:p>
-      <w:pPr>
-        <w:pStyle w:val="Heading2"/>
-        <w:keepNext/>
-      </w:pPr>
-      <w:r>
-        <w:rPr>
-          <w:rFonts w:ascii="Arial" w:hAnsi="Arial" w:eastAsia="Hiragino Sans GB"/>
-          <w:b/>
-          <w:color w:val="173A56"/>
-          <w:sz w:val="24"/>
-        </w:rPr>
-        <w:t>Fixed</w:t>
-      </w:r>
-    </w:p>
-    <w:p>
-      <w:pPr>
-        <w:keepLines/>
-        <w:ind w:left="283" w:hanging="227"/>
-      </w:pPr>
-      <w:r>
-        <w:rPr>
-          <w:rFonts w:ascii="Arial" w:hAnsi="Arial" w:eastAsia="Hiragino Sans GB"/>
-          <w:color w:val="25313B"/>
-          <w:sz w:val="21"/>
-        </w:rPr>
-        <w:t>- Chapter memory no longer analyzes only the first 3,000 characters: long chapters are processed in order before synthesis, and failures preserve the old memory.</w:t>
-      </w:r>
-    </w:p>
-    <w:p>
-      <w:pPr>
-        <w:keepLines/>
-        <w:ind w:left="283" w:hanging="227"/>
-      </w:pPr>
-      <w:r>
-        <w:rPr>
-          <w:rFonts w:ascii="Arial" w:hAnsi="Arial" w:eastAsia="Hiragino Sans GB"/>
-          <w:color w:val="25313B"/>
-          <w:sz w:val="21"/>
-        </w:rPr>
-        <w:t>- Clearing literature records is separated from deleting imported originals; deletion is constrained to managed raw_files/ paths and reports partial failures.</w:t>
-      </w:r>
-    </w:p>
-    <w:p>
-      <w:pPr>
-        <w:keepLines/>
-        <w:ind w:left="283" w:hanging="227"/>
-      </w:pPr>
-      <w:r>
-        <w:rPr>
-          <w:rFonts w:ascii="Arial" w:hAnsi="Arial" w:eastAsia="Hiragino Sans GB"/>
-          <w:color w:val="25313B"/>
-          <w:sz w:val="21"/>
-        </w:rPr>
-        <w:t>- Failed literature analysis does not replace the prior valid profile or evidence; legacy records can be re-analyzed when their source file exists.</w:t>
-      </w:r>
-    </w:p>
-    <w:p>
-      <w:pPr>
-        <w:keepLines/>
-        <w:ind w:left="283" w:hanging="227"/>
-      </w:pPr>
-      <w:r>
-        <w:rPr>
-          <w:rFonts w:ascii="Arial" w:hAnsi="Arial" w:eastAsia="Hiragino Sans GB"/>
-          <w:color w:val="25313B"/>
-          <w:sz w:val="21"/>
-        </w:rPr>
-        <w:t>- Accepted Smart Inbox facts now persist the user-editable role field.</w:t>
-      </w:r>
-    </w:p>
-    <w:p>
-      <w:pPr>
-        <w:keepLines/>
-        <w:ind w:left="283" w:hanging="227"/>
-      </w:pPr>
-      <w:r>
-        <w:rPr>
-          <w:rFonts w:ascii="Arial" w:hAnsi="Arial" w:eastAsia="Hiragino Sans GB"/>
-          <w:color w:val="25313B"/>
-          <w:sz w:val="21"/>
-        </w:rPr>
-        <w:t>- Restored the manual's document-flow layout and Lumielle poster asset after a visual regression.</w:t>
-      </w:r>
-    </w:p>
-    <w:p>
-      <w:pPr>
-        <w:pStyle w:val="Heading2"/>
-        <w:keepNext/>
-      </w:pPr>
-      <w:r>
-        <w:rPr>
-          <w:rFonts w:ascii="Arial" w:hAnsi="Arial" w:eastAsia="Hiragino Sans GB"/>
-          <w:b/>
-          <w:color w:val="173A56"/>
-          <w:sz w:val="24"/>
-        </w:rPr>
-        <w:t>v1.0.1 — 2026-09-27 · Added / Changed / Fixed</w:t>
-      </w:r>
-    </w:p>
-    <w:p>
-      <w:pPr>
-        <w:keepLines/>
-        <w:ind w:left="283" w:hanging="227"/>
-      </w:pPr>
-      <w:r>
-        <w:rPr>
-          <w:rFonts w:ascii="Arial" w:hAnsi="Arial" w:eastAsia="Hiragino Sans GB"/>
-          <w:color w:val="25313B"/>
-          <w:sz w:val="21"/>
-        </w:rPr>
-        <w:t>- Added the canonical SemVer source version.py and displayed the application version in both locales.</w:t>
-      </w:r>
-    </w:p>
-    <w:p>
-      <w:pPr>
-        <w:keepLines/>
-        <w:ind w:left="283" w:hanging="227"/>
-      </w:pPr>
-      <w:r>
-        <w:rPr>
-          <w:rFonts w:ascii="Arial" w:hAnsi="Arial" w:eastAsia="Hiragino Sans GB"/>
-          <w:color w:val="25313B"/>
-          <w:sz w:val="21"/>
-        </w:rPr>
-        <w:t>- Added regression tests and Python 3.12 GitHub Actions CI.</w:t>
-      </w:r>
-    </w:p>
-    <w:p>
-      <w:pPr>
-        <w:keepLines/>
-        <w:ind w:left="283" w:hanging="227"/>
-      </w:pPr>
-      <w:r>
-        <w:rPr>
-          <w:rFonts w:ascii="Arial" w:hAnsi="Arial" w:eastAsia="Hiragino Sans GB"/>
-          <w:color w:val="25313B"/>
-          <w:sz w:val="21"/>
-        </w:rPr>
-        <w:t>- Drafts retain reference snapshots and mappings for citation export.</w:t>
-      </w:r>
-    </w:p>
-    <w:p>
-      <w:pPr>
-        <w:keepLines/>
-        <w:ind w:left="283" w:hanging="227"/>
-      </w:pPr>
-      <w:r>
-        <w:rPr>
-          <w:rFonts w:ascii="Arial" w:hAnsi="Arial" w:eastAsia="Hiragino Sans GB"/>
-          <w:color w:val="25313B"/>
-          <w:sz w:val="21"/>
-        </w:rPr>
-        <w:t>- Replaced model-generated chart code execution with validated chart specifications and trusted local rendering.</w:t>
-      </w:r>
-    </w:p>
-    <w:p>
-      <w:pPr>
-        <w:keepLines/>
-        <w:ind w:left="283" w:hanging="227"/>
-      </w:pPr>
-      <w:r>
-        <w:rPr>
-          <w:rFonts w:ascii="Arial" w:hAnsi="Arial" w:eastAsia="Hiragino Sans GB"/>
-          <w:color w:val="25313B"/>
-          <w:sz w:val="21"/>
-        </w:rPr>
-        <w:t>- Added ordered chunk parsing for complete Research Foundation documents and manuscript reverse engineering.</w:t>
-      </w:r>
-    </w:p>
-    <w:p>
-      <w:pPr>
-        <w:keepLines/>
-        <w:ind w:left="283" w:hanging="227"/>
-      </w:pPr>
-      <w:r>
-        <w:rPr>
-          <w:rFonts w:ascii="Arial" w:hAnsi="Arial" w:eastAsia="Hiragino Sans GB"/>
-          <w:color w:val="25313B"/>
-          <w:sz w:val="21"/>
-        </w:rPr>
-        <w:t>- Chapter prompts receive the global outline, upstream context, and downstream written content or boundaries.</w:t>
-      </w:r>
-    </w:p>
-    <w:p>
-      <w:pPr>
-        <w:keepLines/>
-        <w:ind w:left="283" w:hanging="227"/>
-      </w:pPr>
-      <w:r>
-        <w:rPr>
-          <w:rFonts w:ascii="Arial" w:hAnsi="Arial" w:eastAsia="Hiragino Sans GB"/>
-          <w:color w:val="25313B"/>
-          <w:sz w:val="21"/>
-        </w:rPr>
-        <w:t>- Saved custom style prompts are interpolated; English word counts use word tokens; English defaults initialize in prompts.json without replacing existing settings.</w:t>
-      </w:r>
-    </w:p>
-    <w:p>
-      <w:pPr>
-        <w:keepLines/>
-        <w:ind w:left="283" w:hanging="227"/>
-      </w:pPr>
-      <w:r>
-        <w:rPr>
-          <w:rFonts w:ascii="Arial" w:hAnsi="Arial" w:eastAsia="Hiragino Sans GB"/>
-          <w:color w:val="25313B"/>
-          <w:sz w:val="21"/>
-        </w:rPr>
-        <w:t>- Word export uses a global ordered citation registry and saved draft snapshots, with a legacy binding fallback.</w:t>
-      </w:r>
-    </w:p>
-    <w:p>
-      <w:pPr>
-        <w:keepLines/>
-        <w:ind w:left="283" w:hanging="227"/>
-      </w:pPr>
-      <w:r>
-        <w:rPr>
-          <w:rFonts w:ascii="Arial" w:hAnsi="Arial" w:eastAsia="Hiragino Sans GB"/>
-          <w:color w:val="25313B"/>
-          <w:sz w:val="21"/>
-        </w:rPr>
-        <w:t>- LLM failures, empty results, failed literature ratings, failed detection, and failed review blocks are kept out of normal saved content; prior valid outlines and reports are preserved on failure.</w:t>
-      </w:r>
-    </w:p>
-    <w:p>
-      <w:pPr>
-        <w:keepLines/>
-        <w:ind w:left="283" w:hanging="227"/>
-      </w:pPr>
-      <w:r>
-        <w:rPr>
-          <w:rFonts w:ascii="Arial" w:hAnsi="Arial" w:eastAsia="Hiragino Sans GB"/>
-          <w:color w:val="25313B"/>
-          <w:sz w:val="21"/>
-        </w:rPr>
-        <w:t>- Fixed macOS first-run environment creation using the bundled uv runtime and a pip-enabled environment.</w:t>
-      </w:r>
-    </w:p>
-    <w:p>
-      <w:pPr>
-        <w:keepLines/>
-        <w:ind w:left="283" w:hanging="227"/>
-      </w:pPr>
-      <w:r>
-        <w:rPr>
-          <w:rFonts w:ascii="Arial" w:hAnsi="Arial" w:eastAsia="Hiragino Sans GB"/>
-          <w:color w:val="25313B"/>
-          <w:sz w:val="21"/>
-        </w:rPr>
-        <w:t>- Removed non-commercial wording that conflicted with the MIT License; no core user workflow was removed.</w:t>
-      </w:r>
-    </w:p>
-    <w:p>
-      <w:pPr>
-        <w:pStyle w:val="Heading2"/>
-        <w:keepNext/>
-      </w:pPr>
-      <w:r>
-        <w:rPr>
-          <w:rFonts w:ascii="Arial" w:hAnsi="Arial" w:eastAsia="Hiragino Sans GB"/>
-          <w:b/>
-          <w:color w:val="173A56"/>
-          <w:sz w:val="24"/>
+          <w:color w:val="665184"/>
+          <w:sz w:val="26"/>
         </w:rPr>
         <w:t>v1.0.0 — 2026-08-26</w:t>
       </w:r>
     </w:p>
     <w:p>
       <w:pPr>
-        <w:keepLines/>
+        <w:spacing w:after="80" w:line="274" w:lineRule="auto"/>
       </w:pPr>
       <w:r>
         <w:rPr>
-          <w:rFonts w:ascii="Arial" w:hAnsi="Arial" w:eastAsia="Hiragino Sans GB"/>
-          <w:color w:val="25313B"/>
-          <w:sz w:val="21"/>
+          <w:rFonts w:ascii="Arial" w:hAnsi="Arial" w:eastAsia="Arial"/>
+          <w:b w:val="0"/>
+          <w:color w:val="34323A"/>
+          <w:sz w:val="20"/>
         </w:rPr>
-        <w:t>Initial public release with Chinese and English desktop versions for macOS and Windows. Historical release dates are retained; v1.1.0 remains Unreleased until formally approved.</w:t>
+        <w:t>First public release with Chinese and English packages for macOS and Windows.</w:t>
       </w:r>
     </w:p>
     <w:sectPr>
       <w:footerReference w:type="default" r:id="rId9"/>
-      <w:pgSz w:w="11906" w:h="16838"/>
-      <w:pgMar w:top="1077" w:right="1191" w:bottom="1077" w:left="1191" w:header="454" w:footer="454" w:gutter="0"/>
+      <w:headerReference w:type="default" r:id="rId11"/>
+      <w:pgSz w:w="11909" w:h="16834"/>
+      <w:pgMar w:top="907" w:right="1037" w:bottom="893" w:left="1037" w:header="432" w:footer="461" w:gutter="0"/>
       <w:cols w:space="720"/>
       <w:docGrid w:linePitch="360"/>
     </w:sectPr>
@@ -1648,36 +5326,40 @@
 <w:ftr xmlns:m="http://schemas.openxmlformats.org/officeDocument/2006/math" xmlns:mc="http://schemas.openxmlformats.org/markup-compatibility/2006" xmlns:mo="http://schemas.microsoft.com/office/mac/office/2008/main" xmlns:mv="urn:schemas-microsoft-com:mac:vml" xmlns:o="urn:schemas-microsoft-com:office:office" xmlns:r="http://schemas.openxmlformats.org/officeDocument/2006/relationships" xmlns:v="urn:schemas-microsoft-com:vml" xmlns:w10="urn:schemas-microsoft-com:office:word" xmlns:w14="http://schemas.microsoft.com/office/word/2010/wordml" xmlns:w="http://schemas.openxmlformats.org/wordprocessingml/2006/main" xmlns:wne="http://schemas.microsoft.com/office/word/2006/wordml" xmlns:wp14="http://schemas.microsoft.com/office/word/2010/wordprocessingDrawing" xmlns:wp="http://schemas.openxmlformats.org/drawingml/2006/wordprocessingDrawing" xmlns:wpc="http://schemas.microsoft.com/office/word/2010/wordprocessingCanvas" xmlns:wpg="http://schemas.microsoft.com/office/word/2010/wordprocessingGroup" xmlns:wpi="http://schemas.microsoft.com/office/word/2010/wordprocessingInk" xmlns:wps="http://schemas.microsoft.com/office/word/2010/wordprocessingShape" mc:Ignorable="w14 wp14">
   <w:p>
     <w:pPr>
-      <w:pStyle w:val="Footer"/>
-      <w:spacing w:before="0" w:after="0"/>
       <w:jc w:val="center"/>
     </w:pPr>
     <w:r>
       <w:rPr>
-        <w:rFonts w:ascii="Arial" w:hAnsi="Arial" w:eastAsia="Hiragino Sans GB"/>
-        <w:color w:val="617386"/>
+        <w:rFonts w:ascii="Arial" w:hAnsi="Arial" w:eastAsia="Arial"/>
+        <w:b w:val="0"/>
+        <w:color w:val="716D79"/>
         <w:sz w:val="16"/>
       </w:rPr>
-      <w:t xml:space="preserve">Lumielle Academic Assistant · User Guide · Page </w:t>
+      <w:t xml:space="preserve">v1.1.0  ·  </w:t>
     </w:r>
+    <w:fldSimple w:instr="PAGE"/>
+  </w:p>
+</w:ftr>
+</file>
+
+<file path=word/header1.xml><?xml version="1.0" encoding="utf-8"?>
+<w:hdr xmlns:m="http://schemas.openxmlformats.org/officeDocument/2006/math" xmlns:mc="http://schemas.openxmlformats.org/markup-compatibility/2006" xmlns:mo="http://schemas.microsoft.com/office/mac/office/2008/main" xmlns:mv="urn:schemas-microsoft-com:mac:vml" xmlns:o="urn:schemas-microsoft-com:office:office" xmlns:r="http://schemas.openxmlformats.org/officeDocument/2006/relationships" xmlns:v="urn:schemas-microsoft-com:vml" xmlns:w10="urn:schemas-microsoft-com:office:word" xmlns:w14="http://schemas.microsoft.com/office/word/2010/wordml" xmlns:w="http://schemas.openxmlformats.org/wordprocessingml/2006/main" xmlns:wne="http://schemas.microsoft.com/office/word/2006/wordml" xmlns:wp14="http://schemas.microsoft.com/office/word/2010/wordprocessingDrawing" xmlns:wp="http://schemas.openxmlformats.org/drawingml/2006/wordprocessingDrawing" xmlns:wpc="http://schemas.microsoft.com/office/word/2010/wordprocessingCanvas" xmlns:wpg="http://schemas.microsoft.com/office/word/2010/wordprocessingGroup" xmlns:wpi="http://schemas.microsoft.com/office/word/2010/wordprocessingInk" xmlns:wps="http://schemas.microsoft.com/office/word/2010/wordprocessingShape" mc:Ignorable="w14 wp14">
+  <w:p>
+    <w:pPr>
+      <w:spacing w:after="0"/>
+      <w:jc w:val="right"/>
+    </w:pPr>
     <w:r>
-      <w:fldChar w:fldCharType="begin"/>
-      <w:instrText xml:space="preserve"> PAGE </w:instrText>
-      <w:fldChar w:fldCharType="separate"/>
-      <w:r>
-        <w:t>1</w:t>
-      </w:r>
-      <w:fldChar w:fldCharType="end"/>
-    </w:r>
-    <w:r>
-      <w:rPr>
-        <w:rFonts w:ascii="Arial" w:hAnsi="Arial" w:eastAsia="Hiragino Sans GB"/>
-        <w:color w:val="617386"/>
+      <w:rPr>
+        <w:rFonts w:ascii="Arial" w:hAnsi="Arial" w:eastAsia="Arial"/>
+        <w:b w:val="0"/>
+        <w:color w:val="716D79"/>
         <w:sz w:val="16"/>
       </w:rPr>
+      <w:t>LUMIELLE  /  USER GUIDE</w:t>
     </w:r>
   </w:p>
-</w:ftr>
+</w:hdr>
 </file>
 
 <file path=word/numbering.xml><?xml version="1.0" encoding="utf-8"?>
@@ -2045,12 +5727,12 @@
     <w:rsid w:val="00FC693F"/>
     <w:pPr>
       <w:widowControl/>
-      <w:spacing w:after="86" w:line="305" w:lineRule="auto"/>
+      <w:spacing w:after="80" w:line="274" w:lineRule="auto"/>
     </w:pPr>
     <w:rPr>
-      <w:rFonts w:ascii="Arial" w:hAnsi="Arial" w:eastAsia="Hiragino Sans GB"/>
-      <w:color w:val="25313B"/>
-      <w:sz w:val="21"/>
+      <w:rFonts w:ascii="Arial" w:hAnsi="Arial" w:eastAsia="Arial"/>
+      <w:color w:val="34323A"/>
+      <w:sz w:val="20"/>
     </w:rPr>
   </w:style>
   <w:style w:type="paragraph" w:styleId="Header">
@@ -2113,11 +5795,11 @@
       <w:outlineLvl w:val="0"/>
     </w:pPr>
     <w:rPr>
-      <w:rFonts w:asciiTheme="majorHAnsi" w:eastAsiaTheme="majorEastAsia" w:hAnsiTheme="majorHAnsi" w:cstheme="majorBidi" w:ascii="Arial" w:hAnsi="Arial" w:eastAsia="Hiragino Sans GB"/>
+      <w:rFonts w:asciiTheme="majorHAnsi" w:eastAsiaTheme="majorEastAsia" w:hAnsiTheme="majorHAnsi" w:cstheme="majorBidi" w:ascii="Arial" w:hAnsi="Arial" w:eastAsia="Arial"/>
       <w:b/>
       <w:bCs/>
-      <w:color w:val="454B7C"/>
-      <w:sz w:val="30"/>
+      <w:color w:val="4E3D68"/>
+      <w:sz w:val="38"/>
       <w:szCs w:val="28"/>
     </w:rPr>
   </w:style>
@@ -2138,11 +5820,11 @@
       <w:outlineLvl w:val="1"/>
     </w:pPr>
     <w:rPr>
-      <w:rFonts w:asciiTheme="majorHAnsi" w:eastAsiaTheme="majorEastAsia" w:hAnsiTheme="majorHAnsi" w:cstheme="majorBidi" w:ascii="Arial" w:hAnsi="Arial" w:eastAsia="Hiragino Sans GB"/>
+      <w:rFonts w:asciiTheme="majorHAnsi" w:eastAsiaTheme="majorEastAsia" w:hAnsiTheme="majorHAnsi" w:cstheme="majorBidi" w:ascii="Arial" w:hAnsi="Arial" w:eastAsia="Arial"/>
       <w:b/>
       <w:bCs/>
-      <w:color w:val="173A56"/>
-      <w:sz w:val="24"/>
+      <w:color w:val="665184"/>
+      <w:sz w:val="26"/>
       <w:szCs w:val="26"/>
     </w:rPr>
   </w:style>
@@ -2159,15 +5841,15 @@
       <w:keepNext/>
       <w:keepLines/>
       <w:pageBreakBefore w:val="0"/>
-      <w:spacing w:before="120" w:after="40"/>
+      <w:spacing w:before="100" w:after="40"/>
       <w:outlineLvl w:val="2"/>
     </w:pPr>
     <w:rPr>
-      <w:rFonts w:asciiTheme="majorHAnsi" w:eastAsiaTheme="majorEastAsia" w:hAnsiTheme="majorHAnsi" w:cstheme="majorBidi" w:ascii="Arial" w:hAnsi="Arial" w:eastAsia="Hiragino Sans GB"/>
+      <w:rFonts w:asciiTheme="majorHAnsi" w:eastAsiaTheme="majorEastAsia" w:hAnsiTheme="majorHAnsi" w:cstheme="majorBidi" w:ascii="Arial" w:hAnsi="Arial" w:eastAsia="Arial"/>
       <w:b/>
       <w:bCs/>
-      <w:color w:val="167F83"/>
-      <w:sz w:val="21"/>
+      <w:color w:val="34323A"/>
+      <w:sz w:val="22"/>
     </w:rPr>
   </w:style>
   <w:style w:type="paragraph" w:styleId="Heading4">
@@ -2402,17 +6084,17 @@
       <w:pBdr>
         <w:bottom w:val="single" w:sz="8" w:space="4" w:color="4F81BD" w:themeColor="accent1"/>
       </w:pBdr>
-      <w:spacing w:after="240" w:line="240" w:lineRule="auto"/>
+      <w:spacing w:after="200" w:line="240" w:lineRule="auto" w:before="0"/>
       <w:contextualSpacing/>
       <w:jc w:val="center"/>
     </w:pPr>
     <w:rPr>
-      <w:rFonts w:asciiTheme="majorHAnsi" w:eastAsiaTheme="majorEastAsia" w:hAnsiTheme="majorHAnsi" w:cstheme="majorBidi" w:ascii="Arial" w:hAnsi="Arial" w:eastAsia="Hiragino Sans GB"/>
+      <w:rFonts w:asciiTheme="majorHAnsi" w:eastAsiaTheme="majorEastAsia" w:hAnsiTheme="majorHAnsi" w:cstheme="majorBidi" w:ascii="Arial" w:hAnsi="Arial" w:eastAsia="Arial"/>
       <w:b/>
-      <w:color w:val="173A56"/>
+      <w:color w:val="4E3D68"/>
       <w:spacing w:val="5"/>
       <w:kern w:val="28"/>
-      <w:sz w:val="54"/>
+      <w:sz w:val="58"/>
       <w:szCs w:val="52"/>
     </w:rPr>
   </w:style>
@@ -2444,16 +6126,17 @@
       <w:numPr>
         <w:ilvl w:val="1"/>
       </w:numPr>
-      <w:spacing w:after="220"/>
+      <w:spacing w:after="160" w:before="0"/>
       <w:jc w:val="center"/>
     </w:pPr>
     <w:rPr>
-      <w:rFonts w:asciiTheme="majorHAnsi" w:eastAsiaTheme="majorEastAsia" w:hAnsiTheme="majorHAnsi" w:cstheme="majorBidi" w:ascii="Arial" w:hAnsi="Arial" w:eastAsia="Hiragino Sans GB"/>
+      <w:rFonts w:asciiTheme="majorHAnsi" w:eastAsiaTheme="majorEastAsia" w:hAnsiTheme="majorHAnsi" w:cstheme="majorBidi" w:ascii="Arial" w:hAnsi="Arial" w:eastAsia="Arial"/>
+      <w:b w:val="0"/>
       <w:i/>
       <w:iCs/>
-      <w:color w:val="617386"/>
+      <w:color w:val="716D79"/>
       <w:spacing w:val="15"/>
-      <w:sz w:val="24"/>
+      <w:sz w:val="28"/>
       <w:szCs w:val="24"/>
     </w:rPr>
   </w:style>

--- a/docs/source/User_Guide_EN.docx
+++ b/docs/source/User_Guide_EN.docx
@@ -966,7 +966,7 @@
           <w:color w:val="34323A"/>
           <w:sz w:val="19"/>
         </w:rPr>
-        <w:t>Windows: extract the downloaded ZIP, open the extracted folder, and double-click Launch.bat. The Chinese package uses 一键启动.bat.</w:t>
+        <w:t>Windows: right-click the downloaded ZIP and choose “Extract All…”. In the dialog, click “Extract,” then open the extracted folder and double-click Launch.bat. The Chinese package uses 一键启动.bat.</w:t>
       </w:r>
     </w:p>
     <w:p>

--- a/docs/source/User_Guide_EN.docx
+++ b/docs/source/User_Guide_EN.docx
@@ -70,7 +70,7 @@
                 <w:color w:val="77727F"/>
                 <w:sz w:val="18"/>
               </w:rPr>
-              <w:t>v1.1.0 · Unreleased</w:t>
+              <w:t>v1.1.0 · 2026-09-29</w:t>
             </w:r>
           </w:p>
         </w:tc>
@@ -6577,7 +6577,7 @@
         <w:pStyle w:val="Heading2"/>
       </w:pPr>
       <w:r>
-        <w:t>v1.1.0 — Unreleased</w:t>
+        <w:t>v1.1.0 — 2026-09-29</w:t>
       </w:r>
     </w:p>
     <w:p>
@@ -6590,7 +6590,7 @@
           <w:color w:val="2E2E35"/>
           <w:sz w:val="20"/>
         </w:rPr>
-        <w:t>Current development version. No final v1.1.0 tag or GitHub Release has been created yet.</w:t>
+        <w:t>Release date: 2026-09-29.</w:t>
       </w:r>
     </w:p>
     <w:p>
